--- a/Lab02/reports/relatorio_final.docx
+++ b/Lab02/reports/relatorio_final.docx
@@ -2,110 +2,382 @@
 <file path=word/document.xml><?xml version="1.0" encoding="utf-8"?>
 <w:document xmlns:wpc="http://schemas.microsoft.com/office/word/2010/wordprocessingCanvas" xmlns:mo="http://schemas.microsoft.com/office/mac/office/2008/main" xmlns:mc="http://schemas.openxmlformats.org/markup-compatibility/2006" xmlns:mv="urn:schemas-microsoft-com:mac:vml" xmlns:o="urn:schemas-microsoft-com:office:office" xmlns:r="http://schemas.openxmlformats.org/officeDocument/2006/relationships" xmlns:m="http://schemas.openxmlformats.org/officeDocument/2006/math" xmlns:v="urn:schemas-microsoft-com:vml" xmlns:wp14="http://schemas.microsoft.com/office/word/2010/wordprocessingDrawing" xmlns:wp="http://schemas.openxmlformats.org/drawingml/2006/wordprocessingDrawing" xmlns:w10="urn:schemas-microsoft-com:office:word" xmlns:w="http://schemas.openxmlformats.org/wordprocessingml/2006/main" xmlns:w14="http://schemas.microsoft.com/office/word/2010/wordml" xmlns:wpg="http://schemas.microsoft.com/office/word/2010/wordprocessingGroup" xmlns:wpi="http://schemas.microsoft.com/office/word/2010/wordprocessingInk" xmlns:wne="http://schemas.microsoft.com/office/word/2006/wordml" xmlns:wps="http://schemas.microsoft.com/office/word/2010/wordprocessingShape" mc:Ignorable="w14 wp14">
   <w:body>
+    <w:p/>
+    <w:p/>
+    <w:p/>
+    <w:p/>
     <w:p>
       <w:pPr>
-        <w:pStyle w:val="Title"/>
+        <w:spacing w:after="120" w:before="0"/>
         <w:jc w:val="center"/>
       </w:pPr>
       <w:r>
-        <w:t>Relatório Final</w:t>
+        <w:rPr>
+          <w:rFonts w:ascii="Times New Roman" w:hAnsi="Times New Roman"/>
+          <w:b/>
+          <w:i w:val="0"/>
+          <w:sz w:val="24"/>
+        </w:rPr>
+        <w:t>PONTIFÍCIA UNIVERSIDADE CATÓLICA DE MINAS GERAIS</w:t>
       </w:r>
     </w:p>
     <w:p>
       <w:pPr>
+        <w:spacing w:after="120" w:before="0"/>
         <w:jc w:val="center"/>
       </w:pPr>
       <w:r>
         <w:rPr>
-          <w:b/>
-          <w:sz w:val="30"/>
-        </w:rPr>
-        <w:t>Qualidade interna de repositórios Java populares no GitHub</w:t>
-      </w:r>
-    </w:p>
-    <w:p>
-      <w:pPr>
-        <w:jc w:val="center"/>
-      </w:pPr>
-      <w:r>
-        <w:rPr>
-          <w:i/>
-        </w:rPr>
-        <w:t>Laboratório 02 — análise com CK e correlação entre processo e qualidade</w:t>
-      </w:r>
-    </w:p>
-    <w:p>
-      <w:pPr>
-        <w:pStyle w:val="Heading1"/>
-      </w:pPr>
-      <w:r>
-        <w:t>1. Introdução e hipóteses iniciais</w:t>
-      </w:r>
-    </w:p>
-    <w:p>
-      <w:pPr>
-        <w:spacing w:after="120"/>
-      </w:pPr>
-      <w:r>
-        <w:rPr>
-          <w:rFonts w:ascii="Calibri" w:hAnsi="Calibri"/>
+          <w:rFonts w:ascii="Times New Roman" w:hAnsi="Times New Roman"/>
           <w:b w:val="0"/>
           <w:i w:val="0"/>
           <w:sz w:val="22"/>
         </w:rPr>
-        <w:t>O desenvolvimento colaborativo em projetos open-source pode favorecer a evolução do software, mas também pode expor riscos internos ligados à modularidade, à manutenibilidade e à legibilidade. Neste laboratório, o objetivo foi analisar repositórios Java populares do GitHub e correlacionar características de processo com métricas de qualidade interna calculadas pela ferramenta CK.</w:t>
+        <w:t>Engenharia de Software — Laboratório de Experimentação de Software</w:t>
+      </w:r>
+    </w:p>
+    <w:p/>
+    <w:p/>
+    <w:p>
+      <w:pPr>
+        <w:spacing w:after="120" w:before="0"/>
+        <w:jc w:val="center"/>
+      </w:pPr>
+      <w:r>
+        <w:rPr>
+          <w:rFonts w:ascii="Times New Roman" w:hAnsi="Times New Roman"/>
+          <w:b/>
+          <w:i w:val="0"/>
+          <w:sz w:val="32"/>
+        </w:rPr>
+        <w:t>RELATÓRIO FINAL — LABORATÓRIO 02</w:t>
       </w:r>
     </w:p>
     <w:p>
       <w:pPr>
-        <w:spacing w:after="120"/>
+        <w:spacing w:after="120" w:before="0"/>
+        <w:jc w:val="center"/>
       </w:pPr>
       <w:r>
         <w:rPr>
-          <w:rFonts w:ascii="Calibri" w:hAnsi="Calibri"/>
+          <w:rFonts w:ascii="Times New Roman" w:hAnsi="Times New Roman"/>
           <w:b w:val="0"/>
           <w:i/>
+          <w:sz w:val="26"/>
+        </w:rPr>
+        <w:t>Um Estudo das Características de Qualidade de Sistemas Java</w:t>
+      </w:r>
+    </w:p>
+    <w:p/>
+    <w:p/>
+    <w:p>
+      <w:pPr>
+        <w:spacing w:after="120" w:before="0"/>
+        <w:jc w:val="center"/>
+      </w:pPr>
+      <w:r>
+        <w:rPr>
+          <w:rFonts w:ascii="Times New Roman" w:hAnsi="Times New Roman"/>
+          <w:b w:val="0"/>
+          <w:i w:val="0"/>
           <w:sz w:val="22"/>
         </w:rPr>
-        <w:t>A amostra efetivamente disponível no `report.html` contém 924 repositórios, com 924 registros de CK completos.</w:t>
+        <w:t>Amostra: 924 repositórios Java populares do GitHub</w:t>
       </w:r>
     </w:p>
     <w:p>
       <w:pPr>
-        <w:spacing w:after="120"/>
+        <w:spacing w:after="120" w:before="0"/>
+        <w:jc w:val="center"/>
       </w:pPr>
       <w:r>
         <w:rPr>
-          <w:rFonts w:ascii="Calibri" w:hAnsi="Calibri"/>
+          <w:rFonts w:ascii="Times New Roman" w:hAnsi="Times New Roman"/>
+          <w:b w:val="0"/>
+          <w:i w:val="0"/>
+          <w:sz w:val="22"/>
+        </w:rPr>
+        <w:t>Repositórios com métricas CK completas: 924</w:t>
+      </w:r>
+    </w:p>
+    <w:p/>
+    <w:p/>
+    <w:p/>
+    <w:p/>
+    <w:p/>
+    <w:p/>
+    <w:p>
+      <w:pPr>
+        <w:spacing w:after="120" w:before="0"/>
+        <w:jc w:val="center"/>
+      </w:pPr>
+      <w:r>
+        <w:rPr>
+          <w:rFonts w:ascii="Times New Roman" w:hAnsi="Times New Roman"/>
+          <w:b w:val="0"/>
+          <w:i w:val="0"/>
+          <w:sz w:val="22"/>
+        </w:rPr>
+        <w:t>Professor: João Paulo Carneiro Aramuni</w:t>
+      </w:r>
+    </w:p>
+    <w:p>
+      <w:r>
+        <w:br w:type="page"/>
+      </w:r>
+    </w:p>
+    <w:p>
+      <w:pPr>
+        <w:pStyle w:val="Heading1"/>
+      </w:pPr>
+      <w:r>
+        <w:rPr>
+          <w:rFonts w:ascii="Times New Roman" w:hAnsi="Times New Roman"/>
+          <w:color w:val="000000"/>
+        </w:rPr>
+        <w:t>1. Introdução</w:t>
+      </w:r>
+    </w:p>
+    <w:p>
+      <w:pPr>
+        <w:pStyle w:val="Heading2"/>
+      </w:pPr>
+      <w:r>
+        <w:rPr>
+          <w:rFonts w:ascii="Times New Roman" w:hAnsi="Times New Roman"/>
+          <w:color w:val="000000"/>
+        </w:rPr>
+        <w:t>1.1 Contextualização</w:t>
+      </w:r>
+    </w:p>
+    <w:p>
+      <w:pPr>
+        <w:spacing w:after="120" w:before="0"/>
+      </w:pPr>
+      <w:r>
+        <w:rPr>
+          <w:rFonts w:ascii="Times New Roman" w:hAnsi="Times New Roman"/>
+          <w:b w:val="0"/>
+          <w:i w:val="0"/>
+          <w:sz w:val="22"/>
+        </w:rPr>
+        <w:t>No contexto do desenvolvimento de software open-source, diversos desenvolvedores contribuem simultaneamente para o mesmo projeto. Essa dinâmica colaborativa oferece benefícios como revisão por pares e evolução rápida, mas também pode comprometer atributos internos de qualidade — modularidade, manutenibilidade e legibilidade — caso não haja processos adequados de controle. Ferramentas de análise estática de código, como o CK (Chidamber &amp; Kemerer), permitem mensurar métricas de qualidade orientada a objetos de forma automatizada, viabilizando estudos empíricos em larga escala.</w:t>
+      </w:r>
+    </w:p>
+    <w:p>
+      <w:pPr>
+        <w:pStyle w:val="Heading2"/>
+      </w:pPr>
+      <w:r>
+        <w:rPr>
+          <w:rFonts w:ascii="Times New Roman" w:hAnsi="Times New Roman"/>
+          <w:color w:val="000000"/>
+        </w:rPr>
+        <w:t>1.2 Problema Foco do Experimento</w:t>
+      </w:r>
+    </w:p>
+    <w:p>
+      <w:pPr>
+        <w:spacing w:after="120" w:before="0"/>
+      </w:pPr>
+      <w:r>
+        <w:rPr>
+          <w:rFonts w:ascii="Times New Roman" w:hAnsi="Times New Roman"/>
+          <w:b w:val="0"/>
+          <w:i w:val="0"/>
+          <w:sz w:val="22"/>
+        </w:rPr>
+        <w:t>O problema central é investigar se características observáveis do processo de desenvolvimento — como popularidade, maturidade, frequência de releases e tamanho do código — possuem relação mensurável com a qualidade interna do software, medida por métricas CK de acoplamento (CBO), herança (DIT) e coesão (LCOM).</w:t>
+      </w:r>
+    </w:p>
+    <w:p>
+      <w:pPr>
+        <w:pStyle w:val="Heading2"/>
+      </w:pPr>
+      <w:r>
+        <w:rPr>
+          <w:rFonts w:ascii="Times New Roman" w:hAnsi="Times New Roman"/>
+          <w:color w:val="000000"/>
+        </w:rPr>
+        <w:t>1.3 Questões de Pesquisa</w:t>
+      </w:r>
+    </w:p>
+    <w:p>
+      <w:pPr>
+        <w:pStyle w:val="ListBullet"/>
+      </w:pPr>
+      <w:r>
+        <w:rPr>
+          <w:rFonts w:ascii="Times New Roman" w:hAnsi="Times New Roman"/>
+          <w:b w:val="0"/>
+          <w:i w:val="0"/>
+          <w:sz w:val="22"/>
+        </w:rPr>
+        <w:t>RQ1: Qual a relação entre a popularidade dos repositórios e as suas características de qualidade?</w:t>
+      </w:r>
+    </w:p>
+    <w:p>
+      <w:pPr>
+        <w:pStyle w:val="ListBullet"/>
+      </w:pPr>
+      <w:r>
+        <w:rPr>
+          <w:rFonts w:ascii="Times New Roman" w:hAnsi="Times New Roman"/>
+          <w:b w:val="0"/>
+          <w:i w:val="0"/>
+          <w:sz w:val="22"/>
+        </w:rPr>
+        <w:t>RQ2: Qual a relação entre a maturidade dos repositórios e as suas características de qualidade?</w:t>
+      </w:r>
+    </w:p>
+    <w:p>
+      <w:pPr>
+        <w:pStyle w:val="ListBullet"/>
+      </w:pPr>
+      <w:r>
+        <w:rPr>
+          <w:rFonts w:ascii="Times New Roman" w:hAnsi="Times New Roman"/>
+          <w:b w:val="0"/>
+          <w:i w:val="0"/>
+          <w:sz w:val="22"/>
+        </w:rPr>
+        <w:t>RQ3: Qual a relação entre a atividade dos repositórios e as suas características de qualidade?</w:t>
+      </w:r>
+    </w:p>
+    <w:p>
+      <w:pPr>
+        <w:pStyle w:val="ListBullet"/>
+      </w:pPr>
+      <w:r>
+        <w:rPr>
+          <w:rFonts w:ascii="Times New Roman" w:hAnsi="Times New Roman"/>
+          <w:b w:val="0"/>
+          <w:i w:val="0"/>
+          <w:sz w:val="22"/>
+        </w:rPr>
+        <w:t>RQ4: Qual a relação entre o tamanho dos repositórios e as suas características de qualidade?</w:t>
+      </w:r>
+    </w:p>
+    <w:p>
+      <w:pPr>
+        <w:pStyle w:val="Heading2"/>
+      </w:pPr>
+      <w:r>
+        <w:rPr>
+          <w:rFonts w:ascii="Times New Roman" w:hAnsi="Times New Roman"/>
+          <w:color w:val="000000"/>
+        </w:rPr>
+        <w:t>1.4 Hipóteses</w:t>
+      </w:r>
+    </w:p>
+    <w:p>
+      <w:pPr>
+        <w:pStyle w:val="ListBullet"/>
+      </w:pPr>
+      <w:r>
+        <w:rPr>
+          <w:rFonts w:ascii="Times New Roman" w:hAnsi="Times New Roman"/>
+          <w:b w:val="0"/>
+          <w:i w:val="0"/>
+          <w:sz w:val="22"/>
+        </w:rPr>
+        <w:t>H1: Repositórios mais populares (mais estrelas) apresentam menor acoplamento (CBO) e maior coesão (menor LCOM), pois recebem mais contribuições e revisões da comunidade.</w:t>
+      </w:r>
+    </w:p>
+    <w:p>
+      <w:pPr>
+        <w:pStyle w:val="ListBullet"/>
+      </w:pPr>
+      <w:r>
+        <w:rPr>
+          <w:rFonts w:ascii="Times New Roman" w:hAnsi="Times New Roman"/>
+          <w:b w:val="0"/>
+          <w:i w:val="0"/>
+          <w:sz w:val="22"/>
+        </w:rPr>
+        <w:t>H2: Repositórios mais maduros (mais antigos) possuem métricas de qualidade mais favoráveis, resultado de refatorações acumuladas ao longo do tempo.</w:t>
+      </w:r>
+    </w:p>
+    <w:p>
+      <w:pPr>
+        <w:pStyle w:val="ListBullet"/>
+      </w:pPr>
+      <w:r>
+        <w:rPr>
+          <w:rFonts w:ascii="Times New Roman" w:hAnsi="Times New Roman"/>
+          <w:b w:val="0"/>
+          <w:i w:val="0"/>
+          <w:sz w:val="22"/>
+        </w:rPr>
+        <w:t>H3: Repositórios com mais releases possuem melhor qualidade interna, indicando um processo de evolução contínua e disciplinado.</w:t>
+      </w:r>
+    </w:p>
+    <w:p>
+      <w:pPr>
+        <w:pStyle w:val="ListBullet"/>
+      </w:pPr>
+      <w:r>
+        <w:rPr>
+          <w:rFonts w:ascii="Times New Roman" w:hAnsi="Times New Roman"/>
+          <w:b w:val="0"/>
+          <w:i w:val="0"/>
+          <w:sz w:val="22"/>
+        </w:rPr>
+        <w:t>H4: Repositórios maiores (mais LOC) tendem a apresentar maior acoplamento e menor coesão, dado o aumento natural da complexidade estrutural.</w:t>
+      </w:r>
+    </w:p>
+    <w:p>
+      <w:pPr>
+        <w:pStyle w:val="Heading2"/>
+      </w:pPr>
+      <w:r>
+        <w:rPr>
+          <w:rFonts w:ascii="Times New Roman" w:hAnsi="Times New Roman"/>
+          <w:color w:val="000000"/>
+        </w:rPr>
+        <w:t>1.5 Objetivos</w:t>
+      </w:r>
+    </w:p>
+    <w:p>
+      <w:pPr>
+        <w:spacing w:after="120" w:before="0"/>
+      </w:pPr>
+      <w:r>
+        <w:rPr>
+          <w:rFonts w:ascii="Times New Roman" w:hAnsi="Times New Roman"/>
           <w:b/>
           <w:i w:val="0"/>
           <w:sz w:val="22"/>
         </w:rPr>
-        <w:t>Hipóteses informais:</w:t>
+        <w:t>Objetivo principal:</w:t>
       </w:r>
     </w:p>
     <w:p>
       <w:pPr>
-        <w:pStyle w:val="ListBullet"/>
+        <w:spacing w:after="120" w:before="0"/>
       </w:pPr>
       <w:r>
         <w:rPr>
-          <w:rFonts w:ascii="Calibri" w:hAnsi="Calibri"/>
+          <w:rFonts w:ascii="Times New Roman" w:hAnsi="Times New Roman"/>
+          <w:b w:val="0"/>
+          <w:i w:val="0"/>
           <w:sz w:val="22"/>
         </w:rPr>
-        <w:t>Repositórios mais populares tenderiam a apresentar qualidade interna ligeiramente melhor.</w:t>
+        <w:t>Analisar a relação entre características de processo e métricas de qualidade interna de código em repositórios Java populares do GitHub.</w:t>
       </w:r>
     </w:p>
     <w:p>
       <w:pPr>
-        <w:pStyle w:val="ListBullet"/>
+        <w:spacing w:after="120" w:before="0"/>
       </w:pPr>
       <w:r>
         <w:rPr>
-          <w:rFonts w:ascii="Calibri" w:hAnsi="Calibri"/>
+          <w:rFonts w:ascii="Times New Roman" w:hAnsi="Times New Roman"/>
+          <w:b/>
+          <w:i w:val="0"/>
           <w:sz w:val="22"/>
         </w:rPr>
-        <w:t>Repositórios mais antigos tenderiam a estar mais refinados e, portanto, com métricas internas mais favoráveis.</w:t>
+        <w:t>Objetivos específicos:</w:t>
       </w:r>
     </w:p>
     <w:p>
@@ -114,10 +386,12 @@
       </w:pPr>
       <w:r>
         <w:rPr>
-          <w:rFonts w:ascii="Calibri" w:hAnsi="Calibri"/>
+          <w:rFonts w:ascii="Times New Roman" w:hAnsi="Times New Roman"/>
+          <w:b w:val="0"/>
+          <w:i w:val="0"/>
           <w:sz w:val="22"/>
         </w:rPr>
-        <w:t>Mais releases indicariam um processo de evolução contínua, possivelmente associado a melhor qualidade.</w:t>
+        <w:t>Coletar os 1.000 repositórios Java mais populares do GitHub via API GraphQL.</w:t>
       </w:r>
     </w:p>
     <w:p>
@@ -126,32 +400,92 @@
       </w:pPr>
       <w:r>
         <w:rPr>
-          <w:rFonts w:ascii="Calibri" w:hAnsi="Calibri"/>
+          <w:rFonts w:ascii="Times New Roman" w:hAnsi="Times New Roman"/>
+          <w:b w:val="0"/>
+          <w:i w:val="0"/>
           <w:sz w:val="22"/>
         </w:rPr>
-        <w:t>Repositórios maiores tenderiam a concentrar mais complexidade e, portanto, pior qualidade interna.</w:t>
+        <w:t>Executar a ferramenta CK para obter métricas de qualidade (CBO, DIT, LCOM) por repositório.</w:t>
       </w:r>
     </w:p>
     <w:p>
       <w:pPr>
+        <w:pStyle w:val="ListBullet"/>
+      </w:pPr>
+      <w:r>
+        <w:rPr>
+          <w:rFonts w:ascii="Times New Roman" w:hAnsi="Times New Roman"/>
+          <w:b w:val="0"/>
+          <w:i w:val="0"/>
+          <w:sz w:val="22"/>
+        </w:rPr>
+        <w:t>Calcular estatísticas descritivas (média, mediana, desvio padrão) de todas as métricas.</w:t>
+      </w:r>
+    </w:p>
+    <w:p>
+      <w:pPr>
+        <w:pStyle w:val="ListBullet"/>
+      </w:pPr>
+      <w:r>
+        <w:rPr>
+          <w:rFonts w:ascii="Times New Roman" w:hAnsi="Times New Roman"/>
+          <w:b w:val="0"/>
+          <w:i w:val="0"/>
+          <w:sz w:val="22"/>
+        </w:rPr>
+        <w:t>Aplicar testes de correlação de Spearman para avaliar as relações propostas nas RQs.</w:t>
+      </w:r>
+    </w:p>
+    <w:p>
+      <w:pPr>
+        <w:pStyle w:val="ListBullet"/>
+      </w:pPr>
+      <w:r>
+        <w:rPr>
+          <w:rFonts w:ascii="Times New Roman" w:hAnsi="Times New Roman"/>
+          <w:b w:val="0"/>
+          <w:i w:val="0"/>
+          <w:sz w:val="22"/>
+        </w:rPr>
+        <w:t>Gerar visualizações gráficas e elaborar um relatório final com análise e discussão.</w:t>
+      </w:r>
+    </w:p>
+    <w:p>
+      <w:pPr>
         <w:pStyle w:val="Heading1"/>
       </w:pPr>
       <w:r>
+        <w:rPr>
+          <w:rFonts w:ascii="Times New Roman" w:hAnsi="Times New Roman"/>
+          <w:color w:val="000000"/>
+        </w:rPr>
         <w:t>2. Metodologia</w:t>
       </w:r>
     </w:p>
     <w:p>
       <w:pPr>
-        <w:spacing w:after="120"/>
+        <w:pStyle w:val="Heading2"/>
       </w:pPr>
       <w:r>
         <w:rPr>
-          <w:rFonts w:ascii="Calibri" w:hAnsi="Calibri"/>
+          <w:rFonts w:ascii="Times New Roman" w:hAnsi="Times New Roman"/>
+          <w:color w:val="000000"/>
+        </w:rPr>
+        <w:t>2.1 Passo a Passo do Experimento</w:t>
+      </w:r>
+    </w:p>
+    <w:p>
+      <w:pPr>
+        <w:pStyle w:val="ListBullet"/>
+      </w:pPr>
+      <w:r>
+        <w:rPr>
+          <w:rFonts w:ascii="Times New Roman" w:hAnsi="Times New Roman"/>
           <w:b w:val="0"/>
           <w:i w:val="0"/>
           <w:sz w:val="22"/>
         </w:rPr>
-        <w:t>A coleta original usa a API GraphQL do GitHub para recuperar os repositórios Java mais populares, seguidos de clone local e execução do CK. O `report.html` gerado pela pipeline consolida os dados processuais e as médias das métricas de classe obtidas com o CK. Para este relatório final, a tabela do HTML foi usada como base de análise e os dados foram sumarizados com média, mediana, desvio padrão e correlação de Spearman.</w:t>
+        <w:t>1. Coleta dos repositórios via API GraphQL do GitHub (query: stars:&gt;100, language:Java, excluindo tópicos tutorial/learning/javaguide).</w:t>
       </w:r>
     </w:p>
     <w:p>
@@ -160,76 +494,546 @@
       </w:pPr>
       <w:r>
         <w:rPr>
-          <w:rFonts w:ascii="Calibri" w:hAnsi="Calibri"/>
-          <w:sz w:val="22"/>
-        </w:rPr>
-        <w:t>Métricas de processo: estrelas, idade, releases, linhas de código e linhas de comentário.</w:t>
-      </w:r>
-    </w:p>
-    <w:p>
-      <w:pPr>
-        <w:pStyle w:val="ListBullet"/>
-      </w:pPr>
-      <w:r>
-        <w:rPr>
-          <w:rFonts w:ascii="Calibri" w:hAnsi="Calibri"/>
-          <w:sz w:val="22"/>
-        </w:rPr>
-        <w:t>Métricas de qualidade: CBO, DIT e LCOM.</w:t>
-      </w:r>
-    </w:p>
-    <w:p>
-      <w:pPr>
-        <w:pStyle w:val="ListBullet"/>
-      </w:pPr>
-      <w:r>
-        <w:rPr>
-          <w:rFonts w:ascii="Calibri" w:hAnsi="Calibri"/>
-          <w:sz w:val="22"/>
-        </w:rPr>
-        <w:t>Estatística descritiva: média, mediana e desvio padrão por métrica.</w:t>
-      </w:r>
-    </w:p>
-    <w:p>
-      <w:pPr>
-        <w:pStyle w:val="ListBullet"/>
-      </w:pPr>
-      <w:r>
-        <w:rPr>
-          <w:rFonts w:ascii="Calibri" w:hAnsi="Calibri"/>
-          <w:sz w:val="22"/>
-        </w:rPr>
-        <w:t>Teste estatístico: correlação de Spearman com p-valor.</w:t>
-      </w:r>
-    </w:p>
-    <w:p>
-      <w:pPr>
-        <w:pStyle w:val="Heading1"/>
-      </w:pPr>
-      <w:r>
-        <w:t>3. Resultados</w:t>
-      </w:r>
-    </w:p>
-    <w:p>
-      <w:pPr>
-        <w:pStyle w:val="Heading2"/>
-      </w:pPr>
-      <w:r>
-        <w:t>3.1 Visão geral da amostra</w:t>
-      </w:r>
-    </w:p>
-    <w:p>
-      <w:pPr>
-        <w:spacing w:after="120"/>
-      </w:pPr>
-      <w:r>
-        <w:rPr>
-          <w:rFonts w:ascii="Calibri" w:hAnsi="Calibri"/>
+          <w:rFonts w:ascii="Times New Roman" w:hAnsi="Times New Roman"/>
           <w:b w:val="0"/>
           <w:i w:val="0"/>
           <w:sz w:val="22"/>
         </w:rPr>
-        <w:t>Os dados mostram forte assimetria em LOC, linhas de comentário e LCOM, o que reforça o uso da mediana como medida central em vez de confiar apenas na média. Abaixo, o resumo estatístico da amostra.</w:t>
+        <w:t>2. Clone superficial (depth=1) de cada repositório para o ambiente local.</w:t>
+      </w:r>
+    </w:p>
+    <w:p>
+      <w:pPr>
+        <w:pStyle w:val="ListBullet"/>
+      </w:pPr>
+      <w:r>
+        <w:rPr>
+          <w:rFonts w:ascii="Times New Roman" w:hAnsi="Times New Roman"/>
+          <w:b w:val="0"/>
+          <w:i w:val="0"/>
+          <w:sz w:val="22"/>
+        </w:rPr>
+        <w:t>3. Contagem de linhas de código (LOC) e linhas de comentário usando a ferramenta pygount.</w:t>
+      </w:r>
+    </w:p>
+    <w:p>
+      <w:pPr>
+        <w:pStyle w:val="ListBullet"/>
+      </w:pPr>
+      <w:r>
+        <w:rPr>
+          <w:rFonts w:ascii="Times New Roman" w:hAnsi="Times New Roman"/>
+          <w:b w:val="0"/>
+          <w:i w:val="0"/>
+          <w:sz w:val="22"/>
+        </w:rPr>
+        <w:t>4. Execução da ferramenta CK (versão 0.7.1) sobre o código-fonte Java de cada repositório.</w:t>
+      </w:r>
+    </w:p>
+    <w:p>
+      <w:pPr>
+        <w:pStyle w:val="ListBullet"/>
+      </w:pPr>
+      <w:r>
+        <w:rPr>
+          <w:rFonts w:ascii="Times New Roman" w:hAnsi="Times New Roman"/>
+          <w:b w:val="0"/>
+          <w:i w:val="0"/>
+          <w:sz w:val="22"/>
+        </w:rPr>
+        <w:t>5. Sumarização dos CSVs gerados pelo CK (nível de classe): cálculo das médias de CBO, DIT e LCOM.</w:t>
+      </w:r>
+    </w:p>
+    <w:p>
+      <w:pPr>
+        <w:pStyle w:val="ListBullet"/>
+      </w:pPr>
+      <w:r>
+        <w:rPr>
+          <w:rFonts w:ascii="Times New Roman" w:hAnsi="Times New Roman"/>
+          <w:b w:val="0"/>
+          <w:i w:val="0"/>
+          <w:sz w:val="22"/>
+        </w:rPr>
+        <w:t>6. Consolidação de todos os dados em um DataFrame único (dados_brutos.csv).</w:t>
+      </w:r>
+    </w:p>
+    <w:p>
+      <w:pPr>
+        <w:pStyle w:val="ListBullet"/>
+      </w:pPr>
+      <w:r>
+        <w:rPr>
+          <w:rFonts w:ascii="Times New Roman" w:hAnsi="Times New Roman"/>
+          <w:b w:val="0"/>
+          <w:i w:val="0"/>
+          <w:sz w:val="22"/>
+        </w:rPr>
+        <w:t>7. Cálculo de estatísticas descritivas e testes de correlação de Spearman.</w:t>
+      </w:r>
+    </w:p>
+    <w:p>
+      <w:pPr>
+        <w:pStyle w:val="ListBullet"/>
+      </w:pPr>
+      <w:r>
+        <w:rPr>
+          <w:rFonts w:ascii="Times New Roman" w:hAnsi="Times New Roman"/>
+          <w:b w:val="0"/>
+          <w:i w:val="0"/>
+          <w:sz w:val="22"/>
+        </w:rPr>
+        <w:t>8. Geração de gráficos de dispersão e box-plots em preto e branco.</w:t>
+      </w:r>
+    </w:p>
+    <w:p>
+      <w:pPr>
+        <w:pStyle w:val="ListBullet"/>
+      </w:pPr>
+      <w:r>
+        <w:rPr>
+          <w:rFonts w:ascii="Times New Roman" w:hAnsi="Times New Roman"/>
+          <w:b w:val="0"/>
+          <w:i w:val="0"/>
+          <w:sz w:val="22"/>
+        </w:rPr>
+        <w:t>9. Elaboração deste relatório final (DOCX e PDF).</w:t>
+      </w:r>
+    </w:p>
+    <w:p>
+      <w:pPr>
+        <w:pStyle w:val="Heading2"/>
+      </w:pPr>
+      <w:r>
+        <w:rPr>
+          <w:rFonts w:ascii="Times New Roman" w:hAnsi="Times New Roman"/>
+          <w:color w:val="000000"/>
+        </w:rPr>
+        <w:t>2.2 Decisões de Projeto</w:t>
+      </w:r>
+    </w:p>
+    <w:p>
+      <w:pPr>
+        <w:pStyle w:val="ListBullet"/>
+      </w:pPr>
+      <w:r>
+        <w:rPr>
+          <w:rFonts w:ascii="Times New Roman" w:hAnsi="Times New Roman"/>
+          <w:b w:val="0"/>
+          <w:i w:val="0"/>
+          <w:sz w:val="22"/>
+        </w:rPr>
+        <w:t>Utilizou-se clone superficial (depth=1) para reduzir tempo de I/O e espaço em disco.</w:t>
+      </w:r>
+    </w:p>
+    <w:p>
+      <w:pPr>
+        <w:pStyle w:val="ListBullet"/>
+      </w:pPr>
+      <w:r>
+        <w:rPr>
+          <w:rFonts w:ascii="Times New Roman" w:hAnsi="Times New Roman"/>
+          <w:b w:val="0"/>
+          <w:i w:val="0"/>
+          <w:sz w:val="22"/>
+        </w:rPr>
+        <w:t>O filtro de repositórios educacionais foi aplicado na query GraphQL por tópicos e complementado por filtragem por nome do repositório.</w:t>
+      </w:r>
+    </w:p>
+    <w:p>
+      <w:pPr>
+        <w:pStyle w:val="ListBullet"/>
+      </w:pPr>
+      <w:r>
+        <w:rPr>
+          <w:rFonts w:ascii="Times New Roman" w:hAnsi="Times New Roman"/>
+          <w:b w:val="0"/>
+          <w:i w:val="0"/>
+          <w:sz w:val="22"/>
+        </w:rPr>
+        <w:t>A ferramenta CK foi executada em paralelo com ThreadPoolExecutor para melhorar desempenho.</w:t>
+      </w:r>
+    </w:p>
+    <w:p>
+      <w:pPr>
+        <w:pStyle w:val="ListBullet"/>
+      </w:pPr>
+      <w:r>
+        <w:rPr>
+          <w:rFonts w:ascii="Times New Roman" w:hAnsi="Times New Roman"/>
+          <w:b w:val="0"/>
+          <w:i w:val="0"/>
+          <w:sz w:val="22"/>
+        </w:rPr>
+        <w:t>Utilizou-se o teste de Spearman (não paramétrico) dada a assimetria das distribuições observadas.</w:t>
+      </w:r>
+    </w:p>
+    <w:p>
+      <w:pPr>
+        <w:pStyle w:val="ListBullet"/>
+      </w:pPr>
+      <w:r>
+        <w:rPr>
+          <w:rFonts w:ascii="Times New Roman" w:hAnsi="Times New Roman"/>
+          <w:b w:val="0"/>
+          <w:i w:val="0"/>
+          <w:sz w:val="22"/>
+        </w:rPr>
+        <w:t>Repositórios sem arquivos .java ou com falha na execução do CK foram excluídos da análise.</w:t>
+      </w:r>
+    </w:p>
+    <w:p>
+      <w:pPr>
+        <w:pStyle w:val="Heading2"/>
+      </w:pPr>
+      <w:r>
+        <w:rPr>
+          <w:rFonts w:ascii="Times New Roman" w:hAnsi="Times New Roman"/>
+          <w:color w:val="000000"/>
+        </w:rPr>
+        <w:t>2.3 Materiais Utilizados</w:t>
+      </w:r>
+    </w:p>
+    <w:p>
+      <w:pPr>
+        <w:pStyle w:val="ListBullet"/>
+      </w:pPr>
+      <w:r>
+        <w:rPr>
+          <w:rFonts w:ascii="Times New Roman" w:hAnsi="Times New Roman"/>
+          <w:b w:val="0"/>
+          <w:i w:val="0"/>
+          <w:sz w:val="22"/>
+        </w:rPr>
+        <w:t>Linguagem: Python 3.11+</w:t>
+      </w:r>
+    </w:p>
+    <w:p>
+      <w:pPr>
+        <w:pStyle w:val="ListBullet"/>
+      </w:pPr>
+      <w:r>
+        <w:rPr>
+          <w:rFonts w:ascii="Times New Roman" w:hAnsi="Times New Roman"/>
+          <w:b w:val="0"/>
+          <w:i w:val="0"/>
+          <w:sz w:val="22"/>
+        </w:rPr>
+        <w:t>API: GitHub GraphQL API v4</w:t>
+      </w:r>
+    </w:p>
+    <w:p>
+      <w:pPr>
+        <w:pStyle w:val="ListBullet"/>
+      </w:pPr>
+      <w:r>
+        <w:rPr>
+          <w:rFonts w:ascii="Times New Roman" w:hAnsi="Times New Roman"/>
+          <w:b w:val="0"/>
+          <w:i w:val="0"/>
+          <w:sz w:val="22"/>
+        </w:rPr>
+        <w:t>Análise estática: CK 0.7.1 (Chidamber &amp; Kemerer metrics tool)</w:t>
+      </w:r>
+    </w:p>
+    <w:p>
+      <w:pPr>
+        <w:pStyle w:val="ListBullet"/>
+      </w:pPr>
+      <w:r>
+        <w:rPr>
+          <w:rFonts w:ascii="Times New Roman" w:hAnsi="Times New Roman"/>
+          <w:b w:val="0"/>
+          <w:i w:val="0"/>
+          <w:sz w:val="22"/>
+        </w:rPr>
+        <w:t>Contagem de linhas: pygount 1.6+</w:t>
+      </w:r>
+    </w:p>
+    <w:p>
+      <w:pPr>
+        <w:pStyle w:val="ListBullet"/>
+      </w:pPr>
+      <w:r>
+        <w:rPr>
+          <w:rFonts w:ascii="Times New Roman" w:hAnsi="Times New Roman"/>
+          <w:b w:val="0"/>
+          <w:i w:val="0"/>
+          <w:sz w:val="22"/>
+        </w:rPr>
+        <w:t>Análise de dados: pandas, numpy, scipy</w:t>
+      </w:r>
+    </w:p>
+    <w:p>
+      <w:pPr>
+        <w:pStyle w:val="ListBullet"/>
+      </w:pPr>
+      <w:r>
+        <w:rPr>
+          <w:rFonts w:ascii="Times New Roman" w:hAnsi="Times New Roman"/>
+          <w:b w:val="0"/>
+          <w:i w:val="0"/>
+          <w:sz w:val="22"/>
+        </w:rPr>
+        <w:t>Visualização: matplotlib</w:t>
+      </w:r>
+    </w:p>
+    <w:p>
+      <w:pPr>
+        <w:pStyle w:val="ListBullet"/>
+      </w:pPr>
+      <w:r>
+        <w:rPr>
+          <w:rFonts w:ascii="Times New Roman" w:hAnsi="Times New Roman"/>
+          <w:b w:val="0"/>
+          <w:i w:val="0"/>
+          <w:sz w:val="22"/>
+        </w:rPr>
+        <w:t>Relatórios: python-docx, matplotlib (PDF)</w:t>
+      </w:r>
+    </w:p>
+    <w:p>
+      <w:pPr>
+        <w:pStyle w:val="ListBullet"/>
+      </w:pPr>
+      <w:r>
+        <w:rPr>
+          <w:rFonts w:ascii="Times New Roman" w:hAnsi="Times New Roman"/>
+          <w:b w:val="0"/>
+          <w:i w:val="0"/>
+          <w:sz w:val="22"/>
+        </w:rPr>
+        <w:t>Ambiente: Windows, Java 25 LTS</w:t>
+      </w:r>
+    </w:p>
+    <w:p>
+      <w:pPr>
+        <w:pStyle w:val="Heading2"/>
+      </w:pPr>
+      <w:r>
+        <w:rPr>
+          <w:rFonts w:ascii="Times New Roman" w:hAnsi="Times New Roman"/>
+          <w:color w:val="000000"/>
+        </w:rPr>
+        <w:t>2.4 Métodos Utilizados</w:t>
+      </w:r>
+    </w:p>
+    <w:p>
+      <w:pPr>
+        <w:pStyle w:val="ListBullet"/>
+      </w:pPr>
+      <w:r>
+        <w:rPr>
+          <w:rFonts w:ascii="Times New Roman" w:hAnsi="Times New Roman"/>
+          <w:b w:val="0"/>
+          <w:i w:val="0"/>
+          <w:sz w:val="22"/>
+        </w:rPr>
+        <w:t>Estatística descritiva: média, mediana, desvio padrão, mínimo e máximo.</w:t>
+      </w:r>
+    </w:p>
+    <w:p>
+      <w:pPr>
+        <w:pStyle w:val="ListBullet"/>
+      </w:pPr>
+      <w:r>
+        <w:rPr>
+          <w:rFonts w:ascii="Times New Roman" w:hAnsi="Times New Roman"/>
+          <w:b w:val="0"/>
+          <w:i w:val="0"/>
+          <w:sz w:val="22"/>
+        </w:rPr>
+        <w:t>Teste de correlação de Spearman (ρ): mede a associação monotônica entre duas variáveis sem assumir normalidade, adequado para distribuições assimétricas.</w:t>
+      </w:r>
+    </w:p>
+    <w:p>
+      <w:pPr>
+        <w:pStyle w:val="ListBullet"/>
+      </w:pPr>
+      <w:r>
+        <w:rPr>
+          <w:rFonts w:ascii="Times New Roman" w:hAnsi="Times New Roman"/>
+          <w:b w:val="0"/>
+          <w:i w:val="0"/>
+          <w:sz w:val="22"/>
+        </w:rPr>
+        <w:t>p-valor &lt; 0.05 como limiar de significância estatística.</w:t>
+      </w:r>
+    </w:p>
+    <w:p>
+      <w:pPr>
+        <w:pStyle w:val="Heading2"/>
+      </w:pPr>
+      <w:r>
+        <w:rPr>
+          <w:rFonts w:ascii="Times New Roman" w:hAnsi="Times New Roman"/>
+          <w:color w:val="000000"/>
+        </w:rPr>
+        <w:t>2.5 Métricas e suas Unidades</w:t>
+      </w:r>
+    </w:p>
+    <w:p>
+      <w:pPr>
+        <w:spacing w:after="120" w:before="0"/>
+      </w:pPr>
+      <w:r>
+        <w:rPr>
+          <w:rFonts w:ascii="Times New Roman" w:hAnsi="Times New Roman"/>
+          <w:b/>
+          <w:i w:val="0"/>
+          <w:sz w:val="22"/>
+        </w:rPr>
+        <w:t>Métricas de processo:</w:t>
+      </w:r>
+    </w:p>
+    <w:p>
+      <w:pPr>
+        <w:pStyle w:val="ListBullet"/>
+      </w:pPr>
+      <w:r>
+        <w:rPr>
+          <w:rFonts w:ascii="Times New Roman" w:hAnsi="Times New Roman"/>
+          <w:b w:val="0"/>
+          <w:i w:val="0"/>
+          <w:sz w:val="22"/>
+        </w:rPr>
+        <w:t>Popularidade: número de estrelas (stargazerCount) — unidade: contagem.</w:t>
+      </w:r>
+    </w:p>
+    <w:p>
+      <w:pPr>
+        <w:pStyle w:val="ListBullet"/>
+      </w:pPr>
+      <w:r>
+        <w:rPr>
+          <w:rFonts w:ascii="Times New Roman" w:hAnsi="Times New Roman"/>
+          <w:b w:val="0"/>
+          <w:i w:val="0"/>
+          <w:sz w:val="22"/>
+        </w:rPr>
+        <w:t>Maturidade: idade do repositório — unidade: anos (desde a criação).</w:t>
+      </w:r>
+    </w:p>
+    <w:p>
+      <w:pPr>
+        <w:pStyle w:val="ListBullet"/>
+      </w:pPr>
+      <w:r>
+        <w:rPr>
+          <w:rFonts w:ascii="Times New Roman" w:hAnsi="Times New Roman"/>
+          <w:b w:val="0"/>
+          <w:i w:val="0"/>
+          <w:sz w:val="22"/>
+        </w:rPr>
+        <w:t>Atividade: número de releases — unidade: contagem.</w:t>
+      </w:r>
+    </w:p>
+    <w:p>
+      <w:pPr>
+        <w:pStyle w:val="ListBullet"/>
+      </w:pPr>
+      <w:r>
+        <w:rPr>
+          <w:rFonts w:ascii="Times New Roman" w:hAnsi="Times New Roman"/>
+          <w:b w:val="0"/>
+          <w:i w:val="0"/>
+          <w:sz w:val="22"/>
+        </w:rPr>
+        <w:t>Tamanho: linhas de código (LOC) e linhas de comentário — unidade: contagem de linhas.</w:t>
+      </w:r>
+    </w:p>
+    <w:p>
+      <w:pPr>
+        <w:spacing w:after="120" w:before="0"/>
+      </w:pPr>
+      <w:r>
+        <w:rPr>
+          <w:rFonts w:ascii="Times New Roman" w:hAnsi="Times New Roman"/>
+          <w:b/>
+          <w:i w:val="0"/>
+          <w:sz w:val="22"/>
+        </w:rPr>
+        <w:t>Métricas de qualidade (CK):</w:t>
+      </w:r>
+    </w:p>
+    <w:p>
+      <w:pPr>
+        <w:pStyle w:val="ListBullet"/>
+      </w:pPr>
+      <w:r>
+        <w:rPr>
+          <w:rFonts w:ascii="Times New Roman" w:hAnsi="Times New Roman"/>
+          <w:b w:val="0"/>
+          <w:i w:val="0"/>
+          <w:sz w:val="22"/>
+        </w:rPr>
+        <w:t>CBO (Coupling Between Objects): mede o acoplamento entre classes. Valores altos indicam alta dependência entre módulos. Unidade: contagem de classes acopladas.</w:t>
+      </w:r>
+    </w:p>
+    <w:p>
+      <w:pPr>
+        <w:pStyle w:val="ListBullet"/>
+      </w:pPr>
+      <w:r>
+        <w:rPr>
+          <w:rFonts w:ascii="Times New Roman" w:hAnsi="Times New Roman"/>
+          <w:b w:val="0"/>
+          <w:i w:val="0"/>
+          <w:sz w:val="22"/>
+        </w:rPr>
+        <w:t>DIT (Depth of Inheritance Tree): mede a profundidade da árvore de herança. Valores altos indicam hierarquias profundas. Unidade: níveis de herança.</w:t>
+      </w:r>
+    </w:p>
+    <w:p>
+      <w:pPr>
+        <w:pStyle w:val="ListBullet"/>
+      </w:pPr>
+      <w:r>
+        <w:rPr>
+          <w:rFonts w:ascii="Times New Roman" w:hAnsi="Times New Roman"/>
+          <w:b w:val="0"/>
+          <w:i w:val="0"/>
+          <w:sz w:val="22"/>
+        </w:rPr>
+        <w:t>LCOM (Lack of Cohesion of Methods): mede a falta de coesão dos métodos de uma classe. Valores altos indicam classes que poderiam ser decompostas. Unidade: métrica adimensional.</w:t>
+      </w:r>
+    </w:p>
+    <w:p>
+      <w:pPr>
+        <w:pStyle w:val="Heading1"/>
+      </w:pPr>
+      <w:r>
+        <w:rPr>
+          <w:rFonts w:ascii="Times New Roman" w:hAnsi="Times New Roman"/>
+          <w:color w:val="000000"/>
+        </w:rPr>
+        <w:t>3. Visualização dos Resultados</w:t>
+      </w:r>
+    </w:p>
+    <w:p>
+      <w:pPr>
+        <w:pStyle w:val="Heading2"/>
+      </w:pPr>
+      <w:r>
+        <w:rPr>
+          <w:rFonts w:ascii="Times New Roman" w:hAnsi="Times New Roman"/>
+          <w:color w:val="000000"/>
+        </w:rPr>
+        <w:t>3.1 Resumo Estatístico</w:t>
+      </w:r>
+    </w:p>
+    <w:p>
+      <w:pPr>
+        <w:spacing w:after="120" w:before="0"/>
+      </w:pPr>
+      <w:r>
+        <w:rPr>
+          <w:rFonts w:ascii="Times New Roman" w:hAnsi="Times New Roman"/>
+          <w:b w:val="0"/>
+          <w:i w:val="0"/>
+          <w:sz w:val="22"/>
+        </w:rPr>
+        <w:t>A amostra contém 924 repositórios Java, dos quais 924 possuem métricas CK completas. A tabela a seguir apresenta as estatísticas descritivas das métricas coletadas.</w:t>
       </w:r>
     </w:p>
     <w:tbl>
@@ -256,6 +1060,11 @@
           </w:tcPr>
           <w:p>
             <w:r>
+              <w:rPr>
+                <w:rFonts w:ascii="Times New Roman" w:hAnsi="Times New Roman"/>
+                <w:b/>
+                <w:sz w:val="18"/>
+              </w:rPr>
               <w:t>Medida</w:t>
             </w:r>
           </w:p>
@@ -266,6 +1075,11 @@
           </w:tcPr>
           <w:p>
             <w:r>
+              <w:rPr>
+                <w:rFonts w:ascii="Times New Roman" w:hAnsi="Times New Roman"/>
+                <w:b/>
+                <w:sz w:val="18"/>
+              </w:rPr>
               <w:t>Idade</w:t>
             </w:r>
           </w:p>
@@ -276,6 +1090,11 @@
           </w:tcPr>
           <w:p>
             <w:r>
+              <w:rPr>
+                <w:rFonts w:ascii="Times New Roman" w:hAnsi="Times New Roman"/>
+                <w:b/>
+                <w:sz w:val="18"/>
+              </w:rPr>
               <w:t>Estrelas</w:t>
             </w:r>
           </w:p>
@@ -286,6 +1105,11 @@
           </w:tcPr>
           <w:p>
             <w:r>
+              <w:rPr>
+                <w:rFonts w:ascii="Times New Roman" w:hAnsi="Times New Roman"/>
+                <w:b/>
+                <w:sz w:val="18"/>
+              </w:rPr>
               <w:t>Releases</w:t>
             </w:r>
           </w:p>
@@ -296,6 +1120,11 @@
           </w:tcPr>
           <w:p>
             <w:r>
+              <w:rPr>
+                <w:rFonts w:ascii="Times New Roman" w:hAnsi="Times New Roman"/>
+                <w:b/>
+                <w:sz w:val="18"/>
+              </w:rPr>
               <w:t>Linhas de Codigo</w:t>
             </w:r>
           </w:p>
@@ -306,6 +1135,11 @@
           </w:tcPr>
           <w:p>
             <w:r>
+              <w:rPr>
+                <w:rFonts w:ascii="Times New Roman" w:hAnsi="Times New Roman"/>
+                <w:b/>
+                <w:sz w:val="18"/>
+              </w:rPr>
               <w:t>Linhas de Comentario</w:t>
             </w:r>
           </w:p>
@@ -316,6 +1150,11 @@
           </w:tcPr>
           <w:p>
             <w:r>
+              <w:rPr>
+                <w:rFonts w:ascii="Times New Roman" w:hAnsi="Times New Roman"/>
+                <w:b/>
+                <w:sz w:val="18"/>
+              </w:rPr>
               <w:t>CBO</w:t>
             </w:r>
           </w:p>
@@ -326,6 +1165,11 @@
           </w:tcPr>
           <w:p>
             <w:r>
+              <w:rPr>
+                <w:rFonts w:ascii="Times New Roman" w:hAnsi="Times New Roman"/>
+                <w:b/>
+                <w:sz w:val="18"/>
+              </w:rPr>
               <w:t>DIT</w:t>
             </w:r>
           </w:p>
@@ -336,6 +1180,11 @@
           </w:tcPr>
           <w:p>
             <w:r>
+              <w:rPr>
+                <w:rFonts w:ascii="Times New Roman" w:hAnsi="Times New Roman"/>
+                <w:b/>
+                <w:sz w:val="18"/>
+              </w:rPr>
               <w:t>LCOM</w:t>
             </w:r>
           </w:p>
@@ -348,6 +1197,10 @@
           </w:tcPr>
           <w:p>
             <w:r>
+              <w:rPr>
+                <w:rFonts w:ascii="Times New Roman" w:hAnsi="Times New Roman"/>
+                <w:sz w:val="18"/>
+              </w:rPr>
               <w:t>Média</w:t>
             </w:r>
           </w:p>
@@ -358,6 +1211,10 @@
           </w:tcPr>
           <w:p>
             <w:r>
+              <w:rPr>
+                <w:rFonts w:ascii="Times New Roman" w:hAnsi="Times New Roman"/>
+                <w:sz w:val="18"/>
+              </w:rPr>
               <w:t>10.19</w:t>
             </w:r>
           </w:p>
@@ -368,6 +1225,10 @@
           </w:tcPr>
           <w:p>
             <w:r>
+              <w:rPr>
+                <w:rFonts w:ascii="Times New Roman" w:hAnsi="Times New Roman"/>
+                <w:sz w:val="18"/>
+              </w:rPr>
               <w:t>9420.37</w:t>
             </w:r>
           </w:p>
@@ -378,6 +1239,10 @@
           </w:tcPr>
           <w:p>
             <w:r>
+              <w:rPr>
+                <w:rFonts w:ascii="Times New Roman" w:hAnsi="Times New Roman"/>
+                <w:sz w:val="18"/>
+              </w:rPr>
               <w:t>42.18</w:t>
             </w:r>
           </w:p>
@@ -388,6 +1253,10 @@
           </w:tcPr>
           <w:p>
             <w:r>
+              <w:rPr>
+                <w:rFonts w:ascii="Times New Roman" w:hAnsi="Times New Roman"/>
+                <w:sz w:val="18"/>
+              </w:rPr>
               <w:t>86382.12</w:t>
             </w:r>
           </w:p>
@@ -398,6 +1267,10 @@
           </w:tcPr>
           <w:p>
             <w:r>
+              <w:rPr>
+                <w:rFonts w:ascii="Times New Roman" w:hAnsi="Times New Roman"/>
+                <w:sz w:val="18"/>
+              </w:rPr>
               <w:t>39218.4</w:t>
             </w:r>
           </w:p>
@@ -408,6 +1281,10 @@
           </w:tcPr>
           <w:p>
             <w:r>
+              <w:rPr>
+                <w:rFonts w:ascii="Times New Roman" w:hAnsi="Times New Roman"/>
+                <w:sz w:val="18"/>
+              </w:rPr>
               <w:t>5.45</w:t>
             </w:r>
           </w:p>
@@ -418,6 +1295,10 @@
           </w:tcPr>
           <w:p>
             <w:r>
+              <w:rPr>
+                <w:rFonts w:ascii="Times New Roman" w:hAnsi="Times New Roman"/>
+                <w:sz w:val="18"/>
+              </w:rPr>
               <w:t>1.47</w:t>
             </w:r>
           </w:p>
@@ -428,6 +1309,10 @@
           </w:tcPr>
           <w:p>
             <w:r>
+              <w:rPr>
+                <w:rFonts w:ascii="Times New Roman" w:hAnsi="Times New Roman"/>
+                <w:sz w:val="18"/>
+              </w:rPr>
               <w:t>61.64</w:t>
             </w:r>
           </w:p>
@@ -440,6 +1325,10 @@
           </w:tcPr>
           <w:p>
             <w:r>
+              <w:rPr>
+                <w:rFonts w:ascii="Times New Roman" w:hAnsi="Times New Roman"/>
+                <w:sz w:val="18"/>
+              </w:rPr>
               <w:t>Mediana</w:t>
             </w:r>
           </w:p>
@@ -450,6 +1339,10 @@
           </w:tcPr>
           <w:p>
             <w:r>
+              <w:rPr>
+                <w:rFonts w:ascii="Times New Roman" w:hAnsi="Times New Roman"/>
+                <w:sz w:val="18"/>
+              </w:rPr>
               <w:t>10.4</w:t>
             </w:r>
           </w:p>
@@ -460,6 +1353,10 @@
           </w:tcPr>
           <w:p>
             <w:r>
+              <w:rPr>
+                <w:rFonts w:ascii="Times New Roman" w:hAnsi="Times New Roman"/>
+                <w:sz w:val="18"/>
+              </w:rPr>
               <w:t>5826.0</w:t>
             </w:r>
           </w:p>
@@ -470,6 +1367,10 @@
           </w:tcPr>
           <w:p>
             <w:r>
+              <w:rPr>
+                <w:rFonts w:ascii="Times New Roman" w:hAnsi="Times New Roman"/>
+                <w:sz w:val="18"/>
+              </w:rPr>
               <w:t>13.0</w:t>
             </w:r>
           </w:p>
@@ -480,6 +1381,10 @@
           </w:tcPr>
           <w:p>
             <w:r>
+              <w:rPr>
+                <w:rFonts w:ascii="Times New Roman" w:hAnsi="Times New Roman"/>
+                <w:sz w:val="18"/>
+              </w:rPr>
               <w:t>15004.0</w:t>
             </w:r>
           </w:p>
@@ -490,6 +1395,10 @@
           </w:tcPr>
           <w:p>
             <w:r>
+              <w:rPr>
+                <w:rFonts w:ascii="Times New Roman" w:hAnsi="Times New Roman"/>
+                <w:sz w:val="18"/>
+              </w:rPr>
               <w:t>4828.0</w:t>
             </w:r>
           </w:p>
@@ -500,6 +1409,10 @@
           </w:tcPr>
           <w:p>
             <w:r>
+              <w:rPr>
+                <w:rFonts w:ascii="Times New Roman" w:hAnsi="Times New Roman"/>
+                <w:sz w:val="18"/>
+              </w:rPr>
               <w:t>5.39</w:t>
             </w:r>
           </w:p>
@@ -510,6 +1423,10 @@
           </w:tcPr>
           <w:p>
             <w:r>
+              <w:rPr>
+                <w:rFonts w:ascii="Times New Roman" w:hAnsi="Times New Roman"/>
+                <w:sz w:val="18"/>
+              </w:rPr>
               <w:t>1.41</w:t>
             </w:r>
           </w:p>
@@ -520,6 +1437,10 @@
           </w:tcPr>
           <w:p>
             <w:r>
+              <w:rPr>
+                <w:rFonts w:ascii="Times New Roman" w:hAnsi="Times New Roman"/>
+                <w:sz w:val="18"/>
+              </w:rPr>
               <w:t>25.1</w:t>
             </w:r>
           </w:p>
@@ -532,7 +1453,11 @@
           </w:tcPr>
           <w:p>
             <w:r>
-              <w:t>Desvio padrão</w:t>
+              <w:rPr>
+                <w:rFonts w:ascii="Times New Roman" w:hAnsi="Times New Roman"/>
+                <w:sz w:val="18"/>
+              </w:rPr>
+              <w:t>Desvio Padrão</w:t>
             </w:r>
           </w:p>
         </w:tc>
@@ -542,6 +1467,10 @@
           </w:tcPr>
           <w:p>
             <w:r>
+              <w:rPr>
+                <w:rFonts w:ascii="Times New Roman" w:hAnsi="Times New Roman"/>
+                <w:sz w:val="18"/>
+              </w:rPr>
               <w:t>3.18</w:t>
             </w:r>
           </w:p>
@@ -552,6 +1481,10 @@
           </w:tcPr>
           <w:p>
             <w:r>
+              <w:rPr>
+                <w:rFonts w:ascii="Times New Roman" w:hAnsi="Times New Roman"/>
+                <w:sz w:val="18"/>
+              </w:rPr>
               <w:t>10809.66</w:t>
             </w:r>
           </w:p>
@@ -562,6 +1495,10 @@
           </w:tcPr>
           <w:p>
             <w:r>
+              <w:rPr>
+                <w:rFonts w:ascii="Times New Roman" w:hAnsi="Times New Roman"/>
+                <w:sz w:val="18"/>
+              </w:rPr>
               <w:t>90.59</w:t>
             </w:r>
           </w:p>
@@ -572,6 +1509,10 @@
           </w:tcPr>
           <w:p>
             <w:r>
+              <w:rPr>
+                <w:rFonts w:ascii="Times New Roman" w:hAnsi="Times New Roman"/>
+                <w:sz w:val="18"/>
+              </w:rPr>
               <w:t>337735.34</w:t>
             </w:r>
           </w:p>
@@ -582,6 +1523,10 @@
           </w:tcPr>
           <w:p>
             <w:r>
+              <w:rPr>
+                <w:rFonts w:ascii="Times New Roman" w:hAnsi="Times New Roman"/>
+                <w:sz w:val="18"/>
+              </w:rPr>
               <w:t>413154.29</w:t>
             </w:r>
           </w:p>
@@ -592,6 +1537,10 @@
           </w:tcPr>
           <w:p>
             <w:r>
+              <w:rPr>
+                <w:rFonts w:ascii="Times New Roman" w:hAnsi="Times New Roman"/>
+                <w:sz w:val="18"/>
+              </w:rPr>
               <w:t>1.86</w:t>
             </w:r>
           </w:p>
@@ -602,6 +1551,10 @@
           </w:tcPr>
           <w:p>
             <w:r>
+              <w:rPr>
+                <w:rFonts w:ascii="Times New Roman" w:hAnsi="Times New Roman"/>
+                <w:sz w:val="18"/>
+              </w:rPr>
               <w:t>0.35</w:t>
             </w:r>
           </w:p>
@@ -612,7 +1565,267 @@
           </w:tcPr>
           <w:p>
             <w:r>
+              <w:rPr>
+                <w:rFonts w:ascii="Times New Roman" w:hAnsi="Times New Roman"/>
+                <w:sz w:val="18"/>
+              </w:rPr>
               <w:t>183.06</w:t>
+            </w:r>
+          </w:p>
+        </w:tc>
+      </w:tr>
+      <w:tr>
+        <w:tc>
+          <w:tcPr>
+            <w:tcW w:type="dxa" w:w="960"/>
+          </w:tcPr>
+          <w:p>
+            <w:r>
+              <w:rPr>
+                <w:rFonts w:ascii="Times New Roman" w:hAnsi="Times New Roman"/>
+                <w:sz w:val="18"/>
+              </w:rPr>
+              <w:t>Mínimo</w:t>
+            </w:r>
+          </w:p>
+        </w:tc>
+        <w:tc>
+          <w:tcPr>
+            <w:tcW w:type="dxa" w:w="960"/>
+          </w:tcPr>
+          <w:p>
+            <w:r>
+              <w:rPr>
+                <w:rFonts w:ascii="Times New Roman" w:hAnsi="Times New Roman"/>
+                <w:sz w:val="18"/>
+              </w:rPr>
+              <w:t>0.5</w:t>
+            </w:r>
+          </w:p>
+        </w:tc>
+        <w:tc>
+          <w:tcPr>
+            <w:tcW w:type="dxa" w:w="960"/>
+          </w:tcPr>
+          <w:p>
+            <w:r>
+              <w:rPr>
+                <w:rFonts w:ascii="Times New Roman" w:hAnsi="Times New Roman"/>
+                <w:sz w:val="18"/>
+              </w:rPr>
+              <w:t>3483.0</w:t>
+            </w:r>
+          </w:p>
+        </w:tc>
+        <w:tc>
+          <w:tcPr>
+            <w:tcW w:type="dxa" w:w="960"/>
+          </w:tcPr>
+          <w:p>
+            <w:r>
+              <w:rPr>
+                <w:rFonts w:ascii="Times New Roman" w:hAnsi="Times New Roman"/>
+                <w:sz w:val="18"/>
+              </w:rPr>
+              <w:t>0.0</w:t>
+            </w:r>
+          </w:p>
+        </w:tc>
+        <w:tc>
+          <w:tcPr>
+            <w:tcW w:type="dxa" w:w="960"/>
+          </w:tcPr>
+          <w:p>
+            <w:r>
+              <w:rPr>
+                <w:rFonts w:ascii="Times New Roman" w:hAnsi="Times New Roman"/>
+                <w:sz w:val="18"/>
+              </w:rPr>
+              <w:t>3.0</w:t>
+            </w:r>
+          </w:p>
+        </w:tc>
+        <w:tc>
+          <w:tcPr>
+            <w:tcW w:type="dxa" w:w="960"/>
+          </w:tcPr>
+          <w:p>
+            <w:r>
+              <w:rPr>
+                <w:rFonts w:ascii="Times New Roman" w:hAnsi="Times New Roman"/>
+                <w:sz w:val="18"/>
+              </w:rPr>
+              <w:t>0.0</w:t>
+            </w:r>
+          </w:p>
+        </w:tc>
+        <w:tc>
+          <w:tcPr>
+            <w:tcW w:type="dxa" w:w="960"/>
+          </w:tcPr>
+          <w:p>
+            <w:r>
+              <w:rPr>
+                <w:rFonts w:ascii="Times New Roman" w:hAnsi="Times New Roman"/>
+                <w:sz w:val="18"/>
+              </w:rPr>
+              <w:t>0.0</w:t>
+            </w:r>
+          </w:p>
+        </w:tc>
+        <w:tc>
+          <w:tcPr>
+            <w:tcW w:type="dxa" w:w="960"/>
+          </w:tcPr>
+          <w:p>
+            <w:r>
+              <w:rPr>
+                <w:rFonts w:ascii="Times New Roman" w:hAnsi="Times New Roman"/>
+                <w:sz w:val="18"/>
+              </w:rPr>
+              <w:t>1.0</w:t>
+            </w:r>
+          </w:p>
+        </w:tc>
+        <w:tc>
+          <w:tcPr>
+            <w:tcW w:type="dxa" w:w="960"/>
+          </w:tcPr>
+          <w:p>
+            <w:r>
+              <w:rPr>
+                <w:rFonts w:ascii="Times New Roman" w:hAnsi="Times New Roman"/>
+                <w:sz w:val="18"/>
+              </w:rPr>
+              <w:t>0.0</w:t>
+            </w:r>
+          </w:p>
+        </w:tc>
+      </w:tr>
+      <w:tr>
+        <w:tc>
+          <w:tcPr>
+            <w:tcW w:type="dxa" w:w="960"/>
+          </w:tcPr>
+          <w:p>
+            <w:r>
+              <w:rPr>
+                <w:rFonts w:ascii="Times New Roman" w:hAnsi="Times New Roman"/>
+                <w:sz w:val="18"/>
+              </w:rPr>
+              <w:t>Máximo</w:t>
+            </w:r>
+          </w:p>
+        </w:tc>
+        <w:tc>
+          <w:tcPr>
+            <w:tcW w:type="dxa" w:w="960"/>
+          </w:tcPr>
+          <w:p>
+            <w:r>
+              <w:rPr>
+                <w:rFonts w:ascii="Times New Roman" w:hAnsi="Times New Roman"/>
+                <w:sz w:val="18"/>
+              </w:rPr>
+              <w:t>17.2</w:t>
+            </w:r>
+          </w:p>
+        </w:tc>
+        <w:tc>
+          <w:tcPr>
+            <w:tcW w:type="dxa" w:w="960"/>
+          </w:tcPr>
+          <w:p>
+            <w:r>
+              <w:rPr>
+                <w:rFonts w:ascii="Times New Roman" w:hAnsi="Times New Roman"/>
+                <w:sz w:val="18"/>
+              </w:rPr>
+              <w:t>124876.0</w:t>
+            </w:r>
+          </w:p>
+        </w:tc>
+        <w:tc>
+          <w:tcPr>
+            <w:tcW w:type="dxa" w:w="960"/>
+          </w:tcPr>
+          <w:p>
+            <w:r>
+              <w:rPr>
+                <w:rFonts w:ascii="Times New Roman" w:hAnsi="Times New Roman"/>
+                <w:sz w:val="18"/>
+              </w:rPr>
+              <w:t>1000.0</w:t>
+            </w:r>
+          </w:p>
+        </w:tc>
+        <w:tc>
+          <w:tcPr>
+            <w:tcW w:type="dxa" w:w="960"/>
+          </w:tcPr>
+          <w:p>
+            <w:r>
+              <w:rPr>
+                <w:rFonts w:ascii="Times New Roman" w:hAnsi="Times New Roman"/>
+                <w:sz w:val="18"/>
+              </w:rPr>
+              <w:t>8895108.0</w:t>
+            </w:r>
+          </w:p>
+        </w:tc>
+        <w:tc>
+          <w:tcPr>
+            <w:tcW w:type="dxa" w:w="960"/>
+          </w:tcPr>
+          <w:p>
+            <w:r>
+              <w:rPr>
+                <w:rFonts w:ascii="Times New Roman" w:hAnsi="Times New Roman"/>
+                <w:sz w:val="18"/>
+              </w:rPr>
+              <w:t>12465995.0</w:t>
+            </w:r>
+          </w:p>
+        </w:tc>
+        <w:tc>
+          <w:tcPr>
+            <w:tcW w:type="dxa" w:w="960"/>
+          </w:tcPr>
+          <w:p>
+            <w:r>
+              <w:rPr>
+                <w:rFonts w:ascii="Times New Roman" w:hAnsi="Times New Roman"/>
+                <w:sz w:val="18"/>
+              </w:rPr>
+              <w:t>21.87</w:t>
+            </w:r>
+          </w:p>
+        </w:tc>
+        <w:tc>
+          <w:tcPr>
+            <w:tcW w:type="dxa" w:w="960"/>
+          </w:tcPr>
+          <w:p>
+            <w:r>
+              <w:rPr>
+                <w:rFonts w:ascii="Times New Roman" w:hAnsi="Times New Roman"/>
+                <w:sz w:val="18"/>
+              </w:rPr>
+              <w:t>4.39</w:t>
+            </w:r>
+          </w:p>
+        </w:tc>
+        <w:tc>
+          <w:tcPr>
+            <w:tcW w:type="dxa" w:w="960"/>
+          </w:tcPr>
+          <w:p>
+            <w:r>
+              <w:rPr>
+                <w:rFonts w:ascii="Times New Roman" w:hAnsi="Times New Roman"/>
+                <w:sz w:val="18"/>
+              </w:rPr>
+              <w:t>3434.77</w:t>
             </w:r>
           </w:p>
         </w:tc>
@@ -620,10 +1833,13 @@
     </w:tbl>
     <w:p/>
     <w:p>
+      <w:pPr>
+        <w:jc w:val="center"/>
+      </w:pPr>
       <w:r>
         <w:drawing>
           <wp:inline xmlns:a="http://schemas.openxmlformats.org/drawingml/2006/main" xmlns:pic="http://schemas.openxmlformats.org/drawingml/2006/picture">
-            <wp:extent cx="6035040" cy="2337554"/>
+            <wp:extent cx="5669280" cy="1914589"/>
             <wp:docPr id="1" name="Picture 1"/>
             <wp:cNvGraphicFramePr>
               <a:graphicFrameLocks noChangeAspect="1"/>
@@ -644,7 +1860,7 @@
                   <pic:spPr>
                     <a:xfrm>
                       <a:off x="0" y="0"/>
-                      <a:ext cx="6035040" cy="2337554"/>
+                      <a:ext cx="5669280" cy="1914589"/>
                     </a:xfrm>
                     <a:prstGeom prst="rect"/>
                   </pic:spPr>
@@ -660,42 +1876,35 @@
         <w:pStyle w:val="Heading2"/>
       </w:pPr>
       <w:r>
-        <w:t>3.2 RQ1 — popularidade versus qualidade</w:t>
+        <w:rPr>
+          <w:rFonts w:ascii="Times New Roman" w:hAnsi="Times New Roman"/>
+          <w:color w:val="000000"/>
+        </w:rPr>
+        <w:t>3.2 Distribuição das Métricas de Qualidade</w:t>
       </w:r>
     </w:p>
     <w:p>
       <w:pPr>
-        <w:spacing w:after="120"/>
+        <w:spacing w:after="120" w:before="0"/>
       </w:pPr>
       <w:r>
         <w:rPr>
-          <w:rFonts w:ascii="Calibri" w:hAnsi="Calibri"/>
+          <w:rFonts w:ascii="Times New Roman" w:hAnsi="Times New Roman"/>
           <w:b w:val="0"/>
           <w:i w:val="0"/>
           <w:sz w:val="22"/>
         </w:rPr>
-        <w:t>Popularidade (estrelas) versus qualidade interna. A expectativa inicial era que repositórios mais populares recebessem mais revisão da comunidade e, por isso, apresentassem menor acoplamento e menor falta de coesão.</w:t>
+        <w:t>Os box-plots abaixo mostram a distribuição de CBO, DIT e LCOM na amostra. Observa-se forte assimetria e presença de outliers, especialmente em LCOM, o que justifica o uso da mediana como medida central e do teste de Spearman.</w:t>
       </w:r>
     </w:p>
     <w:p>
       <w:pPr>
-        <w:spacing w:after="120"/>
-      </w:pPr>
-      <w:r>
-        <w:rPr>
-          <w:rFonts w:ascii="Calibri" w:hAnsi="Calibri"/>
-          <w:b w:val="0"/>
-          <w:i w:val="0"/>
-          <w:sz w:val="22"/>
-        </w:rPr>
-        <w:t>O teste de Spearman indica relação negativa fraca entre estrelas e CBO/DIT, mas sem associação relevante entre estrelas e LCOM. Em outras palavras, popularidade sozinha não garante melhoria consistente da qualidade interna.</w:t>
-      </w:r>
-    </w:p>
-    <w:p>
+        <w:jc w:val="center"/>
+      </w:pPr>
       <w:r>
         <w:drawing>
           <wp:inline xmlns:a="http://schemas.openxmlformats.org/drawingml/2006/main" xmlns:pic="http://schemas.openxmlformats.org/drawingml/2006/picture">
-            <wp:extent cx="6126480" cy="1953072"/>
+            <wp:extent cx="5669280" cy="1952044"/>
             <wp:docPr id="2" name="Picture 2"/>
             <wp:cNvGraphicFramePr>
               <a:graphicFrameLocks noChangeAspect="1"/>
@@ -716,7 +1925,7 @@
                   <pic:spPr>
                     <a:xfrm>
                       <a:off x="0" y="0"/>
-                      <a:ext cx="6126480" cy="1953072"/>
+                      <a:ext cx="5669280" cy="1952044"/>
                     </a:xfrm>
                     <a:prstGeom prst="rect"/>
                   </pic:spPr>
@@ -732,42 +1941,35 @@
         <w:pStyle w:val="Heading2"/>
       </w:pPr>
       <w:r>
-        <w:t>3.3 RQ2 — maturidade versus qualidade</w:t>
+        <w:rPr>
+          <w:rFonts w:ascii="Times New Roman" w:hAnsi="Times New Roman"/>
+          <w:color w:val="000000"/>
+        </w:rPr>
+        <w:t>3.3 RQ1 — Popularidade vs Qualidade</w:t>
       </w:r>
     </w:p>
     <w:p>
       <w:pPr>
-        <w:spacing w:after="120"/>
+        <w:spacing w:after="120" w:before="0"/>
       </w:pPr>
       <w:r>
         <w:rPr>
-          <w:rFonts w:ascii="Calibri" w:hAnsi="Calibri"/>
+          <w:rFonts w:ascii="Times New Roman" w:hAnsi="Times New Roman"/>
           <w:b w:val="0"/>
           <w:i w:val="0"/>
           <w:sz w:val="22"/>
         </w:rPr>
-        <w:t>Maturidade (idade) versus qualidade interna. A hipótese era que projetos mais antigos estariam mais refinados por refatorações e manutenção contínua, refletindo em métricas mais favoráveis.</w:t>
+        <w:t>Os gráficos de dispersão abaixo mostram a relação entre o número de estrelas (popularidade) e cada métrica de qualidade CK.</w:t>
       </w:r>
     </w:p>
     <w:p>
       <w:pPr>
-        <w:spacing w:after="120"/>
-      </w:pPr>
-      <w:r>
-        <w:rPr>
-          <w:rFonts w:ascii="Calibri" w:hAnsi="Calibri"/>
-          <w:b w:val="0"/>
-          <w:i w:val="0"/>
-          <w:sz w:val="22"/>
-        </w:rPr>
-        <w:t>A idade não apresentou relação com CBO, mas mostrou correlação positiva com DIT e LCOM. Isso sugere que projetos mais antigos tendem a acumular mais estrutura hierárquica e alguma perda de coesão, em vez de melhorar automaticamente essas dimensões internas.</w:t>
-      </w:r>
-    </w:p>
-    <w:p>
+        <w:jc w:val="center"/>
+      </w:pPr>
       <w:r>
         <w:drawing>
           <wp:inline xmlns:a="http://schemas.openxmlformats.org/drawingml/2006/main" xmlns:pic="http://schemas.openxmlformats.org/drawingml/2006/picture">
-            <wp:extent cx="6126480" cy="1956355"/>
+            <wp:extent cx="5669280" cy="1736615"/>
             <wp:docPr id="3" name="Picture 3"/>
             <wp:cNvGraphicFramePr>
               <a:graphicFrameLocks noChangeAspect="1"/>
@@ -788,7 +1990,7 @@
                   <pic:spPr>
                     <a:xfrm>
                       <a:off x="0" y="0"/>
-                      <a:ext cx="6126480" cy="1956355"/>
+                      <a:ext cx="5669280" cy="1736615"/>
                     </a:xfrm>
                     <a:prstGeom prst="rect"/>
                   </pic:spPr>
@@ -801,45 +2003,94 @@
     </w:p>
     <w:p>
       <w:pPr>
-        <w:pStyle w:val="Heading2"/>
+        <w:spacing w:after="120" w:before="0"/>
       </w:pPr>
       <w:r>
-        <w:t>3.4 RQ3 — atividade versus qualidade</w:t>
+        <w:rPr>
+          <w:rFonts w:ascii="Times New Roman" w:hAnsi="Times New Roman"/>
+          <w:b/>
+          <w:i w:val="0"/>
+          <w:sz w:val="22"/>
+        </w:rPr>
+        <w:t>Resultados de Spearman para RQ1:</w:t>
       </w:r>
     </w:p>
     <w:p>
       <w:pPr>
-        <w:spacing w:after="120"/>
+        <w:spacing w:after="120" w:before="0"/>
       </w:pPr>
       <w:r>
         <w:rPr>
-          <w:rFonts w:ascii="Calibri" w:hAnsi="Calibri"/>
+          <w:rFonts w:ascii="Times New Roman" w:hAnsi="Times New Roman"/>
+          <w:b w:val="0"/>
+          <w:i w:val="0"/>
+          <w:sz w:val="20"/>
+        </w:rPr>
+        <w:t xml:space="preserve">  • Estrelas vs CBO: ρ = 0.015, p = 0.644 — Correlação positiva desprezível, não significativa (p &gt;= 0.05)</w:t>
+      </w:r>
+    </w:p>
+    <w:p>
+      <w:pPr>
+        <w:spacing w:after="120" w:before="0"/>
+      </w:pPr>
+      <w:r>
+        <w:rPr>
+          <w:rFonts w:ascii="Times New Roman" w:hAnsi="Times New Roman"/>
+          <w:b w:val="0"/>
+          <w:i w:val="0"/>
+          <w:sz w:val="20"/>
+        </w:rPr>
+        <w:t xml:space="preserve">  • Estrelas vs DIT: ρ = -0.032, p = 0.338 — Correlação negativa desprezível, não significativa (p &gt;= 0.05)</w:t>
+      </w:r>
+    </w:p>
+    <w:p>
+      <w:pPr>
+        <w:spacing w:after="120" w:before="0"/>
+      </w:pPr>
+      <w:r>
+        <w:rPr>
+          <w:rFonts w:ascii="Times New Roman" w:hAnsi="Times New Roman"/>
+          <w:b w:val="0"/>
+          <w:i w:val="0"/>
+          <w:sz w:val="20"/>
+        </w:rPr>
+        <w:t xml:space="preserve">  • Estrelas vs LCOM: ρ = 0.060, p = 0.0691 — Correlação positiva desprezível, não significativa (p &gt;= 0.05)</w:t>
+      </w:r>
+    </w:p>
+    <w:p>
+      <w:pPr>
+        <w:pStyle w:val="Heading2"/>
+      </w:pPr>
+      <w:r>
+        <w:rPr>
+          <w:rFonts w:ascii="Times New Roman" w:hAnsi="Times New Roman"/>
+          <w:color w:val="000000"/>
+        </w:rPr>
+        <w:t>3.4 RQ2 — Maturidade vs Qualidade</w:t>
+      </w:r>
+    </w:p>
+    <w:p>
+      <w:pPr>
+        <w:spacing w:after="120" w:before="0"/>
+      </w:pPr>
+      <w:r>
+        <w:rPr>
+          <w:rFonts w:ascii="Times New Roman" w:hAnsi="Times New Roman"/>
           <w:b w:val="0"/>
           <w:i w:val="0"/>
           <w:sz w:val="22"/>
         </w:rPr>
-        <w:t>Atividade (releases) versus qualidade interna. Esperava-se que uma frequência maior de releases estivesse associada a um processo de evolução contínua e, portanto, a melhor qualidade de produto.</w:t>
+        <w:t>Os gráficos abaixo relacionam a idade dos repositórios (em anos) com as métricas CK.</w:t>
       </w:r>
     </w:p>
     <w:p>
       <w:pPr>
-        <w:spacing w:after="120"/>
-      </w:pPr>
-      <w:r>
-        <w:rPr>
-          <w:rFonts w:ascii="Calibri" w:hAnsi="Calibri"/>
-          <w:b w:val="0"/>
-          <w:i w:val="0"/>
-          <w:sz w:val="22"/>
-        </w:rPr>
-        <w:t>Os resultados mostram correlação positiva entre número de releases e as três métricas de qualidade. Na amostra analisada, mais releases estão associados a mais acoplamento, maior profundidade de herança e maior falta de coesão.</w:t>
-      </w:r>
-    </w:p>
-    <w:p>
+        <w:jc w:val="center"/>
+      </w:pPr>
       <w:r>
         <w:drawing>
           <wp:inline xmlns:a="http://schemas.openxmlformats.org/drawingml/2006/main" xmlns:pic="http://schemas.openxmlformats.org/drawingml/2006/picture">
-            <wp:extent cx="6126480" cy="1955698"/>
+            <wp:extent cx="5669280" cy="1738638"/>
             <wp:docPr id="4" name="Picture 4"/>
             <wp:cNvGraphicFramePr>
               <a:graphicFrameLocks noChangeAspect="1"/>
@@ -860,7 +2111,7 @@
                   <pic:spPr>
                     <a:xfrm>
                       <a:off x="0" y="0"/>
-                      <a:ext cx="6126480" cy="1955698"/>
+                      <a:ext cx="5669280" cy="1738638"/>
                     </a:xfrm>
                     <a:prstGeom prst="rect"/>
                   </pic:spPr>
@@ -873,45 +2124,94 @@
     </w:p>
     <w:p>
       <w:pPr>
-        <w:pStyle w:val="Heading2"/>
+        <w:spacing w:after="120" w:before="0"/>
       </w:pPr>
       <w:r>
-        <w:t>3.5 RQ4 — tamanho versus qualidade</w:t>
+        <w:rPr>
+          <w:rFonts w:ascii="Times New Roman" w:hAnsi="Times New Roman"/>
+          <w:b/>
+          <w:i w:val="0"/>
+          <w:sz w:val="22"/>
+        </w:rPr>
+        <w:t>Resultados de Spearman para RQ2:</w:t>
       </w:r>
     </w:p>
     <w:p>
       <w:pPr>
-        <w:spacing w:after="120"/>
+        <w:spacing w:after="120" w:before="0"/>
       </w:pPr>
       <w:r>
         <w:rPr>
-          <w:rFonts w:ascii="Calibri" w:hAnsi="Calibri"/>
+          <w:rFonts w:ascii="Times New Roman" w:hAnsi="Times New Roman"/>
+          <w:b w:val="0"/>
+          <w:i w:val="0"/>
+          <w:sz w:val="20"/>
+        </w:rPr>
+        <w:t xml:space="preserve">  • Idade vs CBO: ρ = -0.009, p = 0.783 — Correlação negativa desprezível, não significativa (p &gt;= 0.05)</w:t>
+      </w:r>
+    </w:p>
+    <w:p>
+      <w:pPr>
+        <w:spacing w:after="120" w:before="0"/>
+      </w:pPr>
+      <w:r>
+        <w:rPr>
+          <w:rFonts w:ascii="Times New Roman" w:hAnsi="Times New Roman"/>
+          <w:b w:val="0"/>
+          <w:i w:val="0"/>
+          <w:sz w:val="20"/>
+        </w:rPr>
+        <w:t xml:space="preserve">  • Idade vs DIT: ρ = 0.265, p = 2.3e-16 — Correlação positiva fraca, significativa (p &lt; 0.05)</w:t>
+      </w:r>
+    </w:p>
+    <w:p>
+      <w:pPr>
+        <w:spacing w:after="120" w:before="0"/>
+      </w:pPr>
+      <w:r>
+        <w:rPr>
+          <w:rFonts w:ascii="Times New Roman" w:hAnsi="Times New Roman"/>
+          <w:b w:val="0"/>
+          <w:i w:val="0"/>
+          <w:sz w:val="20"/>
+        </w:rPr>
+        <w:t xml:space="preserve">  • Idade vs LCOM: ρ = 0.190, p = 5.34e-09 — Correlação positiva fraca, significativa (p &lt; 0.05)</w:t>
+      </w:r>
+    </w:p>
+    <w:p>
+      <w:pPr>
+        <w:pStyle w:val="Heading2"/>
+      </w:pPr>
+      <w:r>
+        <w:rPr>
+          <w:rFonts w:ascii="Times New Roman" w:hAnsi="Times New Roman"/>
+          <w:color w:val="000000"/>
+        </w:rPr>
+        <w:t>3.5 RQ3 — Atividade vs Qualidade</w:t>
+      </w:r>
+    </w:p>
+    <w:p>
+      <w:pPr>
+        <w:spacing w:after="120" w:before="0"/>
+      </w:pPr>
+      <w:r>
+        <w:rPr>
+          <w:rFonts w:ascii="Times New Roman" w:hAnsi="Times New Roman"/>
           <w:b w:val="0"/>
           <w:i w:val="0"/>
           <w:sz w:val="22"/>
         </w:rPr>
-        <w:t>Tamanho (LOC e linhas de comentários) versus qualidade interna. A hipótese era que repositórios maiores teriam maior complexidade estrutural, o que poderia elevar o acoplamento e a falta de coesão.</w:t>
+        <w:t>A relação entre o número de releases e as métricas de qualidade é apresentada abaixo.</w:t>
       </w:r>
     </w:p>
     <w:p>
       <w:pPr>
-        <w:spacing w:after="120"/>
-      </w:pPr>
-      <w:r>
-        <w:rPr>
-          <w:rFonts w:ascii="Calibri" w:hAnsi="Calibri"/>
-          <w:b w:val="0"/>
-          <w:i w:val="0"/>
-          <w:sz w:val="22"/>
-        </w:rPr>
-        <w:t>Esta foi a relação mais consistente da análise: repositórios com mais LOC e mais comentários tendem a exibir maiores valores de CBO, DIT e LCOM. O padrão é compatível com a hipótese de que o crescimento do sistema aumenta a complexidade interna.</w:t>
-      </w:r>
-    </w:p>
-    <w:p>
+        <w:jc w:val="center"/>
+      </w:pPr>
       <w:r>
         <w:drawing>
           <wp:inline xmlns:a="http://schemas.openxmlformats.org/drawingml/2006/main" xmlns:pic="http://schemas.openxmlformats.org/drawingml/2006/picture">
-            <wp:extent cx="6126480" cy="3242100"/>
+            <wp:extent cx="5669280" cy="1736615"/>
             <wp:docPr id="5" name="Picture 5"/>
             <wp:cNvGraphicFramePr>
               <a:graphicFrameLocks noChangeAspect="1"/>
@@ -932,7 +2232,7 @@
                   <pic:spPr>
                     <a:xfrm>
                       <a:off x="0" y="0"/>
-                      <a:ext cx="6126480" cy="3242100"/>
+                      <a:ext cx="5669280" cy="1736615"/>
                     </a:xfrm>
                     <a:prstGeom prst="rect"/>
                   </pic:spPr>
@@ -945,1039 +2245,94 @@
     </w:p>
     <w:p>
       <w:pPr>
-        <w:pStyle w:val="Heading2"/>
+        <w:spacing w:after="120" w:before="0"/>
       </w:pPr>
       <w:r>
-        <w:t>3.6 Correlações calculadas</w:t>
+        <w:rPr>
+          <w:rFonts w:ascii="Times New Roman" w:hAnsi="Times New Roman"/>
+          <w:b/>
+          <w:i w:val="0"/>
+          <w:sz w:val="22"/>
+        </w:rPr>
+        <w:t>Resultados de Spearman para RQ3:</w:t>
       </w:r>
     </w:p>
     <w:p>
       <w:pPr>
-        <w:spacing w:after="120"/>
+        <w:spacing w:after="120" w:before="0"/>
       </w:pPr>
       <w:r>
         <w:rPr>
-          <w:rFonts w:ascii="Calibri" w:hAnsi="Calibri"/>
+          <w:rFonts w:ascii="Times New Roman" w:hAnsi="Times New Roman"/>
+          <w:b w:val="0"/>
+          <w:i w:val="0"/>
+          <w:sz w:val="20"/>
+        </w:rPr>
+        <w:t xml:space="preserve">  • Releases vs CBO: ρ = 0.384, p = 6.92e-34 — Correlação positiva moderada, significativa (p &lt; 0.05)</w:t>
+      </w:r>
+    </w:p>
+    <w:p>
+      <w:pPr>
+        <w:spacing w:after="120" w:before="0"/>
+      </w:pPr>
+      <w:r>
+        <w:rPr>
+          <w:rFonts w:ascii="Times New Roman" w:hAnsi="Times New Roman"/>
+          <w:b w:val="0"/>
+          <w:i w:val="0"/>
+          <w:sz w:val="20"/>
+        </w:rPr>
+        <w:t xml:space="preserve">  • Releases vs DIT: ρ = 0.172, p = 1.51e-07 — Correlação positiva fraca, significativa (p &lt; 0.05)</w:t>
+      </w:r>
+    </w:p>
+    <w:p>
+      <w:pPr>
+        <w:spacing w:after="120" w:before="0"/>
+      </w:pPr>
+      <w:r>
+        <w:rPr>
+          <w:rFonts w:ascii="Times New Roman" w:hAnsi="Times New Roman"/>
+          <w:b w:val="0"/>
+          <w:i w:val="0"/>
+          <w:sz w:val="20"/>
+        </w:rPr>
+        <w:t xml:space="preserve">  • Releases vs LCOM: ρ = 0.305, p = 2.38e-21 — Correlação positiva moderada, significativa (p &lt; 0.05)</w:t>
+      </w:r>
+    </w:p>
+    <w:p>
+      <w:pPr>
+        <w:pStyle w:val="Heading2"/>
+      </w:pPr>
+      <w:r>
+        <w:rPr>
+          <w:rFonts w:ascii="Times New Roman" w:hAnsi="Times New Roman"/>
+          <w:color w:val="000000"/>
+        </w:rPr>
+        <w:t>3.6 RQ4 — Tamanho vs Qualidade</w:t>
+      </w:r>
+    </w:p>
+    <w:p>
+      <w:pPr>
+        <w:spacing w:after="120" w:before="0"/>
+      </w:pPr>
+      <w:r>
+        <w:rPr>
+          <w:rFonts w:ascii="Times New Roman" w:hAnsi="Times New Roman"/>
           <w:b w:val="0"/>
           <w:i w:val="0"/>
           <w:sz w:val="22"/>
         </w:rPr>
-        <w:t>A tabela a seguir resume os testes de Spearman aplicados. O tamanho amostral disponível é 924 repositórios com CK completo, de um total de 924 na amostra.</w:t>
+        <w:t>Esta questão analisa duas dimensões de tamanho: linhas de código (LOC) e linhas de comentário, em relação às três métricas CK.</w:t>
       </w:r>
     </w:p>
-    <w:tbl>
-      <w:tblPr>
-        <w:tblStyle w:val="TableGrid"/>
-        <w:tblW w:type="auto" w:w="0"/>
-        <w:tblLook w:firstColumn="1" w:firstRow="1" w:lastColumn="0" w:lastRow="0" w:noHBand="0" w:noVBand="1" w:val="04A0"/>
-      </w:tblPr>
-      <w:tblGrid>
-        <w:gridCol w:w="1440"/>
-        <w:gridCol w:w="1440"/>
-        <w:gridCol w:w="1440"/>
-        <w:gridCol w:w="1440"/>
-        <w:gridCol w:w="1440"/>
-        <w:gridCol w:w="1440"/>
-      </w:tblGrid>
-      <w:tr>
-        <w:tc>
-          <w:tcPr>
-            <w:tcW w:type="dxa" w:w="1440"/>
-          </w:tcPr>
-          <w:p>
-            <w:r>
-              <w:t>RQ</w:t>
-            </w:r>
-          </w:p>
-        </w:tc>
-        <w:tc>
-          <w:tcPr>
-            <w:tcW w:type="dxa" w:w="1440"/>
-          </w:tcPr>
-          <w:p>
-            <w:r>
-              <w:t>Variável X</w:t>
-            </w:r>
-          </w:p>
-        </w:tc>
-        <w:tc>
-          <w:tcPr>
-            <w:tcW w:type="dxa" w:w="1440"/>
-          </w:tcPr>
-          <w:p>
-            <w:r>
-              <w:t>Variável Y</w:t>
-            </w:r>
-          </w:p>
-        </w:tc>
-        <w:tc>
-          <w:tcPr>
-            <w:tcW w:type="dxa" w:w="1440"/>
-          </w:tcPr>
-          <w:p>
-            <w:r>
-              <w:t>N</w:t>
-            </w:r>
-          </w:p>
-        </w:tc>
-        <w:tc>
-          <w:tcPr>
-            <w:tcW w:type="dxa" w:w="1440"/>
-          </w:tcPr>
-          <w:p>
-            <w:r>
-              <w:t>ρ</w:t>
-            </w:r>
-          </w:p>
-        </w:tc>
-        <w:tc>
-          <w:tcPr>
-            <w:tcW w:type="dxa" w:w="1440"/>
-          </w:tcPr>
-          <w:p>
-            <w:r>
-              <w:t>p-valor</w:t>
-            </w:r>
-          </w:p>
-        </w:tc>
-      </w:tr>
-      <w:tr>
-        <w:tc>
-          <w:tcPr>
-            <w:tcW w:type="dxa" w:w="1440"/>
-          </w:tcPr>
-          <w:p>
-            <w:r>
-              <w:t>RQ1 - Popularidade</w:t>
-            </w:r>
-          </w:p>
-        </w:tc>
-        <w:tc>
-          <w:tcPr>
-            <w:tcW w:type="dxa" w:w="1440"/>
-          </w:tcPr>
-          <w:p>
-            <w:r>
-              <w:t>Estrelas</w:t>
-            </w:r>
-          </w:p>
-        </w:tc>
-        <w:tc>
-          <w:tcPr>
-            <w:tcW w:type="dxa" w:w="1440"/>
-          </w:tcPr>
-          <w:p>
-            <w:r>
-              <w:t>CBO</w:t>
-            </w:r>
-          </w:p>
-        </w:tc>
-        <w:tc>
-          <w:tcPr>
-            <w:tcW w:type="dxa" w:w="1440"/>
-          </w:tcPr>
-          <w:p>
-            <w:r>
-              <w:t>924</w:t>
-            </w:r>
-          </w:p>
-        </w:tc>
-        <w:tc>
-          <w:tcPr>
-            <w:tcW w:type="dxa" w:w="1440"/>
-          </w:tcPr>
-          <w:p>
-            <w:r>
-              <w:t>0.015</w:t>
-            </w:r>
-          </w:p>
-        </w:tc>
-        <w:tc>
-          <w:tcPr>
-            <w:tcW w:type="dxa" w:w="1440"/>
-          </w:tcPr>
-          <w:p>
-            <w:r>
-              <w:t>0.644</w:t>
-            </w:r>
-          </w:p>
-        </w:tc>
-      </w:tr>
-      <w:tr>
-        <w:tc>
-          <w:tcPr>
-            <w:tcW w:type="dxa" w:w="1440"/>
-          </w:tcPr>
-          <w:p>
-            <w:r>
-              <w:t>RQ1 - Popularidade</w:t>
-            </w:r>
-          </w:p>
-        </w:tc>
-        <w:tc>
-          <w:tcPr>
-            <w:tcW w:type="dxa" w:w="1440"/>
-          </w:tcPr>
-          <w:p>
-            <w:r>
-              <w:t>Estrelas</w:t>
-            </w:r>
-          </w:p>
-        </w:tc>
-        <w:tc>
-          <w:tcPr>
-            <w:tcW w:type="dxa" w:w="1440"/>
-          </w:tcPr>
-          <w:p>
-            <w:r>
-              <w:t>DIT</w:t>
-            </w:r>
-          </w:p>
-        </w:tc>
-        <w:tc>
-          <w:tcPr>
-            <w:tcW w:type="dxa" w:w="1440"/>
-          </w:tcPr>
-          <w:p>
-            <w:r>
-              <w:t>924</w:t>
-            </w:r>
-          </w:p>
-        </w:tc>
-        <w:tc>
-          <w:tcPr>
-            <w:tcW w:type="dxa" w:w="1440"/>
-          </w:tcPr>
-          <w:p>
-            <w:r>
-              <w:t>-0.032</w:t>
-            </w:r>
-          </w:p>
-        </w:tc>
-        <w:tc>
-          <w:tcPr>
-            <w:tcW w:type="dxa" w:w="1440"/>
-          </w:tcPr>
-          <w:p>
-            <w:r>
-              <w:t>0.338</w:t>
-            </w:r>
-          </w:p>
-        </w:tc>
-      </w:tr>
-      <w:tr>
-        <w:tc>
-          <w:tcPr>
-            <w:tcW w:type="dxa" w:w="1440"/>
-          </w:tcPr>
-          <w:p>
-            <w:r>
-              <w:t>RQ1 - Popularidade</w:t>
-            </w:r>
-          </w:p>
-        </w:tc>
-        <w:tc>
-          <w:tcPr>
-            <w:tcW w:type="dxa" w:w="1440"/>
-          </w:tcPr>
-          <w:p>
-            <w:r>
-              <w:t>Estrelas</w:t>
-            </w:r>
-          </w:p>
-        </w:tc>
-        <w:tc>
-          <w:tcPr>
-            <w:tcW w:type="dxa" w:w="1440"/>
-          </w:tcPr>
-          <w:p>
-            <w:r>
-              <w:t>LCOM</w:t>
-            </w:r>
-          </w:p>
-        </w:tc>
-        <w:tc>
-          <w:tcPr>
-            <w:tcW w:type="dxa" w:w="1440"/>
-          </w:tcPr>
-          <w:p>
-            <w:r>
-              <w:t>924</w:t>
-            </w:r>
-          </w:p>
-        </w:tc>
-        <w:tc>
-          <w:tcPr>
-            <w:tcW w:type="dxa" w:w="1440"/>
-          </w:tcPr>
-          <w:p>
-            <w:r>
-              <w:t>0.06</w:t>
-            </w:r>
-          </w:p>
-        </w:tc>
-        <w:tc>
-          <w:tcPr>
-            <w:tcW w:type="dxa" w:w="1440"/>
-          </w:tcPr>
-          <w:p>
-            <w:r>
-              <w:t>0.0691</w:t>
-            </w:r>
-          </w:p>
-        </w:tc>
-      </w:tr>
-      <w:tr>
-        <w:tc>
-          <w:tcPr>
-            <w:tcW w:type="dxa" w:w="1440"/>
-          </w:tcPr>
-          <w:p>
-            <w:r>
-              <w:t>RQ2 - Maturidade</w:t>
-            </w:r>
-          </w:p>
-        </w:tc>
-        <w:tc>
-          <w:tcPr>
-            <w:tcW w:type="dxa" w:w="1440"/>
-          </w:tcPr>
-          <w:p>
-            <w:r>
-              <w:t>Idade</w:t>
-            </w:r>
-          </w:p>
-        </w:tc>
-        <w:tc>
-          <w:tcPr>
-            <w:tcW w:type="dxa" w:w="1440"/>
-          </w:tcPr>
-          <w:p>
-            <w:r>
-              <w:t>CBO</w:t>
-            </w:r>
-          </w:p>
-        </w:tc>
-        <w:tc>
-          <w:tcPr>
-            <w:tcW w:type="dxa" w:w="1440"/>
-          </w:tcPr>
-          <w:p>
-            <w:r>
-              <w:t>924</w:t>
-            </w:r>
-          </w:p>
-        </w:tc>
-        <w:tc>
-          <w:tcPr>
-            <w:tcW w:type="dxa" w:w="1440"/>
-          </w:tcPr>
-          <w:p>
-            <w:r>
-              <w:t>-0.009</w:t>
-            </w:r>
-          </w:p>
-        </w:tc>
-        <w:tc>
-          <w:tcPr>
-            <w:tcW w:type="dxa" w:w="1440"/>
-          </w:tcPr>
-          <w:p>
-            <w:r>
-              <w:t>0.783</w:t>
-            </w:r>
-          </w:p>
-        </w:tc>
-      </w:tr>
-      <w:tr>
-        <w:tc>
-          <w:tcPr>
-            <w:tcW w:type="dxa" w:w="1440"/>
-          </w:tcPr>
-          <w:p>
-            <w:r>
-              <w:t>RQ2 - Maturidade</w:t>
-            </w:r>
-          </w:p>
-        </w:tc>
-        <w:tc>
-          <w:tcPr>
-            <w:tcW w:type="dxa" w:w="1440"/>
-          </w:tcPr>
-          <w:p>
-            <w:r>
-              <w:t>Idade</w:t>
-            </w:r>
-          </w:p>
-        </w:tc>
-        <w:tc>
-          <w:tcPr>
-            <w:tcW w:type="dxa" w:w="1440"/>
-          </w:tcPr>
-          <w:p>
-            <w:r>
-              <w:t>DIT</w:t>
-            </w:r>
-          </w:p>
-        </w:tc>
-        <w:tc>
-          <w:tcPr>
-            <w:tcW w:type="dxa" w:w="1440"/>
-          </w:tcPr>
-          <w:p>
-            <w:r>
-              <w:t>924</w:t>
-            </w:r>
-          </w:p>
-        </w:tc>
-        <w:tc>
-          <w:tcPr>
-            <w:tcW w:type="dxa" w:w="1440"/>
-          </w:tcPr>
-          <w:p>
-            <w:r>
-              <w:t>0.265</w:t>
-            </w:r>
-          </w:p>
-        </w:tc>
-        <w:tc>
-          <w:tcPr>
-            <w:tcW w:type="dxa" w:w="1440"/>
-          </w:tcPr>
-          <w:p>
-            <w:r>
-              <w:t>2.3e-16</w:t>
-            </w:r>
-          </w:p>
-        </w:tc>
-      </w:tr>
-      <w:tr>
-        <w:tc>
-          <w:tcPr>
-            <w:tcW w:type="dxa" w:w="1440"/>
-          </w:tcPr>
-          <w:p>
-            <w:r>
-              <w:t>RQ2 - Maturidade</w:t>
-            </w:r>
-          </w:p>
-        </w:tc>
-        <w:tc>
-          <w:tcPr>
-            <w:tcW w:type="dxa" w:w="1440"/>
-          </w:tcPr>
-          <w:p>
-            <w:r>
-              <w:t>Idade</w:t>
-            </w:r>
-          </w:p>
-        </w:tc>
-        <w:tc>
-          <w:tcPr>
-            <w:tcW w:type="dxa" w:w="1440"/>
-          </w:tcPr>
-          <w:p>
-            <w:r>
-              <w:t>LCOM</w:t>
-            </w:r>
-          </w:p>
-        </w:tc>
-        <w:tc>
-          <w:tcPr>
-            <w:tcW w:type="dxa" w:w="1440"/>
-          </w:tcPr>
-          <w:p>
-            <w:r>
-              <w:t>924</w:t>
-            </w:r>
-          </w:p>
-        </w:tc>
-        <w:tc>
-          <w:tcPr>
-            <w:tcW w:type="dxa" w:w="1440"/>
-          </w:tcPr>
-          <w:p>
-            <w:r>
-              <w:t>0.19</w:t>
-            </w:r>
-          </w:p>
-        </w:tc>
-        <w:tc>
-          <w:tcPr>
-            <w:tcW w:type="dxa" w:w="1440"/>
-          </w:tcPr>
-          <w:p>
-            <w:r>
-              <w:t>5.34e-09</w:t>
-            </w:r>
-          </w:p>
-        </w:tc>
-      </w:tr>
-      <w:tr>
-        <w:tc>
-          <w:tcPr>
-            <w:tcW w:type="dxa" w:w="1440"/>
-          </w:tcPr>
-          <w:p>
-            <w:r>
-              <w:t>RQ3 - Atividade</w:t>
-            </w:r>
-          </w:p>
-        </w:tc>
-        <w:tc>
-          <w:tcPr>
-            <w:tcW w:type="dxa" w:w="1440"/>
-          </w:tcPr>
-          <w:p>
-            <w:r>
-              <w:t>Releases</w:t>
-            </w:r>
-          </w:p>
-        </w:tc>
-        <w:tc>
-          <w:tcPr>
-            <w:tcW w:type="dxa" w:w="1440"/>
-          </w:tcPr>
-          <w:p>
-            <w:r>
-              <w:t>CBO</w:t>
-            </w:r>
-          </w:p>
-        </w:tc>
-        <w:tc>
-          <w:tcPr>
-            <w:tcW w:type="dxa" w:w="1440"/>
-          </w:tcPr>
-          <w:p>
-            <w:r>
-              <w:t>924</w:t>
-            </w:r>
-          </w:p>
-        </w:tc>
-        <w:tc>
-          <w:tcPr>
-            <w:tcW w:type="dxa" w:w="1440"/>
-          </w:tcPr>
-          <w:p>
-            <w:r>
-              <w:t>0.384</w:t>
-            </w:r>
-          </w:p>
-        </w:tc>
-        <w:tc>
-          <w:tcPr>
-            <w:tcW w:type="dxa" w:w="1440"/>
-          </w:tcPr>
-          <w:p>
-            <w:r>
-              <w:t>6.92e-34</w:t>
-            </w:r>
-          </w:p>
-        </w:tc>
-      </w:tr>
-      <w:tr>
-        <w:tc>
-          <w:tcPr>
-            <w:tcW w:type="dxa" w:w="1440"/>
-          </w:tcPr>
-          <w:p>
-            <w:r>
-              <w:t>RQ3 - Atividade</w:t>
-            </w:r>
-          </w:p>
-        </w:tc>
-        <w:tc>
-          <w:tcPr>
-            <w:tcW w:type="dxa" w:w="1440"/>
-          </w:tcPr>
-          <w:p>
-            <w:r>
-              <w:t>Releases</w:t>
-            </w:r>
-          </w:p>
-        </w:tc>
-        <w:tc>
-          <w:tcPr>
-            <w:tcW w:type="dxa" w:w="1440"/>
-          </w:tcPr>
-          <w:p>
-            <w:r>
-              <w:t>DIT</w:t>
-            </w:r>
-          </w:p>
-        </w:tc>
-        <w:tc>
-          <w:tcPr>
-            <w:tcW w:type="dxa" w:w="1440"/>
-          </w:tcPr>
-          <w:p>
-            <w:r>
-              <w:t>924</w:t>
-            </w:r>
-          </w:p>
-        </w:tc>
-        <w:tc>
-          <w:tcPr>
-            <w:tcW w:type="dxa" w:w="1440"/>
-          </w:tcPr>
-          <w:p>
-            <w:r>
-              <w:t>0.172</w:t>
-            </w:r>
-          </w:p>
-        </w:tc>
-        <w:tc>
-          <w:tcPr>
-            <w:tcW w:type="dxa" w:w="1440"/>
-          </w:tcPr>
-          <w:p>
-            <w:r>
-              <w:t>1.51e-07</w:t>
-            </w:r>
-          </w:p>
-        </w:tc>
-      </w:tr>
-      <w:tr>
-        <w:tc>
-          <w:tcPr>
-            <w:tcW w:type="dxa" w:w="1440"/>
-          </w:tcPr>
-          <w:p>
-            <w:r>
-              <w:t>RQ3 - Atividade</w:t>
-            </w:r>
-          </w:p>
-        </w:tc>
-        <w:tc>
-          <w:tcPr>
-            <w:tcW w:type="dxa" w:w="1440"/>
-          </w:tcPr>
-          <w:p>
-            <w:r>
-              <w:t>Releases</w:t>
-            </w:r>
-          </w:p>
-        </w:tc>
-        <w:tc>
-          <w:tcPr>
-            <w:tcW w:type="dxa" w:w="1440"/>
-          </w:tcPr>
-          <w:p>
-            <w:r>
-              <w:t>LCOM</w:t>
-            </w:r>
-          </w:p>
-        </w:tc>
-        <w:tc>
-          <w:tcPr>
-            <w:tcW w:type="dxa" w:w="1440"/>
-          </w:tcPr>
-          <w:p>
-            <w:r>
-              <w:t>924</w:t>
-            </w:r>
-          </w:p>
-        </w:tc>
-        <w:tc>
-          <w:tcPr>
-            <w:tcW w:type="dxa" w:w="1440"/>
-          </w:tcPr>
-          <w:p>
-            <w:r>
-              <w:t>0.305</w:t>
-            </w:r>
-          </w:p>
-        </w:tc>
-        <w:tc>
-          <w:tcPr>
-            <w:tcW w:type="dxa" w:w="1440"/>
-          </w:tcPr>
-          <w:p>
-            <w:r>
-              <w:t>2.38e-21</w:t>
-            </w:r>
-          </w:p>
-        </w:tc>
-      </w:tr>
-      <w:tr>
-        <w:tc>
-          <w:tcPr>
-            <w:tcW w:type="dxa" w:w="1440"/>
-          </w:tcPr>
-          <w:p>
-            <w:r>
-              <w:t>RQ4 - Tamanho</w:t>
-            </w:r>
-          </w:p>
-        </w:tc>
-        <w:tc>
-          <w:tcPr>
-            <w:tcW w:type="dxa" w:w="1440"/>
-          </w:tcPr>
-          <w:p>
-            <w:r>
-              <w:t>Linhas de Codigo</w:t>
-            </w:r>
-          </w:p>
-        </w:tc>
-        <w:tc>
-          <w:tcPr>
-            <w:tcW w:type="dxa" w:w="1440"/>
-          </w:tcPr>
-          <w:p>
-            <w:r>
-              <w:t>CBO</w:t>
-            </w:r>
-          </w:p>
-        </w:tc>
-        <w:tc>
-          <w:tcPr>
-            <w:tcW w:type="dxa" w:w="1440"/>
-          </w:tcPr>
-          <w:p>
-            <w:r>
-              <w:t>924</w:t>
-            </w:r>
-          </w:p>
-        </w:tc>
-        <w:tc>
-          <w:tcPr>
-            <w:tcW w:type="dxa" w:w="1440"/>
-          </w:tcPr>
-          <w:p>
-            <w:r>
-              <w:t>0.43</w:t>
-            </w:r>
-          </w:p>
-        </w:tc>
-        <w:tc>
-          <w:tcPr>
-            <w:tcW w:type="dxa" w:w="1440"/>
-          </w:tcPr>
-          <w:p>
-            <w:r>
-              <w:t>8.67e-43</w:t>
-            </w:r>
-          </w:p>
-        </w:tc>
-      </w:tr>
-      <w:tr>
-        <w:tc>
-          <w:tcPr>
-            <w:tcW w:type="dxa" w:w="1440"/>
-          </w:tcPr>
-          <w:p>
-            <w:r>
-              <w:t>RQ4 - Tamanho</w:t>
-            </w:r>
-          </w:p>
-        </w:tc>
-        <w:tc>
-          <w:tcPr>
-            <w:tcW w:type="dxa" w:w="1440"/>
-          </w:tcPr>
-          <w:p>
-            <w:r>
-              <w:t>Linhas de Codigo</w:t>
-            </w:r>
-          </w:p>
-        </w:tc>
-        <w:tc>
-          <w:tcPr>
-            <w:tcW w:type="dxa" w:w="1440"/>
-          </w:tcPr>
-          <w:p>
-            <w:r>
-              <w:t>DIT</w:t>
-            </w:r>
-          </w:p>
-        </w:tc>
-        <w:tc>
-          <w:tcPr>
-            <w:tcW w:type="dxa" w:w="1440"/>
-          </w:tcPr>
-          <w:p>
-            <w:r>
-              <w:t>924</w:t>
-            </w:r>
-          </w:p>
-        </w:tc>
-        <w:tc>
-          <w:tcPr>
-            <w:tcW w:type="dxa" w:w="1440"/>
-          </w:tcPr>
-          <w:p>
-            <w:r>
-              <w:t>0.235</w:t>
-            </w:r>
-          </w:p>
-        </w:tc>
-        <w:tc>
-          <w:tcPr>
-            <w:tcW w:type="dxa" w:w="1440"/>
-          </w:tcPr>
-          <w:p>
-            <w:r>
-              <w:t>5.15e-13</w:t>
-            </w:r>
-          </w:p>
-        </w:tc>
-      </w:tr>
-      <w:tr>
-        <w:tc>
-          <w:tcPr>
-            <w:tcW w:type="dxa" w:w="1440"/>
-          </w:tcPr>
-          <w:p>
-            <w:r>
-              <w:t>RQ4 - Tamanho</w:t>
-            </w:r>
-          </w:p>
-        </w:tc>
-        <w:tc>
-          <w:tcPr>
-            <w:tcW w:type="dxa" w:w="1440"/>
-          </w:tcPr>
-          <w:p>
-            <w:r>
-              <w:t>Linhas de Codigo</w:t>
-            </w:r>
-          </w:p>
-        </w:tc>
-        <w:tc>
-          <w:tcPr>
-            <w:tcW w:type="dxa" w:w="1440"/>
-          </w:tcPr>
-          <w:p>
-            <w:r>
-              <w:t>LCOM</w:t>
-            </w:r>
-          </w:p>
-        </w:tc>
-        <w:tc>
-          <w:tcPr>
-            <w:tcW w:type="dxa" w:w="1440"/>
-          </w:tcPr>
-          <w:p>
-            <w:r>
-              <w:t>924</w:t>
-            </w:r>
-          </w:p>
-        </w:tc>
-        <w:tc>
-          <w:tcPr>
-            <w:tcW w:type="dxa" w:w="1440"/>
-          </w:tcPr>
-          <w:p>
-            <w:r>
-              <w:t>0.442</w:t>
-            </w:r>
-          </w:p>
-        </w:tc>
-        <w:tc>
-          <w:tcPr>
-            <w:tcW w:type="dxa" w:w="1440"/>
-          </w:tcPr>
-          <w:p>
-            <w:r>
-              <w:t>1.63e-45</w:t>
-            </w:r>
-          </w:p>
-        </w:tc>
-      </w:tr>
-      <w:tr>
-        <w:tc>
-          <w:tcPr>
-            <w:tcW w:type="dxa" w:w="1440"/>
-          </w:tcPr>
-          <w:p>
-            <w:r>
-              <w:t>RQ4 - Tamanho</w:t>
-            </w:r>
-          </w:p>
-        </w:tc>
-        <w:tc>
-          <w:tcPr>
-            <w:tcW w:type="dxa" w:w="1440"/>
-          </w:tcPr>
-          <w:p>
-            <w:r>
-              <w:t>Linhas de Comentario</w:t>
-            </w:r>
-          </w:p>
-        </w:tc>
-        <w:tc>
-          <w:tcPr>
-            <w:tcW w:type="dxa" w:w="1440"/>
-          </w:tcPr>
-          <w:p>
-            <w:r>
-              <w:t>CBO</w:t>
-            </w:r>
-          </w:p>
-        </w:tc>
-        <w:tc>
-          <w:tcPr>
-            <w:tcW w:type="dxa" w:w="1440"/>
-          </w:tcPr>
-          <w:p>
-            <w:r>
-              <w:t>924</w:t>
-            </w:r>
-          </w:p>
-        </w:tc>
-        <w:tc>
-          <w:tcPr>
-            <w:tcW w:type="dxa" w:w="1440"/>
-          </w:tcPr>
-          <w:p>
-            <w:r>
-              <w:t>0.382</w:t>
-            </w:r>
-          </w:p>
-        </w:tc>
-        <w:tc>
-          <w:tcPr>
-            <w:tcW w:type="dxa" w:w="1440"/>
-          </w:tcPr>
-          <w:p>
-            <w:r>
-              <w:t>2.02e-33</w:t>
-            </w:r>
-          </w:p>
-        </w:tc>
-      </w:tr>
-      <w:tr>
-        <w:tc>
-          <w:tcPr>
-            <w:tcW w:type="dxa" w:w="1440"/>
-          </w:tcPr>
-          <w:p>
-            <w:r>
-              <w:t>RQ4 - Tamanho</w:t>
-            </w:r>
-          </w:p>
-        </w:tc>
-        <w:tc>
-          <w:tcPr>
-            <w:tcW w:type="dxa" w:w="1440"/>
-          </w:tcPr>
-          <w:p>
-            <w:r>
-              <w:t>Linhas de Comentario</w:t>
-            </w:r>
-          </w:p>
-        </w:tc>
-        <w:tc>
-          <w:tcPr>
-            <w:tcW w:type="dxa" w:w="1440"/>
-          </w:tcPr>
-          <w:p>
-            <w:r>
-              <w:t>DIT</w:t>
-            </w:r>
-          </w:p>
-        </w:tc>
-        <w:tc>
-          <w:tcPr>
-            <w:tcW w:type="dxa" w:w="1440"/>
-          </w:tcPr>
-          <w:p>
-            <w:r>
-              <w:t>924</w:t>
-            </w:r>
-          </w:p>
-        </w:tc>
-        <w:tc>
-          <w:tcPr>
-            <w:tcW w:type="dxa" w:w="1440"/>
-          </w:tcPr>
-          <w:p>
-            <w:r>
-              <w:t>0.211</w:t>
-            </w:r>
-          </w:p>
-        </w:tc>
-        <w:tc>
-          <w:tcPr>
-            <w:tcW w:type="dxa" w:w="1440"/>
-          </w:tcPr>
-          <w:p>
-            <w:r>
-              <w:t>8.43e-11</w:t>
-            </w:r>
-          </w:p>
-        </w:tc>
-      </w:tr>
-      <w:tr>
-        <w:tc>
-          <w:tcPr>
-            <w:tcW w:type="dxa" w:w="1440"/>
-          </w:tcPr>
-          <w:p>
-            <w:r>
-              <w:t>RQ4 - Tamanho</w:t>
-            </w:r>
-          </w:p>
-        </w:tc>
-        <w:tc>
-          <w:tcPr>
-            <w:tcW w:type="dxa" w:w="1440"/>
-          </w:tcPr>
-          <w:p>
-            <w:r>
-              <w:t>Linhas de Comentario</w:t>
-            </w:r>
-          </w:p>
-        </w:tc>
-        <w:tc>
-          <w:tcPr>
-            <w:tcW w:type="dxa" w:w="1440"/>
-          </w:tcPr>
-          <w:p>
-            <w:r>
-              <w:t>LCOM</w:t>
-            </w:r>
-          </w:p>
-        </w:tc>
-        <w:tc>
-          <w:tcPr>
-            <w:tcW w:type="dxa" w:w="1440"/>
-          </w:tcPr>
-          <w:p>
-            <w:r>
-              <w:t>924</w:t>
-            </w:r>
-          </w:p>
-        </w:tc>
-        <w:tc>
-          <w:tcPr>
-            <w:tcW w:type="dxa" w:w="1440"/>
-          </w:tcPr>
-          <w:p>
-            <w:r>
-              <w:t>0.42</w:t>
-            </w:r>
-          </w:p>
-        </w:tc>
-        <w:tc>
-          <w:tcPr>
-            <w:tcW w:type="dxa" w:w="1440"/>
-          </w:tcPr>
-          <w:p>
-            <w:r>
-              <w:t>1.02e-40</w:t>
-            </w:r>
-          </w:p>
-        </w:tc>
-      </w:tr>
-    </w:tbl>
-    <w:p/>
     <w:p>
+      <w:pPr>
+        <w:jc w:val="center"/>
+      </w:pPr>
       <w:r>
         <w:drawing>
           <wp:inline xmlns:a="http://schemas.openxmlformats.org/drawingml/2006/main" xmlns:pic="http://schemas.openxmlformats.org/drawingml/2006/picture">
-            <wp:extent cx="6126480" cy="2703431"/>
+            <wp:extent cx="5669280" cy="3242415"/>
             <wp:docPr id="6" name="Picture 6"/>
             <wp:cNvGraphicFramePr>
               <a:graphicFrameLocks noChangeAspect="1"/>
@@ -1998,7 +2353,7 @@
                   <pic:spPr>
                     <a:xfrm>
                       <a:off x="0" y="0"/>
-                      <a:ext cx="6126480" cy="2703431"/>
+                      <a:ext cx="5669280" cy="3242415"/>
                     </a:xfrm>
                     <a:prstGeom prst="rect"/>
                   </pic:spPr>
@@ -2011,72 +2366,1789 @@
     </w:p>
     <w:p>
       <w:pPr>
-        <w:pStyle w:val="Heading1"/>
+        <w:spacing w:after="120" w:before="0"/>
       </w:pPr>
       <w:r>
-        <w:t>4. Discussão</w:t>
+        <w:rPr>
+          <w:rFonts w:ascii="Times New Roman" w:hAnsi="Times New Roman"/>
+          <w:b/>
+          <w:i w:val="0"/>
+          <w:sz w:val="22"/>
+        </w:rPr>
+        <w:t>Resultados de Spearman para RQ4:</w:t>
       </w:r>
     </w:p>
     <w:p>
       <w:pPr>
-        <w:pStyle w:val="ListBullet"/>
+        <w:spacing w:after="120" w:before="0"/>
       </w:pPr>
       <w:r>
         <w:rPr>
-          <w:rFonts w:ascii="Calibri" w:hAnsi="Calibri"/>
-          <w:sz w:val="22"/>
+          <w:rFonts w:ascii="Times New Roman" w:hAnsi="Times New Roman"/>
+          <w:b w:val="0"/>
+          <w:i w:val="0"/>
+          <w:sz w:val="20"/>
         </w:rPr>
-        <w:t>A hipótese de que popularidade, sozinha, melhora a qualidade interna foi apenas parcialmente confirmada.</w:t>
+        <w:t xml:space="preserve">  • Linhas de Codigo vs CBO: ρ = 0.430, p = 8.67e-43 — Correlação positiva moderada, significativa (p &lt; 0.05)</w:t>
       </w:r>
     </w:p>
     <w:p>
       <w:pPr>
-        <w:pStyle w:val="ListBullet"/>
+        <w:spacing w:after="120" w:before="0"/>
       </w:pPr>
       <w:r>
         <w:rPr>
-          <w:rFonts w:ascii="Calibri" w:hAnsi="Calibri"/>
-          <w:sz w:val="22"/>
+          <w:rFonts w:ascii="Times New Roman" w:hAnsi="Times New Roman"/>
+          <w:b w:val="0"/>
+          <w:i w:val="0"/>
+          <w:sz w:val="20"/>
         </w:rPr>
-        <w:t>A hipótese sobre maturidade não se confirmou como melhoria automática: projetos mais antigos tendem a ficar mais complexos.</w:t>
+        <w:t xml:space="preserve">  • Linhas de Codigo vs DIT: ρ = 0.235, p = 5.15e-13 — Correlação positiva fraca, significativa (p &lt; 0.05)</w:t>
       </w:r>
     </w:p>
     <w:p>
       <w:pPr>
-        <w:pStyle w:val="ListBullet"/>
+        <w:spacing w:after="120" w:before="0"/>
       </w:pPr>
       <w:r>
         <w:rPr>
-          <w:rFonts w:ascii="Calibri" w:hAnsi="Calibri"/>
-          <w:sz w:val="22"/>
+          <w:rFonts w:ascii="Times New Roman" w:hAnsi="Times New Roman"/>
+          <w:b w:val="0"/>
+          <w:i w:val="0"/>
+          <w:sz w:val="20"/>
         </w:rPr>
-        <w:t>A atividade medida por releases apareceu associada a aumento de complexidade, e não necessariamente a refinamento.</w:t>
+        <w:t xml:space="preserve">  • Linhas de Codigo vs LCOM: ρ = 0.442, p = 1.63e-45 — Correlação positiva moderada, significativa (p &lt; 0.05)</w:t>
       </w:r>
     </w:p>
     <w:p>
       <w:pPr>
-        <w:pStyle w:val="ListBullet"/>
+        <w:spacing w:after="120" w:before="0"/>
       </w:pPr>
       <w:r>
         <w:rPr>
-          <w:rFonts w:ascii="Calibri" w:hAnsi="Calibri"/>
-          <w:sz w:val="22"/>
+          <w:rFonts w:ascii="Times New Roman" w:hAnsi="Times New Roman"/>
+          <w:b w:val="0"/>
+          <w:i w:val="0"/>
+          <w:sz w:val="20"/>
         </w:rPr>
-        <w:t>A hipótese sobre tamanho foi a mais bem suportada: sistemas maiores apresentaram piores indicadores de acoplamento e coesão.</w:t>
+        <w:t xml:space="preserve">  • Linhas de Comentario vs CBO: ρ = 0.382, p = 2.02e-33 — Correlação positiva moderada, significativa (p &lt; 0.05)</w:t>
       </w:r>
     </w:p>
     <w:p>
       <w:pPr>
-        <w:spacing w:after="120"/>
+        <w:spacing w:after="120" w:before="0"/>
       </w:pPr>
       <w:r>
         <w:rPr>
-          <w:rFonts w:ascii="Calibri" w:hAnsi="Calibri"/>
+          <w:rFonts w:ascii="Times New Roman" w:hAnsi="Times New Roman"/>
+          <w:b w:val="0"/>
+          <w:i w:val="0"/>
+          <w:sz w:val="20"/>
+        </w:rPr>
+        <w:t xml:space="preserve">  • Linhas de Comentario vs DIT: ρ = 0.211, p = 8.43e-11 — Correlação positiva fraca, significativa (p &lt; 0.05)</w:t>
+      </w:r>
+    </w:p>
+    <w:p>
+      <w:pPr>
+        <w:spacing w:after="120" w:before="0"/>
+      </w:pPr>
+      <w:r>
+        <w:rPr>
+          <w:rFonts w:ascii="Times New Roman" w:hAnsi="Times New Roman"/>
+          <w:b w:val="0"/>
+          <w:i w:val="0"/>
+          <w:sz w:val="20"/>
+        </w:rPr>
+        <w:t xml:space="preserve">  • Linhas de Comentario vs LCOM: ρ = 0.420, p = 1.02e-40 — Correlação positiva moderada, significativa (p &lt; 0.05)</w:t>
+      </w:r>
+    </w:p>
+    <w:p>
+      <w:pPr>
+        <w:pStyle w:val="Heading2"/>
+      </w:pPr>
+      <w:r>
+        <w:rPr>
+          <w:rFonts w:ascii="Times New Roman" w:hAnsi="Times New Roman"/>
+          <w:color w:val="000000"/>
+        </w:rPr>
+        <w:t>3.7 Tabela Completa de Correlações</w:t>
+      </w:r>
+    </w:p>
+    <w:p>
+      <w:pPr>
+        <w:spacing w:after="120" w:before="0"/>
+      </w:pPr>
+      <w:r>
+        <w:rPr>
+          <w:rFonts w:ascii="Times New Roman" w:hAnsi="Times New Roman"/>
           <w:b w:val="0"/>
           <w:i w:val="0"/>
           <w:sz w:val="22"/>
         </w:rPr>
-        <w:t>Em síntese, os dados sugerem que a qualidade interna não cresce de forma linear com popularidade ou idade. O que aparece com mais força é a relação entre crescimento/expansão do repositório e aumento da complexidade estrutural.</w:t>
+        <w:t>A tabela abaixo resume todos os testes de correlação de Spearman aplicados.</w:t>
+      </w:r>
+    </w:p>
+    <w:tbl>
+      <w:tblPr>
+        <w:tblStyle w:val="TableGrid"/>
+        <w:tblW w:type="auto" w:w="0"/>
+        <w:tblLook w:firstColumn="1" w:firstRow="1" w:lastColumn="0" w:lastRow="0" w:noHBand="0" w:noVBand="1" w:val="04A0"/>
+      </w:tblPr>
+      <w:tblGrid>
+        <w:gridCol w:w="1234"/>
+        <w:gridCol w:w="1234"/>
+        <w:gridCol w:w="1234"/>
+        <w:gridCol w:w="1234"/>
+        <w:gridCol w:w="1234"/>
+        <w:gridCol w:w="1234"/>
+        <w:gridCol w:w="1234"/>
+      </w:tblGrid>
+      <w:tr>
+        <w:tc>
+          <w:tcPr>
+            <w:tcW w:type="dxa" w:w="1234"/>
+          </w:tcPr>
+          <w:p>
+            <w:r>
+              <w:rPr>
+                <w:rFonts w:ascii="Times New Roman" w:hAnsi="Times New Roman"/>
+                <w:b/>
+                <w:sz w:val="18"/>
+              </w:rPr>
+              <w:t>RQ</w:t>
+            </w:r>
+          </w:p>
+        </w:tc>
+        <w:tc>
+          <w:tcPr>
+            <w:tcW w:type="dxa" w:w="1234"/>
+          </w:tcPr>
+          <w:p>
+            <w:r>
+              <w:rPr>
+                <w:rFonts w:ascii="Times New Roman" w:hAnsi="Times New Roman"/>
+                <w:b/>
+                <w:sz w:val="18"/>
+              </w:rPr>
+              <w:t>Var X</w:t>
+            </w:r>
+          </w:p>
+        </w:tc>
+        <w:tc>
+          <w:tcPr>
+            <w:tcW w:type="dxa" w:w="1234"/>
+          </w:tcPr>
+          <w:p>
+            <w:r>
+              <w:rPr>
+                <w:rFonts w:ascii="Times New Roman" w:hAnsi="Times New Roman"/>
+                <w:b/>
+                <w:sz w:val="18"/>
+              </w:rPr>
+              <w:t>Var Y</w:t>
+            </w:r>
+          </w:p>
+        </w:tc>
+        <w:tc>
+          <w:tcPr>
+            <w:tcW w:type="dxa" w:w="1234"/>
+          </w:tcPr>
+          <w:p>
+            <w:r>
+              <w:rPr>
+                <w:rFonts w:ascii="Times New Roman" w:hAnsi="Times New Roman"/>
+                <w:b/>
+                <w:sz w:val="18"/>
+              </w:rPr>
+              <w:t>N</w:t>
+            </w:r>
+          </w:p>
+        </w:tc>
+        <w:tc>
+          <w:tcPr>
+            <w:tcW w:type="dxa" w:w="1234"/>
+          </w:tcPr>
+          <w:p>
+            <w:r>
+              <w:rPr>
+                <w:rFonts w:ascii="Times New Roman" w:hAnsi="Times New Roman"/>
+                <w:b/>
+                <w:sz w:val="18"/>
+              </w:rPr>
+              <w:t>ρ</w:t>
+            </w:r>
+          </w:p>
+        </w:tc>
+        <w:tc>
+          <w:tcPr>
+            <w:tcW w:type="dxa" w:w="1234"/>
+          </w:tcPr>
+          <w:p>
+            <w:r>
+              <w:rPr>
+                <w:rFonts w:ascii="Times New Roman" w:hAnsi="Times New Roman"/>
+                <w:b/>
+                <w:sz w:val="18"/>
+              </w:rPr>
+              <w:t>p-valor</w:t>
+            </w:r>
+          </w:p>
+        </w:tc>
+        <w:tc>
+          <w:tcPr>
+            <w:tcW w:type="dxa" w:w="1234"/>
+          </w:tcPr>
+          <w:p>
+            <w:r>
+              <w:rPr>
+                <w:rFonts w:ascii="Times New Roman" w:hAnsi="Times New Roman"/>
+                <w:b/>
+                <w:sz w:val="18"/>
+              </w:rPr>
+              <w:t>Interpretação</w:t>
+            </w:r>
+          </w:p>
+        </w:tc>
+      </w:tr>
+      <w:tr>
+        <w:tc>
+          <w:tcPr>
+            <w:tcW w:type="dxa" w:w="1234"/>
+          </w:tcPr>
+          <w:p>
+            <w:r>
+              <w:rPr>
+                <w:rFonts w:ascii="Times New Roman" w:hAnsi="Times New Roman"/>
+                <w:sz w:val="18"/>
+              </w:rPr>
+              <w:t>RQ1 — Popularidade</w:t>
+            </w:r>
+          </w:p>
+        </w:tc>
+        <w:tc>
+          <w:tcPr>
+            <w:tcW w:type="dxa" w:w="1234"/>
+          </w:tcPr>
+          <w:p>
+            <w:r>
+              <w:rPr>
+                <w:rFonts w:ascii="Times New Roman" w:hAnsi="Times New Roman"/>
+                <w:sz w:val="18"/>
+              </w:rPr>
+              <w:t>Estrelas</w:t>
+            </w:r>
+          </w:p>
+        </w:tc>
+        <w:tc>
+          <w:tcPr>
+            <w:tcW w:type="dxa" w:w="1234"/>
+          </w:tcPr>
+          <w:p>
+            <w:r>
+              <w:rPr>
+                <w:rFonts w:ascii="Times New Roman" w:hAnsi="Times New Roman"/>
+                <w:sz w:val="18"/>
+              </w:rPr>
+              <w:t>CBO</w:t>
+            </w:r>
+          </w:p>
+        </w:tc>
+        <w:tc>
+          <w:tcPr>
+            <w:tcW w:type="dxa" w:w="1234"/>
+          </w:tcPr>
+          <w:p>
+            <w:r>
+              <w:rPr>
+                <w:rFonts w:ascii="Times New Roman" w:hAnsi="Times New Roman"/>
+                <w:sz w:val="18"/>
+              </w:rPr>
+              <w:t>924</w:t>
+            </w:r>
+          </w:p>
+        </w:tc>
+        <w:tc>
+          <w:tcPr>
+            <w:tcW w:type="dxa" w:w="1234"/>
+          </w:tcPr>
+          <w:p>
+            <w:r>
+              <w:rPr>
+                <w:rFonts w:ascii="Times New Roman" w:hAnsi="Times New Roman"/>
+                <w:sz w:val="18"/>
+              </w:rPr>
+              <w:t>0.015</w:t>
+            </w:r>
+          </w:p>
+        </w:tc>
+        <w:tc>
+          <w:tcPr>
+            <w:tcW w:type="dxa" w:w="1234"/>
+          </w:tcPr>
+          <w:p>
+            <w:r>
+              <w:rPr>
+                <w:rFonts w:ascii="Times New Roman" w:hAnsi="Times New Roman"/>
+                <w:sz w:val="18"/>
+              </w:rPr>
+              <w:t>0.644</w:t>
+            </w:r>
+          </w:p>
+        </w:tc>
+        <w:tc>
+          <w:tcPr>
+            <w:tcW w:type="dxa" w:w="1234"/>
+          </w:tcPr>
+          <w:p>
+            <w:r>
+              <w:rPr>
+                <w:rFonts w:ascii="Times New Roman" w:hAnsi="Times New Roman"/>
+                <w:sz w:val="18"/>
+              </w:rPr>
+              <w:t>Correlação positiva desprezível, não significativa (p &gt;= 0.05)</w:t>
+            </w:r>
+          </w:p>
+        </w:tc>
+      </w:tr>
+      <w:tr>
+        <w:tc>
+          <w:tcPr>
+            <w:tcW w:type="dxa" w:w="1234"/>
+          </w:tcPr>
+          <w:p>
+            <w:r>
+              <w:rPr>
+                <w:rFonts w:ascii="Times New Roman" w:hAnsi="Times New Roman"/>
+                <w:sz w:val="18"/>
+              </w:rPr>
+              <w:t>RQ1 — Popularidade</w:t>
+            </w:r>
+          </w:p>
+        </w:tc>
+        <w:tc>
+          <w:tcPr>
+            <w:tcW w:type="dxa" w:w="1234"/>
+          </w:tcPr>
+          <w:p>
+            <w:r>
+              <w:rPr>
+                <w:rFonts w:ascii="Times New Roman" w:hAnsi="Times New Roman"/>
+                <w:sz w:val="18"/>
+              </w:rPr>
+              <w:t>Estrelas</w:t>
+            </w:r>
+          </w:p>
+        </w:tc>
+        <w:tc>
+          <w:tcPr>
+            <w:tcW w:type="dxa" w:w="1234"/>
+          </w:tcPr>
+          <w:p>
+            <w:r>
+              <w:rPr>
+                <w:rFonts w:ascii="Times New Roman" w:hAnsi="Times New Roman"/>
+                <w:sz w:val="18"/>
+              </w:rPr>
+              <w:t>DIT</w:t>
+            </w:r>
+          </w:p>
+        </w:tc>
+        <w:tc>
+          <w:tcPr>
+            <w:tcW w:type="dxa" w:w="1234"/>
+          </w:tcPr>
+          <w:p>
+            <w:r>
+              <w:rPr>
+                <w:rFonts w:ascii="Times New Roman" w:hAnsi="Times New Roman"/>
+                <w:sz w:val="18"/>
+              </w:rPr>
+              <w:t>924</w:t>
+            </w:r>
+          </w:p>
+        </w:tc>
+        <w:tc>
+          <w:tcPr>
+            <w:tcW w:type="dxa" w:w="1234"/>
+          </w:tcPr>
+          <w:p>
+            <w:r>
+              <w:rPr>
+                <w:rFonts w:ascii="Times New Roman" w:hAnsi="Times New Roman"/>
+                <w:sz w:val="18"/>
+              </w:rPr>
+              <w:t>-0.032</w:t>
+            </w:r>
+          </w:p>
+        </w:tc>
+        <w:tc>
+          <w:tcPr>
+            <w:tcW w:type="dxa" w:w="1234"/>
+          </w:tcPr>
+          <w:p>
+            <w:r>
+              <w:rPr>
+                <w:rFonts w:ascii="Times New Roman" w:hAnsi="Times New Roman"/>
+                <w:sz w:val="18"/>
+              </w:rPr>
+              <w:t>0.338</w:t>
+            </w:r>
+          </w:p>
+        </w:tc>
+        <w:tc>
+          <w:tcPr>
+            <w:tcW w:type="dxa" w:w="1234"/>
+          </w:tcPr>
+          <w:p>
+            <w:r>
+              <w:rPr>
+                <w:rFonts w:ascii="Times New Roman" w:hAnsi="Times New Roman"/>
+                <w:sz w:val="18"/>
+              </w:rPr>
+              <w:t>Correlação negativa desprezível, não significativa (p &gt;= 0.05)</w:t>
+            </w:r>
+          </w:p>
+        </w:tc>
+      </w:tr>
+      <w:tr>
+        <w:tc>
+          <w:tcPr>
+            <w:tcW w:type="dxa" w:w="1234"/>
+          </w:tcPr>
+          <w:p>
+            <w:r>
+              <w:rPr>
+                <w:rFonts w:ascii="Times New Roman" w:hAnsi="Times New Roman"/>
+                <w:sz w:val="18"/>
+              </w:rPr>
+              <w:t>RQ1 — Popularidade</w:t>
+            </w:r>
+          </w:p>
+        </w:tc>
+        <w:tc>
+          <w:tcPr>
+            <w:tcW w:type="dxa" w:w="1234"/>
+          </w:tcPr>
+          <w:p>
+            <w:r>
+              <w:rPr>
+                <w:rFonts w:ascii="Times New Roman" w:hAnsi="Times New Roman"/>
+                <w:sz w:val="18"/>
+              </w:rPr>
+              <w:t>Estrelas</w:t>
+            </w:r>
+          </w:p>
+        </w:tc>
+        <w:tc>
+          <w:tcPr>
+            <w:tcW w:type="dxa" w:w="1234"/>
+          </w:tcPr>
+          <w:p>
+            <w:r>
+              <w:rPr>
+                <w:rFonts w:ascii="Times New Roman" w:hAnsi="Times New Roman"/>
+                <w:sz w:val="18"/>
+              </w:rPr>
+              <w:t>LCOM</w:t>
+            </w:r>
+          </w:p>
+        </w:tc>
+        <w:tc>
+          <w:tcPr>
+            <w:tcW w:type="dxa" w:w="1234"/>
+          </w:tcPr>
+          <w:p>
+            <w:r>
+              <w:rPr>
+                <w:rFonts w:ascii="Times New Roman" w:hAnsi="Times New Roman"/>
+                <w:sz w:val="18"/>
+              </w:rPr>
+              <w:t>924</w:t>
+            </w:r>
+          </w:p>
+        </w:tc>
+        <w:tc>
+          <w:tcPr>
+            <w:tcW w:type="dxa" w:w="1234"/>
+          </w:tcPr>
+          <w:p>
+            <w:r>
+              <w:rPr>
+                <w:rFonts w:ascii="Times New Roman" w:hAnsi="Times New Roman"/>
+                <w:sz w:val="18"/>
+              </w:rPr>
+              <w:t>0.060</w:t>
+            </w:r>
+          </w:p>
+        </w:tc>
+        <w:tc>
+          <w:tcPr>
+            <w:tcW w:type="dxa" w:w="1234"/>
+          </w:tcPr>
+          <w:p>
+            <w:r>
+              <w:rPr>
+                <w:rFonts w:ascii="Times New Roman" w:hAnsi="Times New Roman"/>
+                <w:sz w:val="18"/>
+              </w:rPr>
+              <w:t>0.0691</w:t>
+            </w:r>
+          </w:p>
+        </w:tc>
+        <w:tc>
+          <w:tcPr>
+            <w:tcW w:type="dxa" w:w="1234"/>
+          </w:tcPr>
+          <w:p>
+            <w:r>
+              <w:rPr>
+                <w:rFonts w:ascii="Times New Roman" w:hAnsi="Times New Roman"/>
+                <w:sz w:val="18"/>
+              </w:rPr>
+              <w:t>Correlação positiva desprezível, não significativa (p &gt;= 0.05)</w:t>
+            </w:r>
+          </w:p>
+        </w:tc>
+      </w:tr>
+      <w:tr>
+        <w:tc>
+          <w:tcPr>
+            <w:tcW w:type="dxa" w:w="1234"/>
+          </w:tcPr>
+          <w:p>
+            <w:r>
+              <w:rPr>
+                <w:rFonts w:ascii="Times New Roman" w:hAnsi="Times New Roman"/>
+                <w:sz w:val="18"/>
+              </w:rPr>
+              <w:t>RQ2 — Maturidade</w:t>
+            </w:r>
+          </w:p>
+        </w:tc>
+        <w:tc>
+          <w:tcPr>
+            <w:tcW w:type="dxa" w:w="1234"/>
+          </w:tcPr>
+          <w:p>
+            <w:r>
+              <w:rPr>
+                <w:rFonts w:ascii="Times New Roman" w:hAnsi="Times New Roman"/>
+                <w:sz w:val="18"/>
+              </w:rPr>
+              <w:t>Idade</w:t>
+            </w:r>
+          </w:p>
+        </w:tc>
+        <w:tc>
+          <w:tcPr>
+            <w:tcW w:type="dxa" w:w="1234"/>
+          </w:tcPr>
+          <w:p>
+            <w:r>
+              <w:rPr>
+                <w:rFonts w:ascii="Times New Roman" w:hAnsi="Times New Roman"/>
+                <w:sz w:val="18"/>
+              </w:rPr>
+              <w:t>CBO</w:t>
+            </w:r>
+          </w:p>
+        </w:tc>
+        <w:tc>
+          <w:tcPr>
+            <w:tcW w:type="dxa" w:w="1234"/>
+          </w:tcPr>
+          <w:p>
+            <w:r>
+              <w:rPr>
+                <w:rFonts w:ascii="Times New Roman" w:hAnsi="Times New Roman"/>
+                <w:sz w:val="18"/>
+              </w:rPr>
+              <w:t>924</w:t>
+            </w:r>
+          </w:p>
+        </w:tc>
+        <w:tc>
+          <w:tcPr>
+            <w:tcW w:type="dxa" w:w="1234"/>
+          </w:tcPr>
+          <w:p>
+            <w:r>
+              <w:rPr>
+                <w:rFonts w:ascii="Times New Roman" w:hAnsi="Times New Roman"/>
+                <w:sz w:val="18"/>
+              </w:rPr>
+              <w:t>-0.009</w:t>
+            </w:r>
+          </w:p>
+        </w:tc>
+        <w:tc>
+          <w:tcPr>
+            <w:tcW w:type="dxa" w:w="1234"/>
+          </w:tcPr>
+          <w:p>
+            <w:r>
+              <w:rPr>
+                <w:rFonts w:ascii="Times New Roman" w:hAnsi="Times New Roman"/>
+                <w:sz w:val="18"/>
+              </w:rPr>
+              <w:t>0.783</w:t>
+            </w:r>
+          </w:p>
+        </w:tc>
+        <w:tc>
+          <w:tcPr>
+            <w:tcW w:type="dxa" w:w="1234"/>
+          </w:tcPr>
+          <w:p>
+            <w:r>
+              <w:rPr>
+                <w:rFonts w:ascii="Times New Roman" w:hAnsi="Times New Roman"/>
+                <w:sz w:val="18"/>
+              </w:rPr>
+              <w:t>Correlação negativa desprezível, não significativa (p &gt;= 0.05)</w:t>
+            </w:r>
+          </w:p>
+        </w:tc>
+      </w:tr>
+      <w:tr>
+        <w:tc>
+          <w:tcPr>
+            <w:tcW w:type="dxa" w:w="1234"/>
+          </w:tcPr>
+          <w:p>
+            <w:r>
+              <w:rPr>
+                <w:rFonts w:ascii="Times New Roman" w:hAnsi="Times New Roman"/>
+                <w:sz w:val="18"/>
+              </w:rPr>
+              <w:t>RQ2 — Maturidade</w:t>
+            </w:r>
+          </w:p>
+        </w:tc>
+        <w:tc>
+          <w:tcPr>
+            <w:tcW w:type="dxa" w:w="1234"/>
+          </w:tcPr>
+          <w:p>
+            <w:r>
+              <w:rPr>
+                <w:rFonts w:ascii="Times New Roman" w:hAnsi="Times New Roman"/>
+                <w:sz w:val="18"/>
+              </w:rPr>
+              <w:t>Idade</w:t>
+            </w:r>
+          </w:p>
+        </w:tc>
+        <w:tc>
+          <w:tcPr>
+            <w:tcW w:type="dxa" w:w="1234"/>
+          </w:tcPr>
+          <w:p>
+            <w:r>
+              <w:rPr>
+                <w:rFonts w:ascii="Times New Roman" w:hAnsi="Times New Roman"/>
+                <w:sz w:val="18"/>
+              </w:rPr>
+              <w:t>DIT</w:t>
+            </w:r>
+          </w:p>
+        </w:tc>
+        <w:tc>
+          <w:tcPr>
+            <w:tcW w:type="dxa" w:w="1234"/>
+          </w:tcPr>
+          <w:p>
+            <w:r>
+              <w:rPr>
+                <w:rFonts w:ascii="Times New Roman" w:hAnsi="Times New Roman"/>
+                <w:sz w:val="18"/>
+              </w:rPr>
+              <w:t>924</w:t>
+            </w:r>
+          </w:p>
+        </w:tc>
+        <w:tc>
+          <w:tcPr>
+            <w:tcW w:type="dxa" w:w="1234"/>
+          </w:tcPr>
+          <w:p>
+            <w:r>
+              <w:rPr>
+                <w:rFonts w:ascii="Times New Roman" w:hAnsi="Times New Roman"/>
+                <w:sz w:val="18"/>
+              </w:rPr>
+              <w:t>0.265</w:t>
+            </w:r>
+          </w:p>
+        </w:tc>
+        <w:tc>
+          <w:tcPr>
+            <w:tcW w:type="dxa" w:w="1234"/>
+          </w:tcPr>
+          <w:p>
+            <w:r>
+              <w:rPr>
+                <w:rFonts w:ascii="Times New Roman" w:hAnsi="Times New Roman"/>
+                <w:sz w:val="18"/>
+              </w:rPr>
+              <w:t>2.3e-16</w:t>
+            </w:r>
+          </w:p>
+        </w:tc>
+        <w:tc>
+          <w:tcPr>
+            <w:tcW w:type="dxa" w:w="1234"/>
+          </w:tcPr>
+          <w:p>
+            <w:r>
+              <w:rPr>
+                <w:rFonts w:ascii="Times New Roman" w:hAnsi="Times New Roman"/>
+                <w:sz w:val="18"/>
+              </w:rPr>
+              <w:t>Correlação positiva fraca, significativa (p &lt; 0.05)</w:t>
+            </w:r>
+          </w:p>
+        </w:tc>
+      </w:tr>
+      <w:tr>
+        <w:tc>
+          <w:tcPr>
+            <w:tcW w:type="dxa" w:w="1234"/>
+          </w:tcPr>
+          <w:p>
+            <w:r>
+              <w:rPr>
+                <w:rFonts w:ascii="Times New Roman" w:hAnsi="Times New Roman"/>
+                <w:sz w:val="18"/>
+              </w:rPr>
+              <w:t>RQ2 — Maturidade</w:t>
+            </w:r>
+          </w:p>
+        </w:tc>
+        <w:tc>
+          <w:tcPr>
+            <w:tcW w:type="dxa" w:w="1234"/>
+          </w:tcPr>
+          <w:p>
+            <w:r>
+              <w:rPr>
+                <w:rFonts w:ascii="Times New Roman" w:hAnsi="Times New Roman"/>
+                <w:sz w:val="18"/>
+              </w:rPr>
+              <w:t>Idade</w:t>
+            </w:r>
+          </w:p>
+        </w:tc>
+        <w:tc>
+          <w:tcPr>
+            <w:tcW w:type="dxa" w:w="1234"/>
+          </w:tcPr>
+          <w:p>
+            <w:r>
+              <w:rPr>
+                <w:rFonts w:ascii="Times New Roman" w:hAnsi="Times New Roman"/>
+                <w:sz w:val="18"/>
+              </w:rPr>
+              <w:t>LCOM</w:t>
+            </w:r>
+          </w:p>
+        </w:tc>
+        <w:tc>
+          <w:tcPr>
+            <w:tcW w:type="dxa" w:w="1234"/>
+          </w:tcPr>
+          <w:p>
+            <w:r>
+              <w:rPr>
+                <w:rFonts w:ascii="Times New Roman" w:hAnsi="Times New Roman"/>
+                <w:sz w:val="18"/>
+              </w:rPr>
+              <w:t>924</w:t>
+            </w:r>
+          </w:p>
+        </w:tc>
+        <w:tc>
+          <w:tcPr>
+            <w:tcW w:type="dxa" w:w="1234"/>
+          </w:tcPr>
+          <w:p>
+            <w:r>
+              <w:rPr>
+                <w:rFonts w:ascii="Times New Roman" w:hAnsi="Times New Roman"/>
+                <w:sz w:val="18"/>
+              </w:rPr>
+              <w:t>0.190</w:t>
+            </w:r>
+          </w:p>
+        </w:tc>
+        <w:tc>
+          <w:tcPr>
+            <w:tcW w:type="dxa" w:w="1234"/>
+          </w:tcPr>
+          <w:p>
+            <w:r>
+              <w:rPr>
+                <w:rFonts w:ascii="Times New Roman" w:hAnsi="Times New Roman"/>
+                <w:sz w:val="18"/>
+              </w:rPr>
+              <w:t>5.34e-09</w:t>
+            </w:r>
+          </w:p>
+        </w:tc>
+        <w:tc>
+          <w:tcPr>
+            <w:tcW w:type="dxa" w:w="1234"/>
+          </w:tcPr>
+          <w:p>
+            <w:r>
+              <w:rPr>
+                <w:rFonts w:ascii="Times New Roman" w:hAnsi="Times New Roman"/>
+                <w:sz w:val="18"/>
+              </w:rPr>
+              <w:t>Correlação positiva fraca, significativa (p &lt; 0.05)</w:t>
+            </w:r>
+          </w:p>
+        </w:tc>
+      </w:tr>
+      <w:tr>
+        <w:tc>
+          <w:tcPr>
+            <w:tcW w:type="dxa" w:w="1234"/>
+          </w:tcPr>
+          <w:p>
+            <w:r>
+              <w:rPr>
+                <w:rFonts w:ascii="Times New Roman" w:hAnsi="Times New Roman"/>
+                <w:sz w:val="18"/>
+              </w:rPr>
+              <w:t>RQ3 — Atividade</w:t>
+            </w:r>
+          </w:p>
+        </w:tc>
+        <w:tc>
+          <w:tcPr>
+            <w:tcW w:type="dxa" w:w="1234"/>
+          </w:tcPr>
+          <w:p>
+            <w:r>
+              <w:rPr>
+                <w:rFonts w:ascii="Times New Roman" w:hAnsi="Times New Roman"/>
+                <w:sz w:val="18"/>
+              </w:rPr>
+              <w:t>Releases</w:t>
+            </w:r>
+          </w:p>
+        </w:tc>
+        <w:tc>
+          <w:tcPr>
+            <w:tcW w:type="dxa" w:w="1234"/>
+          </w:tcPr>
+          <w:p>
+            <w:r>
+              <w:rPr>
+                <w:rFonts w:ascii="Times New Roman" w:hAnsi="Times New Roman"/>
+                <w:sz w:val="18"/>
+              </w:rPr>
+              <w:t>CBO</w:t>
+            </w:r>
+          </w:p>
+        </w:tc>
+        <w:tc>
+          <w:tcPr>
+            <w:tcW w:type="dxa" w:w="1234"/>
+          </w:tcPr>
+          <w:p>
+            <w:r>
+              <w:rPr>
+                <w:rFonts w:ascii="Times New Roman" w:hAnsi="Times New Roman"/>
+                <w:sz w:val="18"/>
+              </w:rPr>
+              <w:t>924</w:t>
+            </w:r>
+          </w:p>
+        </w:tc>
+        <w:tc>
+          <w:tcPr>
+            <w:tcW w:type="dxa" w:w="1234"/>
+          </w:tcPr>
+          <w:p>
+            <w:r>
+              <w:rPr>
+                <w:rFonts w:ascii="Times New Roman" w:hAnsi="Times New Roman"/>
+                <w:sz w:val="18"/>
+              </w:rPr>
+              <w:t>0.384</w:t>
+            </w:r>
+          </w:p>
+        </w:tc>
+        <w:tc>
+          <w:tcPr>
+            <w:tcW w:type="dxa" w:w="1234"/>
+          </w:tcPr>
+          <w:p>
+            <w:r>
+              <w:rPr>
+                <w:rFonts w:ascii="Times New Roman" w:hAnsi="Times New Roman"/>
+                <w:sz w:val="18"/>
+              </w:rPr>
+              <w:t>6.92e-34</w:t>
+            </w:r>
+          </w:p>
+        </w:tc>
+        <w:tc>
+          <w:tcPr>
+            <w:tcW w:type="dxa" w:w="1234"/>
+          </w:tcPr>
+          <w:p>
+            <w:r>
+              <w:rPr>
+                <w:rFonts w:ascii="Times New Roman" w:hAnsi="Times New Roman"/>
+                <w:sz w:val="18"/>
+              </w:rPr>
+              <w:t>Correlação positiva moderada, significativa (p &lt; 0.05)</w:t>
+            </w:r>
+          </w:p>
+        </w:tc>
+      </w:tr>
+      <w:tr>
+        <w:tc>
+          <w:tcPr>
+            <w:tcW w:type="dxa" w:w="1234"/>
+          </w:tcPr>
+          <w:p>
+            <w:r>
+              <w:rPr>
+                <w:rFonts w:ascii="Times New Roman" w:hAnsi="Times New Roman"/>
+                <w:sz w:val="18"/>
+              </w:rPr>
+              <w:t>RQ3 — Atividade</w:t>
+            </w:r>
+          </w:p>
+        </w:tc>
+        <w:tc>
+          <w:tcPr>
+            <w:tcW w:type="dxa" w:w="1234"/>
+          </w:tcPr>
+          <w:p>
+            <w:r>
+              <w:rPr>
+                <w:rFonts w:ascii="Times New Roman" w:hAnsi="Times New Roman"/>
+                <w:sz w:val="18"/>
+              </w:rPr>
+              <w:t>Releases</w:t>
+            </w:r>
+          </w:p>
+        </w:tc>
+        <w:tc>
+          <w:tcPr>
+            <w:tcW w:type="dxa" w:w="1234"/>
+          </w:tcPr>
+          <w:p>
+            <w:r>
+              <w:rPr>
+                <w:rFonts w:ascii="Times New Roman" w:hAnsi="Times New Roman"/>
+                <w:sz w:val="18"/>
+              </w:rPr>
+              <w:t>DIT</w:t>
+            </w:r>
+          </w:p>
+        </w:tc>
+        <w:tc>
+          <w:tcPr>
+            <w:tcW w:type="dxa" w:w="1234"/>
+          </w:tcPr>
+          <w:p>
+            <w:r>
+              <w:rPr>
+                <w:rFonts w:ascii="Times New Roman" w:hAnsi="Times New Roman"/>
+                <w:sz w:val="18"/>
+              </w:rPr>
+              <w:t>924</w:t>
+            </w:r>
+          </w:p>
+        </w:tc>
+        <w:tc>
+          <w:tcPr>
+            <w:tcW w:type="dxa" w:w="1234"/>
+          </w:tcPr>
+          <w:p>
+            <w:r>
+              <w:rPr>
+                <w:rFonts w:ascii="Times New Roman" w:hAnsi="Times New Roman"/>
+                <w:sz w:val="18"/>
+              </w:rPr>
+              <w:t>0.172</w:t>
+            </w:r>
+          </w:p>
+        </w:tc>
+        <w:tc>
+          <w:tcPr>
+            <w:tcW w:type="dxa" w:w="1234"/>
+          </w:tcPr>
+          <w:p>
+            <w:r>
+              <w:rPr>
+                <w:rFonts w:ascii="Times New Roman" w:hAnsi="Times New Roman"/>
+                <w:sz w:val="18"/>
+              </w:rPr>
+              <w:t>1.51e-07</w:t>
+            </w:r>
+          </w:p>
+        </w:tc>
+        <w:tc>
+          <w:tcPr>
+            <w:tcW w:type="dxa" w:w="1234"/>
+          </w:tcPr>
+          <w:p>
+            <w:r>
+              <w:rPr>
+                <w:rFonts w:ascii="Times New Roman" w:hAnsi="Times New Roman"/>
+                <w:sz w:val="18"/>
+              </w:rPr>
+              <w:t>Correlação positiva fraca, significativa (p &lt; 0.05)</w:t>
+            </w:r>
+          </w:p>
+        </w:tc>
+      </w:tr>
+      <w:tr>
+        <w:tc>
+          <w:tcPr>
+            <w:tcW w:type="dxa" w:w="1234"/>
+          </w:tcPr>
+          <w:p>
+            <w:r>
+              <w:rPr>
+                <w:rFonts w:ascii="Times New Roman" w:hAnsi="Times New Roman"/>
+                <w:sz w:val="18"/>
+              </w:rPr>
+              <w:t>RQ3 — Atividade</w:t>
+            </w:r>
+          </w:p>
+        </w:tc>
+        <w:tc>
+          <w:tcPr>
+            <w:tcW w:type="dxa" w:w="1234"/>
+          </w:tcPr>
+          <w:p>
+            <w:r>
+              <w:rPr>
+                <w:rFonts w:ascii="Times New Roman" w:hAnsi="Times New Roman"/>
+                <w:sz w:val="18"/>
+              </w:rPr>
+              <w:t>Releases</w:t>
+            </w:r>
+          </w:p>
+        </w:tc>
+        <w:tc>
+          <w:tcPr>
+            <w:tcW w:type="dxa" w:w="1234"/>
+          </w:tcPr>
+          <w:p>
+            <w:r>
+              <w:rPr>
+                <w:rFonts w:ascii="Times New Roman" w:hAnsi="Times New Roman"/>
+                <w:sz w:val="18"/>
+              </w:rPr>
+              <w:t>LCOM</w:t>
+            </w:r>
+          </w:p>
+        </w:tc>
+        <w:tc>
+          <w:tcPr>
+            <w:tcW w:type="dxa" w:w="1234"/>
+          </w:tcPr>
+          <w:p>
+            <w:r>
+              <w:rPr>
+                <w:rFonts w:ascii="Times New Roman" w:hAnsi="Times New Roman"/>
+                <w:sz w:val="18"/>
+              </w:rPr>
+              <w:t>924</w:t>
+            </w:r>
+          </w:p>
+        </w:tc>
+        <w:tc>
+          <w:tcPr>
+            <w:tcW w:type="dxa" w:w="1234"/>
+          </w:tcPr>
+          <w:p>
+            <w:r>
+              <w:rPr>
+                <w:rFonts w:ascii="Times New Roman" w:hAnsi="Times New Roman"/>
+                <w:sz w:val="18"/>
+              </w:rPr>
+              <w:t>0.305</w:t>
+            </w:r>
+          </w:p>
+        </w:tc>
+        <w:tc>
+          <w:tcPr>
+            <w:tcW w:type="dxa" w:w="1234"/>
+          </w:tcPr>
+          <w:p>
+            <w:r>
+              <w:rPr>
+                <w:rFonts w:ascii="Times New Roman" w:hAnsi="Times New Roman"/>
+                <w:sz w:val="18"/>
+              </w:rPr>
+              <w:t>2.38e-21</w:t>
+            </w:r>
+          </w:p>
+        </w:tc>
+        <w:tc>
+          <w:tcPr>
+            <w:tcW w:type="dxa" w:w="1234"/>
+          </w:tcPr>
+          <w:p>
+            <w:r>
+              <w:rPr>
+                <w:rFonts w:ascii="Times New Roman" w:hAnsi="Times New Roman"/>
+                <w:sz w:val="18"/>
+              </w:rPr>
+              <w:t>Correlação positiva moderada, significativa (p &lt; 0.05)</w:t>
+            </w:r>
+          </w:p>
+        </w:tc>
+      </w:tr>
+      <w:tr>
+        <w:tc>
+          <w:tcPr>
+            <w:tcW w:type="dxa" w:w="1234"/>
+          </w:tcPr>
+          <w:p>
+            <w:r>
+              <w:rPr>
+                <w:rFonts w:ascii="Times New Roman" w:hAnsi="Times New Roman"/>
+                <w:sz w:val="18"/>
+              </w:rPr>
+              <w:t>RQ4 — Tamanho</w:t>
+            </w:r>
+          </w:p>
+        </w:tc>
+        <w:tc>
+          <w:tcPr>
+            <w:tcW w:type="dxa" w:w="1234"/>
+          </w:tcPr>
+          <w:p>
+            <w:r>
+              <w:rPr>
+                <w:rFonts w:ascii="Times New Roman" w:hAnsi="Times New Roman"/>
+                <w:sz w:val="18"/>
+              </w:rPr>
+              <w:t>Linhas de Codigo</w:t>
+            </w:r>
+          </w:p>
+        </w:tc>
+        <w:tc>
+          <w:tcPr>
+            <w:tcW w:type="dxa" w:w="1234"/>
+          </w:tcPr>
+          <w:p>
+            <w:r>
+              <w:rPr>
+                <w:rFonts w:ascii="Times New Roman" w:hAnsi="Times New Roman"/>
+                <w:sz w:val="18"/>
+              </w:rPr>
+              <w:t>CBO</w:t>
+            </w:r>
+          </w:p>
+        </w:tc>
+        <w:tc>
+          <w:tcPr>
+            <w:tcW w:type="dxa" w:w="1234"/>
+          </w:tcPr>
+          <w:p>
+            <w:r>
+              <w:rPr>
+                <w:rFonts w:ascii="Times New Roman" w:hAnsi="Times New Roman"/>
+                <w:sz w:val="18"/>
+              </w:rPr>
+              <w:t>924</w:t>
+            </w:r>
+          </w:p>
+        </w:tc>
+        <w:tc>
+          <w:tcPr>
+            <w:tcW w:type="dxa" w:w="1234"/>
+          </w:tcPr>
+          <w:p>
+            <w:r>
+              <w:rPr>
+                <w:rFonts w:ascii="Times New Roman" w:hAnsi="Times New Roman"/>
+                <w:sz w:val="18"/>
+              </w:rPr>
+              <w:t>0.430</w:t>
+            </w:r>
+          </w:p>
+        </w:tc>
+        <w:tc>
+          <w:tcPr>
+            <w:tcW w:type="dxa" w:w="1234"/>
+          </w:tcPr>
+          <w:p>
+            <w:r>
+              <w:rPr>
+                <w:rFonts w:ascii="Times New Roman" w:hAnsi="Times New Roman"/>
+                <w:sz w:val="18"/>
+              </w:rPr>
+              <w:t>8.67e-43</w:t>
+            </w:r>
+          </w:p>
+        </w:tc>
+        <w:tc>
+          <w:tcPr>
+            <w:tcW w:type="dxa" w:w="1234"/>
+          </w:tcPr>
+          <w:p>
+            <w:r>
+              <w:rPr>
+                <w:rFonts w:ascii="Times New Roman" w:hAnsi="Times New Roman"/>
+                <w:sz w:val="18"/>
+              </w:rPr>
+              <w:t>Correlação positiva moderada, significativa (p &lt; 0.05)</w:t>
+            </w:r>
+          </w:p>
+        </w:tc>
+      </w:tr>
+      <w:tr>
+        <w:tc>
+          <w:tcPr>
+            <w:tcW w:type="dxa" w:w="1234"/>
+          </w:tcPr>
+          <w:p>
+            <w:r>
+              <w:rPr>
+                <w:rFonts w:ascii="Times New Roman" w:hAnsi="Times New Roman"/>
+                <w:sz w:val="18"/>
+              </w:rPr>
+              <w:t>RQ4 — Tamanho</w:t>
+            </w:r>
+          </w:p>
+        </w:tc>
+        <w:tc>
+          <w:tcPr>
+            <w:tcW w:type="dxa" w:w="1234"/>
+          </w:tcPr>
+          <w:p>
+            <w:r>
+              <w:rPr>
+                <w:rFonts w:ascii="Times New Roman" w:hAnsi="Times New Roman"/>
+                <w:sz w:val="18"/>
+              </w:rPr>
+              <w:t>Linhas de Codigo</w:t>
+            </w:r>
+          </w:p>
+        </w:tc>
+        <w:tc>
+          <w:tcPr>
+            <w:tcW w:type="dxa" w:w="1234"/>
+          </w:tcPr>
+          <w:p>
+            <w:r>
+              <w:rPr>
+                <w:rFonts w:ascii="Times New Roman" w:hAnsi="Times New Roman"/>
+                <w:sz w:val="18"/>
+              </w:rPr>
+              <w:t>DIT</w:t>
+            </w:r>
+          </w:p>
+        </w:tc>
+        <w:tc>
+          <w:tcPr>
+            <w:tcW w:type="dxa" w:w="1234"/>
+          </w:tcPr>
+          <w:p>
+            <w:r>
+              <w:rPr>
+                <w:rFonts w:ascii="Times New Roman" w:hAnsi="Times New Roman"/>
+                <w:sz w:val="18"/>
+              </w:rPr>
+              <w:t>924</w:t>
+            </w:r>
+          </w:p>
+        </w:tc>
+        <w:tc>
+          <w:tcPr>
+            <w:tcW w:type="dxa" w:w="1234"/>
+          </w:tcPr>
+          <w:p>
+            <w:r>
+              <w:rPr>
+                <w:rFonts w:ascii="Times New Roman" w:hAnsi="Times New Roman"/>
+                <w:sz w:val="18"/>
+              </w:rPr>
+              <w:t>0.235</w:t>
+            </w:r>
+          </w:p>
+        </w:tc>
+        <w:tc>
+          <w:tcPr>
+            <w:tcW w:type="dxa" w:w="1234"/>
+          </w:tcPr>
+          <w:p>
+            <w:r>
+              <w:rPr>
+                <w:rFonts w:ascii="Times New Roman" w:hAnsi="Times New Roman"/>
+                <w:sz w:val="18"/>
+              </w:rPr>
+              <w:t>5.15e-13</w:t>
+            </w:r>
+          </w:p>
+        </w:tc>
+        <w:tc>
+          <w:tcPr>
+            <w:tcW w:type="dxa" w:w="1234"/>
+          </w:tcPr>
+          <w:p>
+            <w:r>
+              <w:rPr>
+                <w:rFonts w:ascii="Times New Roman" w:hAnsi="Times New Roman"/>
+                <w:sz w:val="18"/>
+              </w:rPr>
+              <w:t>Correlação positiva fraca, significativa (p &lt; 0.05)</w:t>
+            </w:r>
+          </w:p>
+        </w:tc>
+      </w:tr>
+      <w:tr>
+        <w:tc>
+          <w:tcPr>
+            <w:tcW w:type="dxa" w:w="1234"/>
+          </w:tcPr>
+          <w:p>
+            <w:r>
+              <w:rPr>
+                <w:rFonts w:ascii="Times New Roman" w:hAnsi="Times New Roman"/>
+                <w:sz w:val="18"/>
+              </w:rPr>
+              <w:t>RQ4 — Tamanho</w:t>
+            </w:r>
+          </w:p>
+        </w:tc>
+        <w:tc>
+          <w:tcPr>
+            <w:tcW w:type="dxa" w:w="1234"/>
+          </w:tcPr>
+          <w:p>
+            <w:r>
+              <w:rPr>
+                <w:rFonts w:ascii="Times New Roman" w:hAnsi="Times New Roman"/>
+                <w:sz w:val="18"/>
+              </w:rPr>
+              <w:t>Linhas de Codigo</w:t>
+            </w:r>
+          </w:p>
+        </w:tc>
+        <w:tc>
+          <w:tcPr>
+            <w:tcW w:type="dxa" w:w="1234"/>
+          </w:tcPr>
+          <w:p>
+            <w:r>
+              <w:rPr>
+                <w:rFonts w:ascii="Times New Roman" w:hAnsi="Times New Roman"/>
+                <w:sz w:val="18"/>
+              </w:rPr>
+              <w:t>LCOM</w:t>
+            </w:r>
+          </w:p>
+        </w:tc>
+        <w:tc>
+          <w:tcPr>
+            <w:tcW w:type="dxa" w:w="1234"/>
+          </w:tcPr>
+          <w:p>
+            <w:r>
+              <w:rPr>
+                <w:rFonts w:ascii="Times New Roman" w:hAnsi="Times New Roman"/>
+                <w:sz w:val="18"/>
+              </w:rPr>
+              <w:t>924</w:t>
+            </w:r>
+          </w:p>
+        </w:tc>
+        <w:tc>
+          <w:tcPr>
+            <w:tcW w:type="dxa" w:w="1234"/>
+          </w:tcPr>
+          <w:p>
+            <w:r>
+              <w:rPr>
+                <w:rFonts w:ascii="Times New Roman" w:hAnsi="Times New Roman"/>
+                <w:sz w:val="18"/>
+              </w:rPr>
+              <w:t>0.442</w:t>
+            </w:r>
+          </w:p>
+        </w:tc>
+        <w:tc>
+          <w:tcPr>
+            <w:tcW w:type="dxa" w:w="1234"/>
+          </w:tcPr>
+          <w:p>
+            <w:r>
+              <w:rPr>
+                <w:rFonts w:ascii="Times New Roman" w:hAnsi="Times New Roman"/>
+                <w:sz w:val="18"/>
+              </w:rPr>
+              <w:t>1.63e-45</w:t>
+            </w:r>
+          </w:p>
+        </w:tc>
+        <w:tc>
+          <w:tcPr>
+            <w:tcW w:type="dxa" w:w="1234"/>
+          </w:tcPr>
+          <w:p>
+            <w:r>
+              <w:rPr>
+                <w:rFonts w:ascii="Times New Roman" w:hAnsi="Times New Roman"/>
+                <w:sz w:val="18"/>
+              </w:rPr>
+              <w:t>Correlação positiva moderada, significativa (p &lt; 0.05)</w:t>
+            </w:r>
+          </w:p>
+        </w:tc>
+      </w:tr>
+      <w:tr>
+        <w:tc>
+          <w:tcPr>
+            <w:tcW w:type="dxa" w:w="1234"/>
+          </w:tcPr>
+          <w:p>
+            <w:r>
+              <w:rPr>
+                <w:rFonts w:ascii="Times New Roman" w:hAnsi="Times New Roman"/>
+                <w:sz w:val="18"/>
+              </w:rPr>
+              <w:t>RQ4 — Tamanho</w:t>
+            </w:r>
+          </w:p>
+        </w:tc>
+        <w:tc>
+          <w:tcPr>
+            <w:tcW w:type="dxa" w:w="1234"/>
+          </w:tcPr>
+          <w:p>
+            <w:r>
+              <w:rPr>
+                <w:rFonts w:ascii="Times New Roman" w:hAnsi="Times New Roman"/>
+                <w:sz w:val="18"/>
+              </w:rPr>
+              <w:t>Linhas de Comentario</w:t>
+            </w:r>
+          </w:p>
+        </w:tc>
+        <w:tc>
+          <w:tcPr>
+            <w:tcW w:type="dxa" w:w="1234"/>
+          </w:tcPr>
+          <w:p>
+            <w:r>
+              <w:rPr>
+                <w:rFonts w:ascii="Times New Roman" w:hAnsi="Times New Roman"/>
+                <w:sz w:val="18"/>
+              </w:rPr>
+              <w:t>CBO</w:t>
+            </w:r>
+          </w:p>
+        </w:tc>
+        <w:tc>
+          <w:tcPr>
+            <w:tcW w:type="dxa" w:w="1234"/>
+          </w:tcPr>
+          <w:p>
+            <w:r>
+              <w:rPr>
+                <w:rFonts w:ascii="Times New Roman" w:hAnsi="Times New Roman"/>
+                <w:sz w:val="18"/>
+              </w:rPr>
+              <w:t>924</w:t>
+            </w:r>
+          </w:p>
+        </w:tc>
+        <w:tc>
+          <w:tcPr>
+            <w:tcW w:type="dxa" w:w="1234"/>
+          </w:tcPr>
+          <w:p>
+            <w:r>
+              <w:rPr>
+                <w:rFonts w:ascii="Times New Roman" w:hAnsi="Times New Roman"/>
+                <w:sz w:val="18"/>
+              </w:rPr>
+              <w:t>0.382</w:t>
+            </w:r>
+          </w:p>
+        </w:tc>
+        <w:tc>
+          <w:tcPr>
+            <w:tcW w:type="dxa" w:w="1234"/>
+          </w:tcPr>
+          <w:p>
+            <w:r>
+              <w:rPr>
+                <w:rFonts w:ascii="Times New Roman" w:hAnsi="Times New Roman"/>
+                <w:sz w:val="18"/>
+              </w:rPr>
+              <w:t>2.02e-33</w:t>
+            </w:r>
+          </w:p>
+        </w:tc>
+        <w:tc>
+          <w:tcPr>
+            <w:tcW w:type="dxa" w:w="1234"/>
+          </w:tcPr>
+          <w:p>
+            <w:r>
+              <w:rPr>
+                <w:rFonts w:ascii="Times New Roman" w:hAnsi="Times New Roman"/>
+                <w:sz w:val="18"/>
+              </w:rPr>
+              <w:t>Correlação positiva moderada, significativa (p &lt; 0.05)</w:t>
+            </w:r>
+          </w:p>
+        </w:tc>
+      </w:tr>
+      <w:tr>
+        <w:tc>
+          <w:tcPr>
+            <w:tcW w:type="dxa" w:w="1234"/>
+          </w:tcPr>
+          <w:p>
+            <w:r>
+              <w:rPr>
+                <w:rFonts w:ascii="Times New Roman" w:hAnsi="Times New Roman"/>
+                <w:sz w:val="18"/>
+              </w:rPr>
+              <w:t>RQ4 — Tamanho</w:t>
+            </w:r>
+          </w:p>
+        </w:tc>
+        <w:tc>
+          <w:tcPr>
+            <w:tcW w:type="dxa" w:w="1234"/>
+          </w:tcPr>
+          <w:p>
+            <w:r>
+              <w:rPr>
+                <w:rFonts w:ascii="Times New Roman" w:hAnsi="Times New Roman"/>
+                <w:sz w:val="18"/>
+              </w:rPr>
+              <w:t>Linhas de Comentario</w:t>
+            </w:r>
+          </w:p>
+        </w:tc>
+        <w:tc>
+          <w:tcPr>
+            <w:tcW w:type="dxa" w:w="1234"/>
+          </w:tcPr>
+          <w:p>
+            <w:r>
+              <w:rPr>
+                <w:rFonts w:ascii="Times New Roman" w:hAnsi="Times New Roman"/>
+                <w:sz w:val="18"/>
+              </w:rPr>
+              <w:t>DIT</w:t>
+            </w:r>
+          </w:p>
+        </w:tc>
+        <w:tc>
+          <w:tcPr>
+            <w:tcW w:type="dxa" w:w="1234"/>
+          </w:tcPr>
+          <w:p>
+            <w:r>
+              <w:rPr>
+                <w:rFonts w:ascii="Times New Roman" w:hAnsi="Times New Roman"/>
+                <w:sz w:val="18"/>
+              </w:rPr>
+              <w:t>924</w:t>
+            </w:r>
+          </w:p>
+        </w:tc>
+        <w:tc>
+          <w:tcPr>
+            <w:tcW w:type="dxa" w:w="1234"/>
+          </w:tcPr>
+          <w:p>
+            <w:r>
+              <w:rPr>
+                <w:rFonts w:ascii="Times New Roman" w:hAnsi="Times New Roman"/>
+                <w:sz w:val="18"/>
+              </w:rPr>
+              <w:t>0.211</w:t>
+            </w:r>
+          </w:p>
+        </w:tc>
+        <w:tc>
+          <w:tcPr>
+            <w:tcW w:type="dxa" w:w="1234"/>
+          </w:tcPr>
+          <w:p>
+            <w:r>
+              <w:rPr>
+                <w:rFonts w:ascii="Times New Roman" w:hAnsi="Times New Roman"/>
+                <w:sz w:val="18"/>
+              </w:rPr>
+              <w:t>8.43e-11</w:t>
+            </w:r>
+          </w:p>
+        </w:tc>
+        <w:tc>
+          <w:tcPr>
+            <w:tcW w:type="dxa" w:w="1234"/>
+          </w:tcPr>
+          <w:p>
+            <w:r>
+              <w:rPr>
+                <w:rFonts w:ascii="Times New Roman" w:hAnsi="Times New Roman"/>
+                <w:sz w:val="18"/>
+              </w:rPr>
+              <w:t>Correlação positiva fraca, significativa (p &lt; 0.05)</w:t>
+            </w:r>
+          </w:p>
+        </w:tc>
+      </w:tr>
+      <w:tr>
+        <w:tc>
+          <w:tcPr>
+            <w:tcW w:type="dxa" w:w="1234"/>
+          </w:tcPr>
+          <w:p>
+            <w:r>
+              <w:rPr>
+                <w:rFonts w:ascii="Times New Roman" w:hAnsi="Times New Roman"/>
+                <w:sz w:val="18"/>
+              </w:rPr>
+              <w:t>RQ4 — Tamanho</w:t>
+            </w:r>
+          </w:p>
+        </w:tc>
+        <w:tc>
+          <w:tcPr>
+            <w:tcW w:type="dxa" w:w="1234"/>
+          </w:tcPr>
+          <w:p>
+            <w:r>
+              <w:rPr>
+                <w:rFonts w:ascii="Times New Roman" w:hAnsi="Times New Roman"/>
+                <w:sz w:val="18"/>
+              </w:rPr>
+              <w:t>Linhas de Comentario</w:t>
+            </w:r>
+          </w:p>
+        </w:tc>
+        <w:tc>
+          <w:tcPr>
+            <w:tcW w:type="dxa" w:w="1234"/>
+          </w:tcPr>
+          <w:p>
+            <w:r>
+              <w:rPr>
+                <w:rFonts w:ascii="Times New Roman" w:hAnsi="Times New Roman"/>
+                <w:sz w:val="18"/>
+              </w:rPr>
+              <w:t>LCOM</w:t>
+            </w:r>
+          </w:p>
+        </w:tc>
+        <w:tc>
+          <w:tcPr>
+            <w:tcW w:type="dxa" w:w="1234"/>
+          </w:tcPr>
+          <w:p>
+            <w:r>
+              <w:rPr>
+                <w:rFonts w:ascii="Times New Roman" w:hAnsi="Times New Roman"/>
+                <w:sz w:val="18"/>
+              </w:rPr>
+              <w:t>924</w:t>
+            </w:r>
+          </w:p>
+        </w:tc>
+        <w:tc>
+          <w:tcPr>
+            <w:tcW w:type="dxa" w:w="1234"/>
+          </w:tcPr>
+          <w:p>
+            <w:r>
+              <w:rPr>
+                <w:rFonts w:ascii="Times New Roman" w:hAnsi="Times New Roman"/>
+                <w:sz w:val="18"/>
+              </w:rPr>
+              <w:t>0.420</w:t>
+            </w:r>
+          </w:p>
+        </w:tc>
+        <w:tc>
+          <w:tcPr>
+            <w:tcW w:type="dxa" w:w="1234"/>
+          </w:tcPr>
+          <w:p>
+            <w:r>
+              <w:rPr>
+                <w:rFonts w:ascii="Times New Roman" w:hAnsi="Times New Roman"/>
+                <w:sz w:val="18"/>
+              </w:rPr>
+              <w:t>1.02e-40</w:t>
+            </w:r>
+          </w:p>
+        </w:tc>
+        <w:tc>
+          <w:tcPr>
+            <w:tcW w:type="dxa" w:w="1234"/>
+          </w:tcPr>
+          <w:p>
+            <w:r>
+              <w:rPr>
+                <w:rFonts w:ascii="Times New Roman" w:hAnsi="Times New Roman"/>
+                <w:sz w:val="18"/>
+              </w:rPr>
+              <w:t>Correlação positiva moderada, significativa (p &lt; 0.05)</w:t>
+            </w:r>
+          </w:p>
+        </w:tc>
+      </w:tr>
+    </w:tbl>
+    <w:p/>
+    <w:p>
+      <w:pPr>
+        <w:jc w:val="center"/>
+      </w:pPr>
+      <w:r>
+        <w:drawing>
+          <wp:inline xmlns:a="http://schemas.openxmlformats.org/drawingml/2006/main" xmlns:pic="http://schemas.openxmlformats.org/drawingml/2006/picture">
+            <wp:extent cx="5669280" cy="2476265"/>
+            <wp:docPr id="7" name="Picture 7"/>
+            <wp:cNvGraphicFramePr>
+              <a:graphicFrameLocks noChangeAspect="1"/>
+            </wp:cNvGraphicFramePr>
+            <a:graphic>
+              <a:graphicData uri="http://schemas.openxmlformats.org/drawingml/2006/picture">
+                <pic:pic>
+                  <pic:nvPicPr>
+                    <pic:cNvPr id="0" name="image.png"/>
+                    <pic:cNvPicPr/>
+                  </pic:nvPicPr>
+                  <pic:blipFill>
+                    <a:blip r:embed="rId15"/>
+                    <a:stretch>
+                      <a:fillRect/>
+                    </a:stretch>
+                  </pic:blipFill>
+                  <pic:spPr>
+                    <a:xfrm>
+                      <a:off x="0" y="0"/>
+                      <a:ext cx="5669280" cy="2476265"/>
+                    </a:xfrm>
+                    <a:prstGeom prst="rect"/>
+                  </pic:spPr>
+                </pic:pic>
+              </a:graphicData>
+            </a:graphic>
+          </wp:inline>
+        </w:drawing>
       </w:r>
     </w:p>
     <w:p>
@@ -2084,35 +4156,555 @@
         <w:pStyle w:val="Heading1"/>
       </w:pPr>
       <w:r>
+        <w:rPr>
+          <w:rFonts w:ascii="Times New Roman" w:hAnsi="Times New Roman"/>
+          <w:color w:val="000000"/>
+        </w:rPr>
+        <w:t>4. Discussão dos Resultados</w:t>
+      </w:r>
+    </w:p>
+    <w:p>
+      <w:pPr>
+        <w:pStyle w:val="Heading2"/>
+      </w:pPr>
+      <w:r>
+        <w:rPr>
+          <w:rFonts w:ascii="Times New Roman" w:hAnsi="Times New Roman"/>
+          <w:color w:val="000000"/>
+        </w:rPr>
+        <w:t>4.1 Confronto com as Questões de Pesquisa</w:t>
+      </w:r>
+    </w:p>
+    <w:p>
+      <w:pPr>
+        <w:spacing w:after="120" w:before="0"/>
+      </w:pPr>
+      <w:r>
+        <w:rPr>
+          <w:rFonts w:ascii="Times New Roman" w:hAnsi="Times New Roman"/>
+          <w:b/>
+          <w:i w:val="0"/>
+          <w:sz w:val="22"/>
+        </w:rPr>
+        <w:t>RQ1 — Popularidade vs Qualidade:</w:t>
+      </w:r>
+    </w:p>
+    <w:p>
+      <w:pPr>
+        <w:spacing w:after="120" w:before="0"/>
+      </w:pPr>
+      <w:r>
+        <w:rPr>
+          <w:rFonts w:ascii="Times New Roman" w:hAnsi="Times New Roman"/>
+          <w:b w:val="0"/>
+          <w:i w:val="0"/>
+          <w:sz w:val="22"/>
+        </w:rPr>
+        <w:t>A hipótese H1 previa que repositórios mais populares teriam melhor qualidade interna. Os resultados mostram correlação predominantemente fraca entre estrelas e as métricas CK. Isso indica que a popularidade, medida por estrelas, não é um preditor confiável da qualidade interna do código. Projetos populares podem ter boa documentação e funcionalidades atrativas sem necessariamente possuir código bem estruturado internamente.</w:t>
+      </w:r>
+    </w:p>
+    <w:p>
+      <w:pPr>
+        <w:spacing w:after="120" w:before="0"/>
+      </w:pPr>
+      <w:r>
+        <w:rPr>
+          <w:rFonts w:ascii="Times New Roman" w:hAnsi="Times New Roman"/>
+          <w:b/>
+          <w:i w:val="0"/>
+          <w:sz w:val="22"/>
+        </w:rPr>
+        <w:t>RQ2 — Maturidade vs Qualidade:</w:t>
+      </w:r>
+    </w:p>
+    <w:p>
+      <w:pPr>
+        <w:spacing w:after="120" w:before="0"/>
+      </w:pPr>
+      <w:r>
+        <w:rPr>
+          <w:rFonts w:ascii="Times New Roman" w:hAnsi="Times New Roman"/>
+          <w:b w:val="0"/>
+          <w:i w:val="0"/>
+          <w:sz w:val="22"/>
+        </w:rPr>
+        <w:t>A hipótese H2 sugeria que projetos mais antigos estariam mais refinados. Entretanto, observou-se que a idade tende a apresentar correlação positiva (embora fraca) com DIT e LCOM. Projetos mais antigos acumulam mais estrutura de herança e podem perder coesão ao longo do tempo, contrariando parcialmente a hipótese inicial. Isso sugere que a mera passagem do tempo não garante melhoria da qualidade interna — é necessário esforço ativo de refatoração.</w:t>
+      </w:r>
+    </w:p>
+    <w:p>
+      <w:pPr>
+        <w:spacing w:after="120" w:before="0"/>
+      </w:pPr>
+      <w:r>
+        <w:rPr>
+          <w:rFonts w:ascii="Times New Roman" w:hAnsi="Times New Roman"/>
+          <w:b/>
+          <w:i w:val="0"/>
+          <w:sz w:val="22"/>
+        </w:rPr>
+        <w:t>RQ3 — Atividade vs Qualidade:</w:t>
+      </w:r>
+    </w:p>
+    <w:p>
+      <w:pPr>
+        <w:spacing w:after="120" w:before="0"/>
+      </w:pPr>
+      <w:r>
+        <w:rPr>
+          <w:rFonts w:ascii="Times New Roman" w:hAnsi="Times New Roman"/>
+          <w:b w:val="0"/>
+          <w:i w:val="0"/>
+          <w:sz w:val="22"/>
+        </w:rPr>
+        <w:t>A hipótese H3 esperava que mais releases indicassem melhor qualidade. Os dados mostram correlação positiva entre releases e CBO/LCOM. Na prática, repositórios com muitas releases podem estar adicionando funcionalidades rapidamente, o que aumenta a complexidade sem necessariamente refatorar o código existente. A hipótese H3 não foi confirmada.</w:t>
+      </w:r>
+    </w:p>
+    <w:p>
+      <w:pPr>
+        <w:spacing w:after="120" w:before="0"/>
+      </w:pPr>
+      <w:r>
+        <w:rPr>
+          <w:rFonts w:ascii="Times New Roman" w:hAnsi="Times New Roman"/>
+          <w:b/>
+          <w:i w:val="0"/>
+          <w:sz w:val="22"/>
+        </w:rPr>
+        <w:t>RQ4 — Tamanho vs Qualidade:</w:t>
+      </w:r>
+    </w:p>
+    <w:p>
+      <w:pPr>
+        <w:spacing w:after="120" w:before="0"/>
+      </w:pPr>
+      <w:r>
+        <w:rPr>
+          <w:rFonts w:ascii="Times New Roman" w:hAnsi="Times New Roman"/>
+          <w:b w:val="0"/>
+          <w:i w:val="0"/>
+          <w:sz w:val="22"/>
+        </w:rPr>
+        <w:t>A hipótese H4 previa que repositórios maiores teriam pior qualidade interna. Esta foi a relação mais consistente: LOC e linhas de comentário apresentam correlação positiva com CBO, DIT e LCOM. Repositórios maiores tendem a ter mais acoplamento, hierarquias mais profundas e menor coesão. A hipótese H4 foi confirmada.</w:t>
+      </w:r>
+    </w:p>
+    <w:p>
+      <w:pPr>
+        <w:pStyle w:val="Heading2"/>
+      </w:pPr>
+      <w:r>
+        <w:rPr>
+          <w:rFonts w:ascii="Times New Roman" w:hAnsi="Times New Roman"/>
+          <w:color w:val="000000"/>
+        </w:rPr>
+        <w:t>4.2 Insights</w:t>
+      </w:r>
+    </w:p>
+    <w:p>
+      <w:pPr>
+        <w:pStyle w:val="ListBullet"/>
+      </w:pPr>
+      <w:r>
+        <w:rPr>
+          <w:rFonts w:ascii="Times New Roman" w:hAnsi="Times New Roman"/>
+          <w:b w:val="0"/>
+          <w:i w:val="0"/>
+          <w:sz w:val="22"/>
+        </w:rPr>
+        <w:t>O tamanho do código é o melhor preditor de complexidade interna entre as variáveis analisadas.</w:t>
+      </w:r>
+    </w:p>
+    <w:p>
+      <w:pPr>
+        <w:pStyle w:val="ListBullet"/>
+      </w:pPr>
+      <w:r>
+        <w:rPr>
+          <w:rFonts w:ascii="Times New Roman" w:hAnsi="Times New Roman"/>
+          <w:b w:val="0"/>
+          <w:i w:val="0"/>
+          <w:sz w:val="22"/>
+        </w:rPr>
+        <w:t>Popularidade e maturidade isoladamente não garantem qualidade de código — processos como revisão de código e refatoração parecem mais determinantes.</w:t>
+      </w:r>
+    </w:p>
+    <w:p>
+      <w:pPr>
+        <w:pStyle w:val="ListBullet"/>
+      </w:pPr>
+      <w:r>
+        <w:rPr>
+          <w:rFonts w:ascii="Times New Roman" w:hAnsi="Times New Roman"/>
+          <w:b w:val="0"/>
+          <w:i w:val="0"/>
+          <w:sz w:val="22"/>
+        </w:rPr>
+        <w:t>A forte assimetria nas distribuições de LCOM indica que poucos repositórios concentram valores extremos de falta de coesão, possivelmente projetos legados ou monolíticos.</w:t>
+      </w:r>
+    </w:p>
+    <w:p>
+      <w:pPr>
+        <w:pStyle w:val="ListBullet"/>
+      </w:pPr>
+      <w:r>
+        <w:rPr>
+          <w:rFonts w:ascii="Times New Roman" w:hAnsi="Times New Roman"/>
+          <w:b w:val="0"/>
+          <w:i w:val="0"/>
+          <w:sz w:val="22"/>
+        </w:rPr>
+        <w:t>A mediana é mais representativa que a média para esta amostra, dada a presença de outliers.</w:t>
+      </w:r>
+    </w:p>
+    <w:p>
+      <w:pPr>
+        <w:pStyle w:val="ListBullet"/>
+      </w:pPr>
+      <w:r>
+        <w:rPr>
+          <w:rFonts w:ascii="Times New Roman" w:hAnsi="Times New Roman"/>
+          <w:b w:val="0"/>
+          <w:i w:val="0"/>
+          <w:sz w:val="22"/>
+        </w:rPr>
+        <w:t>Repos com zero releases (bibliotecas que distribuem via Maven Central) não são necessariamente inativos.</w:t>
+      </w:r>
+    </w:p>
+    <w:p>
+      <w:pPr>
+        <w:pStyle w:val="Heading2"/>
+      </w:pPr>
+      <w:r>
+        <w:rPr>
+          <w:rFonts w:ascii="Times New Roman" w:hAnsi="Times New Roman"/>
+          <w:color w:val="000000"/>
+        </w:rPr>
+        <w:t>4.3 Comparações e Estatísticas</w:t>
+      </w:r>
+    </w:p>
+    <w:p>
+      <w:pPr>
+        <w:spacing w:after="120" w:before="0"/>
+      </w:pPr>
+      <w:r>
+        <w:rPr>
+          <w:rFonts w:ascii="Times New Roman" w:hAnsi="Times New Roman"/>
+          <w:b w:val="0"/>
+          <w:i w:val="0"/>
+          <w:sz w:val="22"/>
+        </w:rPr>
+        <w:t>Utilizou-se o coeficiente de correlação de Spearman (ρ) como medida de associação monotônica entre variáveis. O Spearman é mais robusto que Pearson para dados com outliers e distribuições assimétricas, características presentes nesta amostra. Os p-valores foram utilizados para avaliar significância estatística ao nível de 5%.</w:t>
+      </w:r>
+    </w:p>
+    <w:p>
+      <w:pPr>
+        <w:spacing w:after="120" w:before="0"/>
+      </w:pPr>
+      <w:r>
+        <w:rPr>
+          <w:rFonts w:ascii="Times New Roman" w:hAnsi="Times New Roman"/>
+          <w:b w:val="0"/>
+          <w:i w:val="0"/>
+          <w:sz w:val="22"/>
+        </w:rPr>
+        <w:t>A maioria das correlações encontradas é classificada como fraca (|ρ| &lt; 0.3), o que indica que as relações entre métricas de processo e qualidade não são lineares ou diretas. Fatores confundidores — como domínio da aplicação, número de contribuidores e práticas de CI/CD — provavelmente influenciam a qualidade de forma mais direta.</w:t>
+      </w:r>
+    </w:p>
+    <w:p>
+      <w:pPr>
+        <w:pStyle w:val="Heading1"/>
+      </w:pPr>
+      <w:r>
+        <w:rPr>
+          <w:rFonts w:ascii="Times New Roman" w:hAnsi="Times New Roman"/>
+          <w:color w:val="000000"/>
+        </w:rPr>
         <w:t>5. Conclusão</w:t>
       </w:r>
     </w:p>
     <w:p>
       <w:pPr>
-        <w:spacing w:after="120"/>
+        <w:pStyle w:val="Heading2"/>
       </w:pPr>
       <w:r>
         <w:rPr>
-          <w:rFonts w:ascii="Calibri" w:hAnsi="Calibri"/>
+          <w:rFonts w:ascii="Times New Roman" w:hAnsi="Times New Roman"/>
+          <w:color w:val="000000"/>
+        </w:rPr>
+        <w:t>5.1 Tomada de Decisão</w:t>
+      </w:r>
+    </w:p>
+    <w:p>
+      <w:pPr>
+        <w:spacing w:after="120" w:before="0"/>
+      </w:pPr>
+      <w:r>
+        <w:rPr>
+          <w:rFonts w:ascii="Times New Roman" w:hAnsi="Times New Roman"/>
+          <w:b w:val="0"/>
+          <w:i w:val="0"/>
+          <w:sz w:val="22"/>
+        </w:rPr>
+        <w:t>Com base nos resultados, pode-se afirmar que métricas de processo (popularidade, idade, releases) não são indicadores suficientes para avaliar a qualidade interna de código Java. Para tomada de decisão em projetos de software, recomenda-se o uso direto de ferramentas de análise estática (como CK) em vez de proxies baseados em metadados do repositório.</w:t>
+      </w:r>
+    </w:p>
+    <w:p>
+      <w:pPr>
+        <w:pStyle w:val="Heading2"/>
+      </w:pPr>
+      <w:r>
+        <w:rPr>
+          <w:rFonts w:ascii="Times New Roman" w:hAnsi="Times New Roman"/>
+          <w:color w:val="000000"/>
+        </w:rPr>
+        <w:t>5.2 Sugestões Futuras</w:t>
+      </w:r>
+    </w:p>
+    <w:p>
+      <w:pPr>
+        <w:pStyle w:val="ListBullet"/>
+      </w:pPr>
+      <w:r>
+        <w:rPr>
+          <w:rFonts w:ascii="Times New Roman" w:hAnsi="Times New Roman"/>
+          <w:b w:val="0"/>
+          <w:i w:val="0"/>
+          <w:sz w:val="22"/>
+        </w:rPr>
+        <w:t>Ampliar o estudo para outras linguagens (Python, JavaScript, C++) e comparar resultados.</w:t>
+      </w:r>
+    </w:p>
+    <w:p>
+      <w:pPr>
+        <w:pStyle w:val="ListBullet"/>
+      </w:pPr>
+      <w:r>
+        <w:rPr>
+          <w:rFonts w:ascii="Times New Roman" w:hAnsi="Times New Roman"/>
+          <w:b w:val="0"/>
+          <w:i w:val="0"/>
+          <w:sz w:val="22"/>
+        </w:rPr>
+        <w:t>Incluir métricas de processo adicionais: número de contribuidores, cobertura de testes, adoção de CI/CD, frequência de commits.</w:t>
+      </w:r>
+    </w:p>
+    <w:p>
+      <w:pPr>
+        <w:pStyle w:val="ListBullet"/>
+      </w:pPr>
+      <w:r>
+        <w:rPr>
+          <w:rFonts w:ascii="Times New Roman" w:hAnsi="Times New Roman"/>
+          <w:b w:val="0"/>
+          <w:i w:val="0"/>
+          <w:sz w:val="22"/>
+        </w:rPr>
+        <w:t>Analisar a evolução temporal das métricas CK (versionamento histórico).</w:t>
+      </w:r>
+    </w:p>
+    <w:p>
+      <w:pPr>
+        <w:pStyle w:val="ListBullet"/>
+      </w:pPr>
+      <w:r>
+        <w:rPr>
+          <w:rFonts w:ascii="Times New Roman" w:hAnsi="Times New Roman"/>
+          <w:b w:val="0"/>
+          <w:i w:val="0"/>
+          <w:sz w:val="22"/>
+        </w:rPr>
+        <w:t>Investigar a relação entre práticas de code review e qualidade interna.</w:t>
+      </w:r>
+    </w:p>
+    <w:p>
+      <w:pPr>
+        <w:pStyle w:val="ListBullet"/>
+      </w:pPr>
+      <w:r>
+        <w:rPr>
+          <w:rFonts w:ascii="Times New Roman" w:hAnsi="Times New Roman"/>
+          <w:b w:val="0"/>
+          <w:i w:val="0"/>
+          <w:sz w:val="22"/>
+        </w:rPr>
+        <w:t>Aplicar análise de regressão múltipla para isolar o efeito de cada variável.</w:t>
+      </w:r>
+    </w:p>
+    <w:p>
+      <w:pPr>
+        <w:pStyle w:val="ListBullet"/>
+      </w:pPr>
+      <w:r>
+        <w:rPr>
+          <w:rFonts w:ascii="Times New Roman" w:hAnsi="Times New Roman"/>
+          <w:b w:val="0"/>
+          <w:i w:val="0"/>
+          <w:sz w:val="22"/>
+        </w:rPr>
+        <w:t>Utilizar técnicas de clustering para identificar perfis de repositórios.</w:t>
+      </w:r>
+    </w:p>
+    <w:p>
+      <w:pPr>
+        <w:pStyle w:val="Heading2"/>
+      </w:pPr>
+      <w:r>
+        <w:rPr>
+          <w:rFonts w:ascii="Times New Roman" w:hAnsi="Times New Roman"/>
+          <w:color w:val="000000"/>
+        </w:rPr>
+        <w:t>5.3 Resultado Conclusivo</w:t>
+      </w:r>
+    </w:p>
+    <w:p>
+      <w:pPr>
+        <w:spacing w:after="120" w:before="0"/>
+      </w:pPr>
+      <w:r>
+        <w:rPr>
+          <w:rFonts w:ascii="Times New Roman" w:hAnsi="Times New Roman"/>
           <w:b/>
           <w:i w:val="0"/>
           <w:sz w:val="22"/>
         </w:rPr>
-        <w:t>O relatório final mostra que o `report.html` atual contém dados coerentes com a atividade, mas ainda não entrega sozinho o documento final exigido. A versão consolidada aqui adiciona hipóteses, metodologia, resultados, discussão e testes estatísticos, atendendo ao formato pedido no laboratório.</w:t>
+        <w:t>O estudo analisou a qualidade interna de repositórios Java populares do GitHub e identificou que o tamanho do código é o fator mais fortemente associado à degradação de métricas CK. Popularidade, maturidade e atividade mostraram associações fracas ou inconsistentes. Esses resultados corroboram a noção de que a qualidade interna depende mais de práticas de engenharia de software (revisão, refatoração, testes) do que de indicadores externos de sucesso do projeto.</w:t>
       </w:r>
     </w:p>
     <w:p>
       <w:pPr>
-        <w:spacing w:after="120"/>
+        <w:pStyle w:val="Heading1"/>
       </w:pPr>
       <w:r>
         <w:rPr>
-          <w:rFonts w:ascii="Calibri" w:hAnsi="Calibri"/>
+          <w:rFonts w:ascii="Times New Roman" w:hAnsi="Times New Roman"/>
+          <w:color w:val="000000"/>
+        </w:rPr>
+        <w:t>6. Referências e Confronto com a Literatura</w:t>
+      </w:r>
+    </w:p>
+    <w:p>
+      <w:pPr>
+        <w:spacing w:after="120" w:before="0"/>
+      </w:pPr>
+      <w:r>
+        <w:rPr>
+          <w:rFonts w:ascii="Times New Roman" w:hAnsi="Times New Roman"/>
+          <w:b w:val="0"/>
+          <w:i w:val="0"/>
+          <w:sz w:val="22"/>
+        </w:rPr>
+        <w:t>Os resultados obtidos são consistentes com estudos anteriores na área de qualidade de software:</w:t>
+      </w:r>
+    </w:p>
+    <w:p>
+      <w:pPr>
+        <w:spacing w:after="120" w:before="0"/>
+      </w:pPr>
+      <w:r>
+        <w:rPr>
+          <w:rFonts w:ascii="Times New Roman" w:hAnsi="Times New Roman"/>
+          <w:b w:val="0"/>
+          <w:i w:val="0"/>
+          <w:sz w:val="20"/>
+        </w:rPr>
+        <w:t>[1] Chidamber, S. R.; Kemerer, C. F. (1994). A Metrics Suite for Object Oriented Design. IEEE Transactions on Software Engineering, 20(6), 476–493. — Definição original das métricas CK utilizadas neste estudo (CBO, DIT, LCOM).</w:t>
+      </w:r>
+    </w:p>
+    <w:p>
+      <w:pPr>
+        <w:spacing w:after="120" w:before="0"/>
+      </w:pPr>
+      <w:r>
+        <w:rPr>
+          <w:rFonts w:ascii="Times New Roman" w:hAnsi="Times New Roman"/>
+          <w:b w:val="0"/>
+          <w:i w:val="0"/>
+          <w:sz w:val="20"/>
+        </w:rPr>
+        <w:t>[2] Aniche, M. et al. (2022). CK: A Java static analysis tool to extract CK metrics. Disponível em: https://github.com/mauricioaniche/ck — Ferramenta utilizada para coleta das métricas.</w:t>
+      </w:r>
+    </w:p>
+    <w:p>
+      <w:pPr>
+        <w:spacing w:after="120" w:before="0"/>
+      </w:pPr>
+      <w:r>
+        <w:rPr>
+          <w:rFonts w:ascii="Times New Roman" w:hAnsi="Times New Roman"/>
+          <w:b w:val="0"/>
+          <w:i w:val="0"/>
+          <w:sz w:val="20"/>
+        </w:rPr>
+        <w:t>[3] Munaiah, N. et al. (2017). Curating GitHub for Engineered Software Projects. Empirical Software Engineering, 22(6), 3219–3253. — Discute critérios para selecionar repositórios engenheirados no GitHub, relevante para a filtragem aplicada.</w:t>
+      </w:r>
+    </w:p>
+    <w:p>
+      <w:pPr>
+        <w:spacing w:after="120" w:before="0"/>
+      </w:pPr>
+      <w:r>
+        <w:rPr>
+          <w:rFonts w:ascii="Times New Roman" w:hAnsi="Times New Roman"/>
+          <w:b w:val="0"/>
+          <w:i w:val="0"/>
+          <w:sz w:val="20"/>
+        </w:rPr>
+        <w:t>[4] Tempero, E. et al. (2010). What Programmers Do with Inheritance in Java. ECOOP 2010. — Reporta que a maioria das classes Java tem DIT ≤ 2, consistente com os valores medianos observados neste estudo.</w:t>
+      </w:r>
+    </w:p>
+    <w:p>
+      <w:pPr>
+        <w:spacing w:after="120" w:before="0"/>
+      </w:pPr>
+      <w:r>
+        <w:rPr>
+          <w:rFonts w:ascii="Times New Roman" w:hAnsi="Times New Roman"/>
+          <w:b w:val="0"/>
+          <w:i w:val="0"/>
+          <w:sz w:val="20"/>
+        </w:rPr>
+        <w:t>[5] Yamashita, A.; Moonen, L. (2013). Do developers care about code smells? An exploratory survey. WCRE 2013. — Discute como métricas de acoplamento e coesão se relacionam com a percepção de qualidade por desenvolvedores.</w:t>
+      </w:r>
+    </w:p>
+    <w:p>
+      <w:pPr>
+        <w:spacing w:after="120" w:before="0"/>
+      </w:pPr>
+      <w:r>
+        <w:rPr>
+          <w:rFonts w:ascii="Times New Roman" w:hAnsi="Times New Roman"/>
+          <w:b w:val="0"/>
+          <w:i w:val="0"/>
+          <w:sz w:val="20"/>
+        </w:rPr>
+        <w:t>[6] Bavota, G. et al. (2013). An Empirical Study on the Developers' Perception of Software Coupling. ICSE 2013. — Confirma que alto CBO está associado a dificuldades de manutenção, corroborando a importância da métrica analisada.</w:t>
+      </w:r>
+    </w:p>
+    <w:p>
+      <w:pPr>
+        <w:spacing w:after="120" w:before="0"/>
+      </w:pPr>
+      <w:r>
+        <w:rPr>
+          <w:rFonts w:ascii="Times New Roman" w:hAnsi="Times New Roman"/>
+          <w:b w:val="0"/>
+          <w:i w:val="0"/>
+          <w:sz w:val="20"/>
+        </w:rPr>
+        <w:t>[7] Kalliamvakou, E. et al. (2016). An In-depth Study of the Promises and Perils of Mining GitHub. Empirical Software Engineering, 21(5), 2035–2071. — Alerta sobre vieses em estudos baseados em GitHub, incluindo a relação não linear entre popularidade e qualidade, resultado compatível com nossos achados para RQ1.</w:t>
+      </w:r>
+    </w:p>
+    <w:p>
+      <w:pPr>
+        <w:spacing w:after="120" w:before="0"/>
+      </w:pPr>
+      <w:r>
+        <w:rPr>
+          <w:rFonts w:ascii="Times New Roman" w:hAnsi="Times New Roman"/>
           <w:b w:val="0"/>
           <w:i/>
           <w:sz w:val="22"/>
         </w:rPr>
-        <w:t>Os arquivos finais foram gerados em `Lab02/reports/relatorio_final.docx` e `Lab02/reports/relatorio_final.pdf`.</w:t>
+        <w:t>Os resultados deste estudo corroboram a conclusão de Kalliamvakou et al. (2016) de que métricas externas de repositório (estrelas, idade) não refletem diretamente a qualidade interna do código. Adicionalmente, a forte correlação entre tamanho e métricas CK é consistente com os achados de Chidamber &amp; Kemerer (1994) sobre o crescimento natural da complexidade em sistemas orientados a objetos.</w:t>
       </w:r>
     </w:p>
     <w:sectPr>
@@ -2489,7 +5081,8 @@
     <w:qFormat/>
     <w:rsid w:val="00FC693F"/>
     <w:rPr>
-      <w:rFonts w:ascii="Calibri" w:hAnsi="Calibri"/>
+      <w:rFonts w:ascii="Times New Roman" w:hAnsi="Times New Roman"/>
+      <w:color w:val="000000"/>
       <w:sz w:val="22"/>
     </w:rPr>
   </w:style>
